--- a/Proyecto_Monolitos_Escalables.docx
+++ b/Proyecto_Monolitos_Escalables.docx
@@ -38,11 +38,7 @@
       </w:pPr>
       <w:r>
         <w:rPr/>
-        <w:t xml:space="preserve">Alumno: </w:t>
-      </w:r>
-      <w:r>
-        <w:rPr/>
-        <w:t>Ludwig Espinosa</w:t>
+        <w:t>Alumno: Ludwig Espinosa</w:t>
       </w:r>
     </w:p>
     <w:p>
@@ -243,6 +239,7 @@
     <w:p>
       <w:pPr>
         <w:pStyle w:val="Heading2"/>
+        <w:spacing w:before="0" w:after="0"/>
         <w:rPr/>
       </w:pPr>
       <w:r>
@@ -266,26 +263,14 @@
       </w:pPr>
       <w:r>
         <w:rPr/>
-      </w:r>
-    </w:p>
-    <w:p>
-      <w:pPr>
-        <w:pStyle w:val="Normal"/>
-        <w:rPr/>
-      </w:pPr>
-      <w:r>
-        <w:rPr/>
-        <w:br/>
-      </w:r>
-      <w:r>
         <w:drawing>
           <wp:anchor behindDoc="0" distT="0" distB="0" distL="0" distR="0" simplePos="0" locked="0" layoutInCell="0" allowOverlap="1" relativeHeight="2">
             <wp:simplePos x="0" y="0"/>
             <wp:positionH relativeFrom="column">
-              <wp:align>center</wp:align>
+              <wp:posOffset>0</wp:posOffset>
             </wp:positionH>
             <wp:positionV relativeFrom="paragraph">
-              <wp:posOffset>635</wp:posOffset>
+              <wp:posOffset>-77470</wp:posOffset>
             </wp:positionV>
             <wp:extent cx="5486400" cy="4772025"/>
             <wp:effectExtent l="0" t="0" r="0" b="0"/>
@@ -325,18 +310,78 @@
           </wp:anchor>
         </w:drawing>
       </w:r>
-      <w:r>
-        <w:rPr/>
-        <w:tab/>
-        <w:tab/>
-      </w:r>
-      <w:r>
-        <w:br w:type="page"/>
-      </w:r>
     </w:p>
     <w:p>
       <w:pPr>
+        <w:pStyle w:val="Normal"/>
+        <w:rPr/>
+      </w:pPr>
+      <w:r>
+        <w:rPr/>
+        <w:drawing>
+          <wp:anchor behindDoc="0" distT="0" distB="0" distL="0" distR="0" simplePos="0" locked="0" layoutInCell="0" allowOverlap="1" relativeHeight="6">
+            <wp:simplePos x="0" y="0"/>
+            <wp:positionH relativeFrom="column">
+              <wp:align>center</wp:align>
+            </wp:positionH>
+            <wp:positionV relativeFrom="paragraph">
+              <wp:posOffset>635</wp:posOffset>
+            </wp:positionV>
+            <wp:extent cx="5486400" cy="4207510"/>
+            <wp:effectExtent l="0" t="0" r="0" b="0"/>
+            <wp:wrapSquare wrapText="largest"/>
+            <wp:docPr id="2" name="Imagen5" descr=""/>
+            <wp:cNvGraphicFramePr>
+              <a:graphicFrameLocks xmlns:a="http://schemas.openxmlformats.org/drawingml/2006/main" noChangeAspect="1"/>
+            </wp:cNvGraphicFramePr>
+            <a:graphic xmlns:a="http://schemas.openxmlformats.org/drawingml/2006/main">
+              <a:graphicData uri="http://schemas.openxmlformats.org/drawingml/2006/picture">
+                <pic:pic xmlns:pic="http://schemas.openxmlformats.org/drawingml/2006/picture">
+                  <pic:nvPicPr>
+                    <pic:cNvPr id="2" name="Imagen5" descr=""/>
+                    <pic:cNvPicPr>
+                      <a:picLocks noChangeAspect="1" noChangeArrowheads="1"/>
+                    </pic:cNvPicPr>
+                  </pic:nvPicPr>
+                  <pic:blipFill>
+                    <a:blip r:embed="rId3"/>
+                    <a:stretch>
+                      <a:fillRect/>
+                    </a:stretch>
+                  </pic:blipFill>
+                  <pic:spPr bwMode="auto">
+                    <a:xfrm>
+                      <a:off x="0" y="0"/>
+                      <a:ext cx="5486400" cy="4207510"/>
+                    </a:xfrm>
+                    <a:prstGeom prst="rect">
+                      <a:avLst/>
+                    </a:prstGeom>
+                    <a:noFill/>
+                  </pic:spPr>
+                </pic:pic>
+              </a:graphicData>
+            </a:graphic>
+          </wp:anchor>
+        </w:drawing>
+      </w:r>
+    </w:p>
+    <w:p>
+      <w:pPr>
+        <w:pStyle w:val="Normal"/>
+        <w:rPr/>
+      </w:pPr>
+      <w:r>
+        <w:rPr/>
+      </w:r>
+      <w:r>
+        <w:br w:type="page"/>
+      </w:r>
+    </w:p>
+    <w:p>
+      <w:pPr>
         <w:pStyle w:val="Heading1"/>
+        <w:spacing w:before="0" w:after="0"/>
         <w:rPr/>
       </w:pPr>
       <w:r>
@@ -374,6 +419,1339 @@
     </w:p>
     <w:p>
       <w:pPr>
+        <w:pStyle w:val="Heading3"/>
+        <w:spacing w:before="0" w:after="200"/>
+        <w:rPr>
+          <w:rFonts w:ascii="Cambria" w:hAnsi="Cambria" w:asciiTheme="minorHAnsi" w:cstheme="minorBidi" w:eastAsiaTheme="minorEastAsia" w:hAnsiTheme="minorHAnsi"/>
+          <w:color w:val="auto"/>
+        </w:rPr>
+      </w:pPr>
+      <w:r>
+        <w:rPr>
+          <w:rFonts w:asciiTheme="minorHAnsi" w:cstheme="minorBidi" w:eastAsiaTheme="minorEastAsia" w:hAnsiTheme="minorHAnsi" w:ascii="Cambria" w:hAnsi="Cambria"/>
+          <w:color w:val="auto"/>
+        </w:rPr>
+        <w:t>Objetivo</w:t>
+      </w:r>
+    </w:p>
+    <w:p>
+      <w:pPr>
+        <w:pStyle w:val="BodyText"/>
+        <w:spacing w:before="0" w:after="200"/>
+        <w:rPr/>
+      </w:pPr>
+      <w:r>
+        <w:rPr/>
+        <w:t>Preparar el entorno y ejecutar ciclos TDD. Documentar el primer ciclo RED-GREEN-REFACTOR.</w:t>
+      </w:r>
+    </w:p>
+    <w:p>
+      <w:pPr>
+        <w:pStyle w:val="Heading3"/>
+        <w:spacing w:before="0" w:after="200"/>
+        <w:rPr>
+          <w:rFonts w:ascii="Cambria" w:hAnsi="Cambria" w:asciiTheme="minorHAnsi" w:cstheme="minorBidi" w:eastAsiaTheme="minorEastAsia" w:hAnsiTheme="minorHAnsi"/>
+          <w:color w:val="auto"/>
+        </w:rPr>
+      </w:pPr>
+      <w:r>
+        <w:rPr>
+          <w:rFonts w:asciiTheme="minorHAnsi" w:cstheme="minorBidi" w:eastAsiaTheme="minorEastAsia" w:hAnsiTheme="minorHAnsi" w:ascii="Cambria" w:hAnsi="Cambria"/>
+          <w:color w:val="auto"/>
+        </w:rPr>
+        <w:t>Pasos y comandos</w:t>
+      </w:r>
+    </w:p>
+    <w:p>
+      <w:pPr>
+        <w:pStyle w:val="BodyText"/>
+        <w:numPr>
+          <w:ilvl w:val="0"/>
+          <w:numId w:val="8"/>
+        </w:numPr>
+        <w:tabs>
+          <w:tab w:val="clear" w:pos="720"/>
+          <w:tab w:val="left" w:pos="0" w:leader="none"/>
+        </w:tabs>
+        <w:spacing w:before="0" w:after="200"/>
+        <w:ind w:hanging="283" w:left="709"/>
+        <w:rPr/>
+      </w:pPr>
+      <w:r>
+        <w:rPr>
+          <w:rStyle w:val="Strong"/>
+        </w:rPr>
+        <w:t>Instalación / preparación</w:t>
+      </w:r>
+      <w:r>
+        <w:rPr/>
+        <w:t xml:space="preserve"> (local):</w:t>
+      </w:r>
+    </w:p>
+    <w:p>
+      <w:pPr>
+        <w:pStyle w:val="BodyText"/>
+        <w:numPr>
+          <w:ilvl w:val="1"/>
+          <w:numId w:val="8"/>
+        </w:numPr>
+        <w:tabs>
+          <w:tab w:val="clear" w:pos="720"/>
+          <w:tab w:val="left" w:pos="0" w:leader="none"/>
+        </w:tabs>
+        <w:spacing w:before="0" w:after="200"/>
+        <w:ind w:hanging="283" w:left="1418"/>
+        <w:rPr/>
+      </w:pPr>
+      <w:r>
+        <w:rPr/>
+        <w:t>Java 17, Maven, VS Code, Git, Docker.</w:t>
+      </w:r>
+    </w:p>
+    <w:p>
+      <w:pPr>
+        <w:pStyle w:val="BodyText"/>
+        <w:numPr>
+          <w:ilvl w:val="1"/>
+          <w:numId w:val="8"/>
+        </w:numPr>
+        <w:tabs>
+          <w:tab w:val="clear" w:pos="720"/>
+          <w:tab w:val="left" w:pos="0" w:leader="none"/>
+        </w:tabs>
+        <w:spacing w:before="0" w:after="200"/>
+        <w:ind w:hanging="283" w:left="1418"/>
+        <w:rPr/>
+      </w:pPr>
+      <w:r>
+        <w:rPr>
+          <w:rStyle w:val="Textooriginal"/>
+        </w:rPr>
+        <w:t>git init proyecto-monolito</w:t>
+      </w:r>
+    </w:p>
+    <w:p>
+      <w:pPr>
+        <w:pStyle w:val="BodyText"/>
+        <w:numPr>
+          <w:ilvl w:val="1"/>
+          <w:numId w:val="8"/>
+        </w:numPr>
+        <w:tabs>
+          <w:tab w:val="clear" w:pos="720"/>
+          <w:tab w:val="left" w:pos="0" w:leader="none"/>
+        </w:tabs>
+        <w:spacing w:before="0" w:after="200"/>
+        <w:ind w:hanging="283" w:left="1418"/>
+        <w:rPr/>
+      </w:pPr>
+      <w:r>
+        <w:rPr>
+          <w:rStyle w:val="Textooriginal"/>
+        </w:rPr>
+        <w:t>mvn -v</w:t>
+      </w:r>
+      <w:r>
+        <w:rPr/>
+        <w:t xml:space="preserve"> y </w:t>
+      </w:r>
+      <w:r>
+        <w:rPr>
+          <w:rStyle w:val="Textooriginal"/>
+        </w:rPr>
+        <w:t>java -version</w:t>
+      </w:r>
+      <w:r>
+        <w:rPr/>
+        <w:t xml:space="preserve"> para comprobar versiones</w:t>
+      </w:r>
+    </w:p>
+    <w:p>
+      <w:pPr>
+        <w:pStyle w:val="BodyText"/>
+        <w:numPr>
+          <w:ilvl w:val="0"/>
+          <w:numId w:val="8"/>
+        </w:numPr>
+        <w:tabs>
+          <w:tab w:val="clear" w:pos="720"/>
+          <w:tab w:val="left" w:pos="0" w:leader="none"/>
+        </w:tabs>
+        <w:spacing w:before="0" w:after="200"/>
+        <w:ind w:hanging="283" w:left="709"/>
+        <w:rPr/>
+      </w:pPr>
+      <w:r>
+        <w:rPr>
+          <w:rStyle w:val="Strong"/>
+        </w:rPr>
+        <w:t>Estructura inicial</w:t>
+      </w:r>
+    </w:p>
+    <w:p>
+      <w:pPr>
+        <w:pStyle w:val="Textopreformateado"/>
+        <w:bidi w:val="0"/>
+        <w:spacing w:before="0" w:after="200"/>
+        <w:ind w:hanging="0" w:left="0" w:right="0"/>
+        <w:rPr>
+          <w:rFonts w:ascii="Cambria" w:hAnsi="Cambria" w:eastAsia="" w:cs=""/>
+          <w:sz w:val="22"/>
+          <w:szCs w:val="22"/>
+        </w:rPr>
+      </w:pPr>
+      <w:r>
+        <w:rPr>
+          <w:rStyle w:val="Textooriginal"/>
+          <w:rFonts w:ascii="Cambria" w:hAnsi="Cambria"/>
+          <w:sz w:val="22"/>
+          <w:szCs w:val="22"/>
+        </w:rPr>
+        <w:t>monolito/</w:t>
+      </w:r>
+    </w:p>
+    <w:p>
+      <w:pPr>
+        <w:pStyle w:val="Textopreformateado"/>
+        <w:bidi w:val="0"/>
+        <w:spacing w:before="0" w:after="200"/>
+        <w:rPr>
+          <w:rFonts w:ascii="Cambria" w:hAnsi="Cambria" w:eastAsia="" w:cs=""/>
+          <w:sz w:val="22"/>
+          <w:szCs w:val="22"/>
+        </w:rPr>
+      </w:pPr>
+      <w:r>
+        <w:rPr>
+          <w:rStyle w:val="Textooriginal"/>
+          <w:rFonts w:ascii="Cambria" w:hAnsi="Cambria"/>
+          <w:sz w:val="22"/>
+          <w:szCs w:val="22"/>
+        </w:rPr>
+        <w:t xml:space="preserve">  </w:t>
+      </w:r>
+      <w:r>
+        <w:rPr>
+          <w:rStyle w:val="Textooriginal"/>
+          <w:rFonts w:ascii="Cambria" w:hAnsi="Cambria"/>
+          <w:sz w:val="22"/>
+          <w:szCs w:val="22"/>
+        </w:rPr>
+        <w:t>src/</w:t>
+      </w:r>
+    </w:p>
+    <w:p>
+      <w:pPr>
+        <w:pStyle w:val="Textopreformateado"/>
+        <w:bidi w:val="0"/>
+        <w:spacing w:before="0" w:after="200"/>
+        <w:rPr>
+          <w:rFonts w:ascii="Cambria" w:hAnsi="Cambria" w:eastAsia="" w:cs=""/>
+          <w:sz w:val="22"/>
+          <w:szCs w:val="22"/>
+        </w:rPr>
+      </w:pPr>
+      <w:r>
+        <w:rPr>
+          <w:rStyle w:val="Textooriginal"/>
+          <w:rFonts w:ascii="Cambria" w:hAnsi="Cambria"/>
+          <w:sz w:val="22"/>
+          <w:szCs w:val="22"/>
+        </w:rPr>
+        <w:t xml:space="preserve">    </w:t>
+      </w:r>
+      <w:r>
+        <w:rPr>
+          <w:rStyle w:val="Textooriginal"/>
+          <w:rFonts w:ascii="Cambria" w:hAnsi="Cambria"/>
+          <w:sz w:val="22"/>
+          <w:szCs w:val="22"/>
+        </w:rPr>
+        <w:t>main/java/com/example/app/...</w:t>
+      </w:r>
+    </w:p>
+    <w:p>
+      <w:pPr>
+        <w:pStyle w:val="Textopreformateado"/>
+        <w:bidi w:val="0"/>
+        <w:spacing w:before="0" w:after="200"/>
+        <w:rPr>
+          <w:rFonts w:ascii="Cambria" w:hAnsi="Cambria" w:eastAsia="" w:cs=""/>
+          <w:sz w:val="22"/>
+          <w:szCs w:val="22"/>
+        </w:rPr>
+      </w:pPr>
+      <w:r>
+        <w:rPr>
+          <w:rStyle w:val="Textooriginal"/>
+          <w:rFonts w:ascii="Cambria" w:hAnsi="Cambria"/>
+          <w:sz w:val="22"/>
+          <w:szCs w:val="22"/>
+        </w:rPr>
+        <w:t xml:space="preserve">    </w:t>
+      </w:r>
+      <w:r>
+        <w:rPr>
+          <w:rStyle w:val="Textooriginal"/>
+          <w:rFonts w:ascii="Cambria" w:hAnsi="Cambria"/>
+          <w:sz w:val="22"/>
+          <w:szCs w:val="22"/>
+        </w:rPr>
+        <w:t>test/java/com/example/app/...</w:t>
+      </w:r>
+    </w:p>
+    <w:p>
+      <w:pPr>
+        <w:pStyle w:val="Textopreformateado"/>
+        <w:bidi w:val="0"/>
+        <w:spacing w:before="0" w:after="200"/>
+        <w:rPr>
+          <w:rFonts w:ascii="Cambria" w:hAnsi="Cambria" w:eastAsia="" w:cs=""/>
+          <w:sz w:val="22"/>
+          <w:szCs w:val="22"/>
+        </w:rPr>
+      </w:pPr>
+      <w:r>
+        <w:rPr>
+          <w:rStyle w:val="Textooriginal"/>
+          <w:rFonts w:ascii="Cambria" w:hAnsi="Cambria"/>
+          <w:sz w:val="22"/>
+          <w:szCs w:val="22"/>
+        </w:rPr>
+        <w:t xml:space="preserve">  </w:t>
+      </w:r>
+      <w:r>
+        <w:rPr>
+          <w:rStyle w:val="Textooriginal"/>
+          <w:rFonts w:ascii="Cambria" w:hAnsi="Cambria"/>
+          <w:sz w:val="22"/>
+          <w:szCs w:val="22"/>
+        </w:rPr>
+        <w:t>pom.xml</w:t>
+      </w:r>
+    </w:p>
+    <w:p>
+      <w:pPr>
+        <w:pStyle w:val="Textopreformateado"/>
+        <w:bidi w:val="0"/>
+        <w:spacing w:before="0" w:after="200"/>
+        <w:rPr>
+          <w:rFonts w:ascii="Cambria" w:hAnsi="Cambria" w:eastAsia="" w:cs=""/>
+          <w:sz w:val="22"/>
+          <w:szCs w:val="22"/>
+        </w:rPr>
+      </w:pPr>
+      <w:r>
+        <w:rPr>
+          <w:rStyle w:val="Textooriginal"/>
+          <w:rFonts w:ascii="Cambria" w:hAnsi="Cambria"/>
+          <w:sz w:val="22"/>
+          <w:szCs w:val="22"/>
+        </w:rPr>
+        <w:t xml:space="preserve">  </w:t>
+      </w:r>
+      <w:r>
+        <w:rPr>
+          <w:rStyle w:val="Textooriginal"/>
+          <w:rFonts w:ascii="Cambria" w:hAnsi="Cambria"/>
+          <w:sz w:val="22"/>
+          <w:szCs w:val="22"/>
+        </w:rPr>
+        <w:t>Dockerfile</w:t>
+      </w:r>
+    </w:p>
+    <w:p>
+      <w:pPr>
+        <w:pStyle w:val="BodyText"/>
+        <w:numPr>
+          <w:ilvl w:val="0"/>
+          <w:numId w:val="9"/>
+        </w:numPr>
+        <w:tabs>
+          <w:tab w:val="clear" w:pos="720"/>
+          <w:tab w:val="left" w:pos="0" w:leader="none"/>
+        </w:tabs>
+        <w:spacing w:before="0" w:after="200"/>
+        <w:ind w:hanging="283" w:left="709"/>
+        <w:rPr/>
+      </w:pPr>
+      <w:r>
+        <w:rPr>
+          <w:rStyle w:val="Strong"/>
+        </w:rPr>
+        <w:t>Primer test (RED)</w:t>
+      </w:r>
+      <w:r>
+        <w:rPr/>
+        <w:t xml:space="preserve"> — ejemplo JUnit 5 (archivo </w:t>
+      </w:r>
+      <w:r>
+        <w:rPr>
+          <w:rStyle w:val="Textooriginal"/>
+        </w:rPr>
+        <w:t>src/test/java/.../UserServiceTest.java</w:t>
+      </w:r>
+      <w:r>
+        <w:rPr/>
+        <w:t>):</w:t>
+      </w:r>
+    </w:p>
+    <w:p>
+      <w:pPr>
+        <w:pStyle w:val="Textopreformateado"/>
+        <w:bidi w:val="0"/>
+        <w:spacing w:before="0" w:after="200"/>
+        <w:ind w:hanging="0" w:left="0" w:right="0"/>
+        <w:rPr>
+          <w:rFonts w:ascii="Cambria" w:hAnsi="Cambria" w:eastAsia="" w:cs=""/>
+          <w:sz w:val="22"/>
+          <w:szCs w:val="22"/>
+        </w:rPr>
+      </w:pPr>
+      <w:r>
+        <w:rPr>
+          <w:rStyle w:val="Textooriginal"/>
+          <w:rFonts w:ascii="Cambria" w:hAnsi="Cambria"/>
+          <w:sz w:val="22"/>
+          <w:szCs w:val="22"/>
+        </w:rPr>
+        <w:t>@Test</w:t>
+      </w:r>
+    </w:p>
+    <w:p>
+      <w:pPr>
+        <w:pStyle w:val="Textopreformateado"/>
+        <w:bidi w:val="0"/>
+        <w:spacing w:before="0" w:after="200"/>
+        <w:rPr>
+          <w:rFonts w:ascii="Cambria" w:hAnsi="Cambria" w:eastAsia="" w:cs=""/>
+          <w:sz w:val="22"/>
+          <w:szCs w:val="22"/>
+        </w:rPr>
+      </w:pPr>
+      <w:r>
+        <w:rPr>
+          <w:rStyle w:val="Textooriginal"/>
+          <w:rFonts w:ascii="Cambria" w:hAnsi="Cambria"/>
+          <w:sz w:val="22"/>
+          <w:szCs w:val="22"/>
+        </w:rPr>
+        <w:t>void createUser_redGreenRefactor() {</w:t>
+      </w:r>
+    </w:p>
+    <w:p>
+      <w:pPr>
+        <w:pStyle w:val="Textopreformateado"/>
+        <w:bidi w:val="0"/>
+        <w:spacing w:before="0" w:after="200"/>
+        <w:rPr>
+          <w:rFonts w:ascii="Cambria" w:hAnsi="Cambria" w:eastAsia="" w:cs=""/>
+          <w:sz w:val="22"/>
+          <w:szCs w:val="22"/>
+        </w:rPr>
+      </w:pPr>
+      <w:r>
+        <w:rPr>
+          <w:rStyle w:val="Textooriginal"/>
+          <w:rFonts w:ascii="Cambria" w:hAnsi="Cambria"/>
+          <w:sz w:val="22"/>
+          <w:szCs w:val="22"/>
+        </w:rPr>
+        <w:t xml:space="preserve">    </w:t>
+      </w:r>
+      <w:r>
+        <w:rPr>
+          <w:rStyle w:val="Textooriginal"/>
+          <w:rFonts w:ascii="Cambria" w:hAnsi="Cambria"/>
+          <w:sz w:val="22"/>
+          <w:szCs w:val="22"/>
+        </w:rPr>
+        <w:t>UserService svc = new UserService();</w:t>
+      </w:r>
+    </w:p>
+    <w:p>
+      <w:pPr>
+        <w:pStyle w:val="Textopreformateado"/>
+        <w:bidi w:val="0"/>
+        <w:spacing w:before="0" w:after="200"/>
+        <w:rPr>
+          <w:rFonts w:ascii="Cambria" w:hAnsi="Cambria" w:eastAsia="" w:cs=""/>
+          <w:sz w:val="22"/>
+          <w:szCs w:val="22"/>
+        </w:rPr>
+      </w:pPr>
+      <w:r>
+        <w:rPr>
+          <w:rStyle w:val="Textooriginal"/>
+          <w:rFonts w:ascii="Cambria" w:hAnsi="Cambria"/>
+          <w:sz w:val="22"/>
+          <w:szCs w:val="22"/>
+        </w:rPr>
+        <w:t xml:space="preserve">    </w:t>
+      </w:r>
+      <w:r>
+        <w:rPr>
+          <w:rStyle w:val="Textooriginal"/>
+          <w:rFonts w:ascii="Cambria" w:hAnsi="Cambria"/>
+          <w:sz w:val="22"/>
+          <w:szCs w:val="22"/>
+        </w:rPr>
+        <w:t>User u = new User(null, "Ana", "ana@example.com");</w:t>
+      </w:r>
+    </w:p>
+    <w:p>
+      <w:pPr>
+        <w:pStyle w:val="Textopreformateado"/>
+        <w:bidi w:val="0"/>
+        <w:spacing w:before="0" w:after="200"/>
+        <w:rPr>
+          <w:rFonts w:ascii="Cambria" w:hAnsi="Cambria" w:eastAsia="" w:cs=""/>
+          <w:sz w:val="22"/>
+          <w:szCs w:val="22"/>
+        </w:rPr>
+      </w:pPr>
+      <w:r>
+        <w:rPr>
+          <w:rStyle w:val="Textooriginal"/>
+          <w:rFonts w:ascii="Cambria" w:hAnsi="Cambria"/>
+          <w:sz w:val="22"/>
+          <w:szCs w:val="22"/>
+        </w:rPr>
+        <w:t xml:space="preserve">    </w:t>
+      </w:r>
+      <w:r>
+        <w:rPr>
+          <w:rStyle w:val="Textooriginal"/>
+          <w:rFonts w:ascii="Cambria" w:hAnsi="Cambria"/>
+          <w:sz w:val="22"/>
+          <w:szCs w:val="22"/>
+        </w:rPr>
+        <w:t>User created = svc.create(u);</w:t>
+      </w:r>
+    </w:p>
+    <w:p>
+      <w:pPr>
+        <w:pStyle w:val="Textopreformateado"/>
+        <w:bidi w:val="0"/>
+        <w:spacing w:before="0" w:after="200"/>
+        <w:rPr>
+          <w:rFonts w:ascii="Cambria" w:hAnsi="Cambria" w:eastAsia="" w:cs=""/>
+          <w:sz w:val="22"/>
+          <w:szCs w:val="22"/>
+        </w:rPr>
+      </w:pPr>
+      <w:r>
+        <w:rPr>
+          <w:rStyle w:val="Textooriginal"/>
+          <w:rFonts w:ascii="Cambria" w:hAnsi="Cambria"/>
+          <w:sz w:val="22"/>
+          <w:szCs w:val="22"/>
+        </w:rPr>
+        <w:t xml:space="preserve">    </w:t>
+      </w:r>
+      <w:r>
+        <w:rPr>
+          <w:rStyle w:val="Textooriginal"/>
+          <w:rFonts w:ascii="Cambria" w:hAnsi="Cambria"/>
+          <w:sz w:val="22"/>
+          <w:szCs w:val="22"/>
+        </w:rPr>
+        <w:t>assertNotNull(created.getId());</w:t>
+      </w:r>
+    </w:p>
+    <w:p>
+      <w:pPr>
+        <w:pStyle w:val="Textopreformateado"/>
+        <w:bidi w:val="0"/>
+        <w:spacing w:before="0" w:after="200"/>
+        <w:rPr>
+          <w:rFonts w:ascii="Cambria" w:hAnsi="Cambria" w:eastAsia="" w:cs=""/>
+          <w:sz w:val="22"/>
+          <w:szCs w:val="22"/>
+        </w:rPr>
+      </w:pPr>
+      <w:r>
+        <w:rPr>
+          <w:rStyle w:val="Textooriginal"/>
+          <w:rFonts w:ascii="Cambria" w:hAnsi="Cambria"/>
+          <w:sz w:val="22"/>
+          <w:szCs w:val="22"/>
+        </w:rPr>
+        <w:t xml:space="preserve">    </w:t>
+      </w:r>
+      <w:r>
+        <w:rPr>
+          <w:rStyle w:val="Textooriginal"/>
+          <w:rFonts w:ascii="Cambria" w:hAnsi="Cambria"/>
+          <w:sz w:val="22"/>
+          <w:szCs w:val="22"/>
+        </w:rPr>
+        <w:t>assertEquals("Ana", created.getName());</w:t>
+      </w:r>
+    </w:p>
+    <w:p>
+      <w:pPr>
+        <w:pStyle w:val="Textopreformateado"/>
+        <w:bidi w:val="0"/>
+        <w:spacing w:before="0" w:after="200"/>
+        <w:rPr>
+          <w:rFonts w:ascii="Cambria" w:hAnsi="Cambria" w:eastAsia="" w:cs=""/>
+          <w:sz w:val="22"/>
+          <w:szCs w:val="22"/>
+        </w:rPr>
+      </w:pPr>
+      <w:r>
+        <w:rPr>
+          <w:rStyle w:val="Textooriginal"/>
+          <w:rFonts w:ascii="Cambria" w:hAnsi="Cambria"/>
+          <w:sz w:val="22"/>
+          <w:szCs w:val="22"/>
+        </w:rPr>
+        <w:t>}</w:t>
+      </w:r>
+    </w:p>
+    <w:p>
+      <w:pPr>
+        <w:pStyle w:val="BodyText"/>
+        <w:numPr>
+          <w:ilvl w:val="0"/>
+          <w:numId w:val="10"/>
+        </w:numPr>
+        <w:tabs>
+          <w:tab w:val="clear" w:pos="720"/>
+          <w:tab w:val="left" w:pos="0" w:leader="none"/>
+        </w:tabs>
+        <w:spacing w:before="0" w:after="200"/>
+        <w:ind w:hanging="283" w:left="709"/>
+        <w:rPr/>
+      </w:pPr>
+      <w:r>
+        <w:rPr/>
+        <w:t xml:space="preserve">Ejecutas </w:t>
+      </w:r>
+      <w:r>
+        <w:rPr>
+          <w:rStyle w:val="Textooriginal"/>
+        </w:rPr>
+        <w:t>mvn test</w:t>
+      </w:r>
+      <w:r>
+        <w:rPr/>
+        <w:t xml:space="preserve"> → falla (RED)</w:t>
+      </w:r>
+    </w:p>
+    <w:p>
+      <w:pPr>
+        <w:pStyle w:val="BodyText"/>
+        <w:numPr>
+          <w:ilvl w:val="0"/>
+          <w:numId w:val="11"/>
+        </w:numPr>
+        <w:tabs>
+          <w:tab w:val="clear" w:pos="720"/>
+          <w:tab w:val="left" w:pos="0" w:leader="none"/>
+        </w:tabs>
+        <w:spacing w:before="0" w:after="200"/>
+        <w:ind w:hanging="283" w:left="709"/>
+        <w:rPr/>
+      </w:pPr>
+      <w:r>
+        <w:rPr>
+          <w:rStyle w:val="Strong"/>
+        </w:rPr>
+        <w:t>Implementación mínima (GREEN)</w:t>
+      </w:r>
+      <w:r>
+        <w:rPr/>
+        <w:t xml:space="preserve"> — </w:t>
+      </w:r>
+      <w:r>
+        <w:rPr>
+          <w:rStyle w:val="Textooriginal"/>
+        </w:rPr>
+        <w:t>UserService</w:t>
+      </w:r>
+      <w:r>
+        <w:rPr/>
+        <w:t xml:space="preserve"> guarda en memoria:</w:t>
+      </w:r>
+    </w:p>
+    <w:p>
+      <w:pPr>
+        <w:pStyle w:val="Textopreformateado"/>
+        <w:bidi w:val="0"/>
+        <w:spacing w:before="0" w:after="200"/>
+        <w:ind w:hanging="0" w:left="0" w:right="0"/>
+        <w:rPr>
+          <w:rFonts w:ascii="Cambria" w:hAnsi="Cambria" w:eastAsia="" w:cs=""/>
+          <w:sz w:val="22"/>
+          <w:szCs w:val="22"/>
+        </w:rPr>
+      </w:pPr>
+      <w:r>
+        <w:rPr>
+          <w:rStyle w:val="Textooriginal"/>
+          <w:rFonts w:ascii="Cambria" w:hAnsi="Cambria"/>
+          <w:sz w:val="22"/>
+          <w:szCs w:val="22"/>
+        </w:rPr>
+        <w:t>public User create(User u) {</w:t>
+      </w:r>
+    </w:p>
+    <w:p>
+      <w:pPr>
+        <w:pStyle w:val="Textopreformateado"/>
+        <w:bidi w:val="0"/>
+        <w:spacing w:before="0" w:after="200"/>
+        <w:rPr>
+          <w:rFonts w:ascii="Cambria" w:hAnsi="Cambria" w:eastAsia="" w:cs=""/>
+          <w:sz w:val="22"/>
+          <w:szCs w:val="22"/>
+        </w:rPr>
+      </w:pPr>
+      <w:r>
+        <w:rPr>
+          <w:rStyle w:val="Textooriginal"/>
+          <w:rFonts w:ascii="Cambria" w:hAnsi="Cambria"/>
+          <w:sz w:val="22"/>
+          <w:szCs w:val="22"/>
+        </w:rPr>
+        <w:t xml:space="preserve">  </w:t>
+      </w:r>
+      <w:r>
+        <w:rPr>
+          <w:rStyle w:val="Textooriginal"/>
+          <w:rFonts w:ascii="Cambria" w:hAnsi="Cambria"/>
+          <w:sz w:val="22"/>
+          <w:szCs w:val="22"/>
+        </w:rPr>
+        <w:t>u.setId(UUID.randomUUID().toString());</w:t>
+      </w:r>
+    </w:p>
+    <w:p>
+      <w:pPr>
+        <w:pStyle w:val="Textopreformateado"/>
+        <w:bidi w:val="0"/>
+        <w:spacing w:before="0" w:after="200"/>
+        <w:rPr>
+          <w:rFonts w:ascii="Cambria" w:hAnsi="Cambria" w:eastAsia="" w:cs=""/>
+          <w:sz w:val="22"/>
+          <w:szCs w:val="22"/>
+        </w:rPr>
+      </w:pPr>
+      <w:r>
+        <w:rPr>
+          <w:rStyle w:val="Textooriginal"/>
+          <w:rFonts w:ascii="Cambria" w:hAnsi="Cambria"/>
+          <w:sz w:val="22"/>
+          <w:szCs w:val="22"/>
+        </w:rPr>
+        <w:t xml:space="preserve">  </w:t>
+      </w:r>
+      <w:r>
+        <w:rPr>
+          <w:rStyle w:val="Textooriginal"/>
+          <w:rFonts w:ascii="Cambria" w:hAnsi="Cambria"/>
+          <w:sz w:val="22"/>
+          <w:szCs w:val="22"/>
+        </w:rPr>
+        <w:t>store.put(u.getId(), u);</w:t>
+      </w:r>
+    </w:p>
+    <w:p>
+      <w:pPr>
+        <w:pStyle w:val="Textopreformateado"/>
+        <w:bidi w:val="0"/>
+        <w:spacing w:before="0" w:after="200"/>
+        <w:rPr>
+          <w:rFonts w:ascii="Cambria" w:hAnsi="Cambria" w:eastAsia="" w:cs=""/>
+          <w:sz w:val="22"/>
+          <w:szCs w:val="22"/>
+        </w:rPr>
+      </w:pPr>
+      <w:r>
+        <w:rPr>
+          <w:rStyle w:val="Textooriginal"/>
+          <w:rFonts w:ascii="Cambria" w:hAnsi="Cambria"/>
+          <w:sz w:val="22"/>
+          <w:szCs w:val="22"/>
+        </w:rPr>
+        <w:t xml:space="preserve">  </w:t>
+      </w:r>
+      <w:r>
+        <w:rPr>
+          <w:rStyle w:val="Textooriginal"/>
+          <w:rFonts w:ascii="Cambria" w:hAnsi="Cambria"/>
+          <w:sz w:val="22"/>
+          <w:szCs w:val="22"/>
+        </w:rPr>
+        <w:t>return u;</w:t>
+      </w:r>
+    </w:p>
+    <w:p>
+      <w:pPr>
+        <w:pStyle w:val="Textopreformateado"/>
+        <w:bidi w:val="0"/>
+        <w:spacing w:before="0" w:after="200"/>
+        <w:rPr>
+          <w:rFonts w:ascii="Cambria" w:hAnsi="Cambria" w:eastAsia="" w:cs=""/>
+          <w:sz w:val="22"/>
+          <w:szCs w:val="22"/>
+        </w:rPr>
+      </w:pPr>
+      <w:r>
+        <w:rPr>
+          <w:rStyle w:val="Textooriginal"/>
+          <w:rFonts w:ascii="Cambria" w:hAnsi="Cambria"/>
+          <w:sz w:val="22"/>
+          <w:szCs w:val="22"/>
+        </w:rPr>
+        <w:t>}</w:t>
+      </w:r>
+    </w:p>
+    <w:p>
+      <w:pPr>
+        <w:pStyle w:val="BodyText"/>
+        <w:numPr>
+          <w:ilvl w:val="0"/>
+          <w:numId w:val="12"/>
+        </w:numPr>
+        <w:tabs>
+          <w:tab w:val="clear" w:pos="720"/>
+          <w:tab w:val="left" w:pos="0" w:leader="none"/>
+        </w:tabs>
+        <w:spacing w:before="0" w:after="200"/>
+        <w:ind w:hanging="283" w:left="709"/>
+        <w:rPr/>
+      </w:pPr>
+      <w:r>
+        <w:rPr/>
+        <w:t xml:space="preserve">Ejecutas </w:t>
+      </w:r>
+      <w:r>
+        <w:rPr>
+          <w:rStyle w:val="Textooriginal"/>
+        </w:rPr>
+        <w:t>mvn test</w:t>
+      </w:r>
+      <w:r>
+        <w:rPr/>
+        <w:t xml:space="preserve"> → pasa (GREEN)</w:t>
+      </w:r>
+    </w:p>
+    <w:p>
+      <w:pPr>
+        <w:pStyle w:val="BodyText"/>
+        <w:numPr>
+          <w:ilvl w:val="0"/>
+          <w:numId w:val="13"/>
+        </w:numPr>
+        <w:tabs>
+          <w:tab w:val="clear" w:pos="720"/>
+          <w:tab w:val="left" w:pos="0" w:leader="none"/>
+        </w:tabs>
+        <w:spacing w:before="0" w:after="200"/>
+        <w:ind w:hanging="283" w:left="709"/>
+        <w:rPr/>
+      </w:pPr>
+      <w:r>
+        <w:rPr>
+          <w:rStyle w:val="Strong"/>
+        </w:rPr>
+        <w:t>Refactor</w:t>
+      </w:r>
+      <w:r>
+        <w:rPr/>
+        <w:t xml:space="preserve"> — integrar JPA/Hibernate, extraer interfaz </w:t>
+      </w:r>
+      <w:r>
+        <w:rPr>
+          <w:rStyle w:val="Textooriginal"/>
+        </w:rPr>
+        <w:t>UserRepository</w:t>
+      </w:r>
+      <w:r>
+        <w:rPr/>
+        <w:t>, sustituir store por RDS (preparación).</w:t>
+      </w:r>
+    </w:p>
+    <w:p>
+      <w:pPr>
+        <w:pStyle w:val="BodyText"/>
+        <w:numPr>
+          <w:ilvl w:val="0"/>
+          <w:numId w:val="13"/>
+        </w:numPr>
+        <w:tabs>
+          <w:tab w:val="clear" w:pos="720"/>
+          <w:tab w:val="left" w:pos="0" w:leader="none"/>
+        </w:tabs>
+        <w:spacing w:before="0" w:after="200"/>
+        <w:ind w:hanging="283" w:left="709"/>
+        <w:rPr/>
+      </w:pPr>
+      <w:r>
+        <w:rPr>
+          <w:rStyle w:val="Strong"/>
+        </w:rPr>
+        <w:t>Coverage y métricas</w:t>
+      </w:r>
+    </w:p>
+    <w:p>
+      <w:pPr>
+        <w:pStyle w:val="BodyText"/>
+        <w:numPr>
+          <w:ilvl w:val="1"/>
+          <w:numId w:val="13"/>
+        </w:numPr>
+        <w:tabs>
+          <w:tab w:val="clear" w:pos="720"/>
+          <w:tab w:val="left" w:pos="0" w:leader="none"/>
+        </w:tabs>
+        <w:spacing w:before="0" w:after="200"/>
+        <w:ind w:hanging="283" w:left="1418"/>
+        <w:rPr/>
+      </w:pPr>
+      <w:r>
+        <w:rPr/>
+        <w:t xml:space="preserve">Añade JaCoCo al </w:t>
+      </w:r>
+      <w:r>
+        <w:rPr>
+          <w:rStyle w:val="Textooriginal"/>
+        </w:rPr>
+        <w:t>pom.xml</w:t>
+      </w:r>
+      <w:r>
+        <w:rPr/>
+        <w:t xml:space="preserve"> y ejecuta </w:t>
+      </w:r>
+      <w:r>
+        <w:rPr>
+          <w:rStyle w:val="Textooriginal"/>
+        </w:rPr>
+        <w:t>mvn test jacoco:report</w:t>
+      </w:r>
+      <w:r>
+        <w:rPr/>
+        <w:t>.</w:t>
+      </w:r>
+    </w:p>
+    <w:p>
+      <w:pPr>
+        <w:pStyle w:val="BodyText"/>
+        <w:numPr>
+          <w:ilvl w:val="1"/>
+          <w:numId w:val="13"/>
+        </w:numPr>
+        <w:tabs>
+          <w:tab w:val="clear" w:pos="720"/>
+          <w:tab w:val="left" w:pos="0" w:leader="none"/>
+        </w:tabs>
+        <w:spacing w:before="0" w:after="200"/>
+        <w:ind w:hanging="283" w:left="1418"/>
+        <w:rPr/>
+      </w:pPr>
+      <w:r>
+        <w:rPr/>
+        <w:t xml:space="preserve">Objetivo: </w:t>
+      </w:r>
+      <w:r>
+        <w:rPr>
+          <w:rStyle w:val="Strong"/>
+        </w:rPr>
+        <w:t>≥ 80%</w:t>
+      </w:r>
+      <w:r>
+        <w:rPr/>
+        <w:t xml:space="preserve"> cobertura.</w:t>
+      </w:r>
+    </w:p>
+    <w:p>
+      <w:pPr>
+        <w:pStyle w:val="BodyText"/>
+        <w:numPr>
+          <w:ilvl w:val="1"/>
+          <w:numId w:val="13"/>
+        </w:numPr>
+        <w:tabs>
+          <w:tab w:val="clear" w:pos="720"/>
+          <w:tab w:val="left" w:pos="0" w:leader="none"/>
+        </w:tabs>
+        <w:spacing w:before="0" w:after="200"/>
+        <w:ind w:hanging="283" w:left="1418"/>
+        <w:rPr/>
+      </w:pPr>
+      <w:r>
+        <w:rPr/>
+        <w:t xml:space="preserve">Asegura </w:t>
+      </w:r>
+      <w:r>
+        <w:rPr>
+          <w:rStyle w:val="Strong"/>
+        </w:rPr>
+        <w:t>mínimo 8 tests</w:t>
+      </w:r>
+      <w:r>
+        <w:rPr/>
+        <w:t xml:space="preserve"> con casos CRUD y errores.</w:t>
+      </w:r>
+    </w:p>
+    <w:p>
+      <w:pPr>
+        <w:pStyle w:val="BodyText"/>
+        <w:numPr>
+          <w:ilvl w:val="0"/>
+          <w:numId w:val="13"/>
+        </w:numPr>
+        <w:tabs>
+          <w:tab w:val="clear" w:pos="720"/>
+          <w:tab w:val="left" w:pos="0" w:leader="none"/>
+        </w:tabs>
+        <w:spacing w:before="0" w:after="200"/>
+        <w:ind w:hanging="283" w:left="709"/>
+        <w:rPr/>
+      </w:pPr>
+      <w:r>
+        <w:rPr>
+          <w:rStyle w:val="Strong"/>
+        </w:rPr>
+        <w:t>Ejemplo Mockito</w:t>
+      </w:r>
+      <w:r>
+        <w:rPr/>
+        <w:t xml:space="preserve"> (controlador):</w:t>
+      </w:r>
+    </w:p>
+    <w:p>
+      <w:pPr>
+        <w:pStyle w:val="Textopreformateado"/>
+        <w:bidi w:val="0"/>
+        <w:spacing w:before="0" w:after="200"/>
+        <w:ind w:hanging="0" w:left="0" w:right="0"/>
+        <w:rPr>
+          <w:rFonts w:ascii="Cambria" w:hAnsi="Cambria" w:eastAsia="" w:cs=""/>
+          <w:sz w:val="22"/>
+          <w:szCs w:val="22"/>
+        </w:rPr>
+      </w:pPr>
+      <w:r>
+        <w:rPr>
+          <w:rStyle w:val="Textooriginal"/>
+          <w:rFonts w:ascii="Cambria" w:hAnsi="Cambria"/>
+          <w:sz w:val="22"/>
+          <w:szCs w:val="22"/>
+        </w:rPr>
+        <w:t>@ExtendWith(MockitoExtension.class)</w:t>
+      </w:r>
+    </w:p>
+    <w:p>
+      <w:pPr>
+        <w:pStyle w:val="Textopreformateado"/>
+        <w:bidi w:val="0"/>
+        <w:spacing w:before="0" w:after="200"/>
+        <w:rPr>
+          <w:rFonts w:ascii="Cambria" w:hAnsi="Cambria" w:eastAsia="" w:cs=""/>
+          <w:sz w:val="22"/>
+          <w:szCs w:val="22"/>
+        </w:rPr>
+      </w:pPr>
+      <w:r>
+        <w:rPr>
+          <w:rStyle w:val="Textooriginal"/>
+          <w:rFonts w:ascii="Cambria" w:hAnsi="Cambria"/>
+          <w:sz w:val="22"/>
+          <w:szCs w:val="22"/>
+        </w:rPr>
+        <w:t>class UserControllerTest {</w:t>
+      </w:r>
+    </w:p>
+    <w:p>
+      <w:pPr>
+        <w:pStyle w:val="Textopreformateado"/>
+        <w:bidi w:val="0"/>
+        <w:spacing w:before="0" w:after="200"/>
+        <w:rPr>
+          <w:rFonts w:ascii="Cambria" w:hAnsi="Cambria" w:eastAsia="" w:cs=""/>
+          <w:sz w:val="22"/>
+          <w:szCs w:val="22"/>
+        </w:rPr>
+      </w:pPr>
+      <w:r>
+        <w:rPr>
+          <w:rStyle w:val="Textooriginal"/>
+          <w:rFonts w:ascii="Cambria" w:hAnsi="Cambria"/>
+          <w:sz w:val="22"/>
+          <w:szCs w:val="22"/>
+        </w:rPr>
+        <w:t xml:space="preserve">  </w:t>
+      </w:r>
+      <w:r>
+        <w:rPr>
+          <w:rStyle w:val="Textooriginal"/>
+          <w:rFonts w:ascii="Cambria" w:hAnsi="Cambria"/>
+          <w:sz w:val="22"/>
+          <w:szCs w:val="22"/>
+        </w:rPr>
+        <w:t>@Mock UserService svc;</w:t>
+      </w:r>
+    </w:p>
+    <w:p>
+      <w:pPr>
+        <w:pStyle w:val="Textopreformateado"/>
+        <w:bidi w:val="0"/>
+        <w:spacing w:before="0" w:after="200"/>
+        <w:rPr>
+          <w:rFonts w:ascii="Cambria" w:hAnsi="Cambria" w:eastAsia="" w:cs=""/>
+          <w:sz w:val="22"/>
+          <w:szCs w:val="22"/>
+        </w:rPr>
+      </w:pPr>
+      <w:r>
+        <w:rPr>
+          <w:rStyle w:val="Textooriginal"/>
+          <w:rFonts w:ascii="Cambria" w:hAnsi="Cambria"/>
+          <w:sz w:val="22"/>
+          <w:szCs w:val="22"/>
+        </w:rPr>
+        <w:t xml:space="preserve">  </w:t>
+      </w:r>
+      <w:r>
+        <w:rPr>
+          <w:rStyle w:val="Textooriginal"/>
+          <w:rFonts w:ascii="Cambria" w:hAnsi="Cambria"/>
+          <w:sz w:val="22"/>
+          <w:szCs w:val="22"/>
+        </w:rPr>
+        <w:t>@InjectMocks UserController ctrl;</w:t>
+      </w:r>
+    </w:p>
+    <w:p>
+      <w:pPr>
+        <w:pStyle w:val="Textopreformateado"/>
+        <w:bidi w:val="0"/>
+        <w:spacing w:before="0" w:after="200"/>
+        <w:rPr>
+          <w:rFonts w:ascii="Cambria" w:hAnsi="Cambria" w:eastAsia="" w:cs=""/>
+          <w:sz w:val="22"/>
+          <w:szCs w:val="22"/>
+        </w:rPr>
+      </w:pPr>
+      <w:r>
+        <w:rPr>
+          <w:rFonts w:eastAsia="" w:cs="" w:ascii="Cambria" w:hAnsi="Cambria"/>
+          <w:sz w:val="22"/>
+          <w:szCs w:val="22"/>
+        </w:rPr>
+      </w:r>
+    </w:p>
+    <w:p>
+      <w:pPr>
+        <w:pStyle w:val="Textopreformateado"/>
+        <w:bidi w:val="0"/>
+        <w:spacing w:before="0" w:after="200"/>
+        <w:rPr>
+          <w:rFonts w:ascii="Cambria" w:hAnsi="Cambria" w:eastAsia="" w:cs=""/>
+          <w:sz w:val="22"/>
+          <w:szCs w:val="22"/>
+        </w:rPr>
+      </w:pPr>
+      <w:r>
+        <w:rPr>
+          <w:rStyle w:val="Textooriginal"/>
+          <w:rFonts w:ascii="Cambria" w:hAnsi="Cambria"/>
+          <w:sz w:val="22"/>
+          <w:szCs w:val="22"/>
+        </w:rPr>
+        <w:t xml:space="preserve">  </w:t>
+      </w:r>
+      <w:r>
+        <w:rPr>
+          <w:rStyle w:val="Textooriginal"/>
+          <w:rFonts w:ascii="Cambria" w:hAnsi="Cambria"/>
+          <w:sz w:val="22"/>
+          <w:szCs w:val="22"/>
+        </w:rPr>
+        <w:t>@Test</w:t>
+      </w:r>
+    </w:p>
+    <w:p>
+      <w:pPr>
+        <w:pStyle w:val="Textopreformateado"/>
+        <w:bidi w:val="0"/>
+        <w:spacing w:before="0" w:after="200"/>
+        <w:rPr>
+          <w:rFonts w:ascii="Cambria" w:hAnsi="Cambria" w:eastAsia="" w:cs=""/>
+          <w:sz w:val="22"/>
+          <w:szCs w:val="22"/>
+        </w:rPr>
+      </w:pPr>
+      <w:r>
+        <w:rPr>
+          <w:rStyle w:val="Textooriginal"/>
+          <w:rFonts w:ascii="Cambria" w:hAnsi="Cambria"/>
+          <w:sz w:val="22"/>
+          <w:szCs w:val="22"/>
+        </w:rPr>
+        <w:t xml:space="preserve">  </w:t>
+      </w:r>
+      <w:r>
+        <w:rPr>
+          <w:rStyle w:val="Textooriginal"/>
+          <w:rFonts w:ascii="Cambria" w:hAnsi="Cambria"/>
+          <w:sz w:val="22"/>
+          <w:szCs w:val="22"/>
+        </w:rPr>
+        <w:t>void getUser_returnsOk() {</w:t>
+      </w:r>
+    </w:p>
+    <w:p>
+      <w:pPr>
+        <w:pStyle w:val="Textopreformateado"/>
+        <w:bidi w:val="0"/>
+        <w:spacing w:before="0" w:after="200"/>
+        <w:rPr>
+          <w:rFonts w:ascii="Cambria" w:hAnsi="Cambria" w:eastAsia="" w:cs=""/>
+          <w:sz w:val="22"/>
+          <w:szCs w:val="22"/>
+        </w:rPr>
+      </w:pPr>
+      <w:r>
+        <w:rPr>
+          <w:rStyle w:val="Textooriginal"/>
+          <w:rFonts w:ascii="Cambria" w:hAnsi="Cambria"/>
+          <w:sz w:val="22"/>
+          <w:szCs w:val="22"/>
+        </w:rPr>
+        <w:t xml:space="preserve">    </w:t>
+      </w:r>
+      <w:r>
+        <w:rPr>
+          <w:rStyle w:val="Textooriginal"/>
+          <w:rFonts w:ascii="Cambria" w:hAnsi="Cambria"/>
+          <w:sz w:val="22"/>
+          <w:szCs w:val="22"/>
+        </w:rPr>
+        <w:t>when(svc.findById("1")).thenReturn(new User("1","Ana","ana@x"));</w:t>
+      </w:r>
+    </w:p>
+    <w:p>
+      <w:pPr>
+        <w:pStyle w:val="Textopreformateado"/>
+        <w:bidi w:val="0"/>
+        <w:spacing w:before="0" w:after="200"/>
+        <w:rPr>
+          <w:rFonts w:ascii="Cambria" w:hAnsi="Cambria" w:eastAsia="" w:cs=""/>
+          <w:sz w:val="22"/>
+          <w:szCs w:val="22"/>
+        </w:rPr>
+      </w:pPr>
+      <w:r>
+        <w:rPr>
+          <w:rStyle w:val="Textooriginal"/>
+          <w:rFonts w:ascii="Cambria" w:hAnsi="Cambria"/>
+          <w:sz w:val="22"/>
+          <w:szCs w:val="22"/>
+        </w:rPr>
+        <w:t xml:space="preserve">    </w:t>
+      </w:r>
+      <w:r>
+        <w:rPr>
+          <w:rStyle w:val="Textooriginal"/>
+          <w:rFonts w:ascii="Cambria" w:hAnsi="Cambria"/>
+          <w:sz w:val="22"/>
+          <w:szCs w:val="22"/>
+        </w:rPr>
+        <w:t>ResponseEntity&lt;User&gt; r = ctrl.get("1");</w:t>
+      </w:r>
+    </w:p>
+    <w:p>
+      <w:pPr>
+        <w:pStyle w:val="Textopreformateado"/>
+        <w:bidi w:val="0"/>
+        <w:spacing w:before="0" w:after="200"/>
+        <w:rPr>
+          <w:rFonts w:ascii="Cambria" w:hAnsi="Cambria" w:eastAsia="" w:cs=""/>
+          <w:sz w:val="22"/>
+          <w:szCs w:val="22"/>
+        </w:rPr>
+      </w:pPr>
+      <w:r>
+        <w:rPr>
+          <w:rStyle w:val="Textooriginal"/>
+          <w:rFonts w:ascii="Cambria" w:hAnsi="Cambria"/>
+          <w:sz w:val="22"/>
+          <w:szCs w:val="22"/>
+        </w:rPr>
+        <w:t xml:space="preserve">    </w:t>
+      </w:r>
+      <w:r>
+        <w:rPr>
+          <w:rStyle w:val="Textooriginal"/>
+          <w:rFonts w:ascii="Cambria" w:hAnsi="Cambria"/>
+          <w:sz w:val="22"/>
+          <w:szCs w:val="22"/>
+        </w:rPr>
+        <w:t>assertEquals(HttpStatus.OK, r.getStatusCode());</w:t>
+      </w:r>
+    </w:p>
+    <w:p>
+      <w:pPr>
+        <w:pStyle w:val="Textopreformateado"/>
+        <w:bidi w:val="0"/>
+        <w:spacing w:before="0" w:after="200"/>
+        <w:rPr>
+          <w:rFonts w:ascii="Cambria" w:hAnsi="Cambria" w:eastAsia="" w:cs=""/>
+          <w:sz w:val="22"/>
+          <w:szCs w:val="22"/>
+        </w:rPr>
+      </w:pPr>
+      <w:r>
+        <w:rPr>
+          <w:rStyle w:val="Textooriginal"/>
+          <w:rFonts w:ascii="Cambria" w:hAnsi="Cambria"/>
+          <w:sz w:val="22"/>
+          <w:szCs w:val="22"/>
+        </w:rPr>
+        <w:t xml:space="preserve">  </w:t>
+      </w:r>
+      <w:r>
+        <w:rPr>
+          <w:rStyle w:val="Textooriginal"/>
+          <w:rFonts w:ascii="Cambria" w:hAnsi="Cambria"/>
+          <w:sz w:val="22"/>
+          <w:szCs w:val="22"/>
+        </w:rPr>
+        <w:t>}</w:t>
+      </w:r>
+    </w:p>
+    <w:p>
+      <w:pPr>
+        <w:pStyle w:val="Textopreformateado"/>
+        <w:bidi w:val="0"/>
+        <w:spacing w:before="0" w:after="200"/>
+        <w:rPr/>
+      </w:pPr>
+      <w:r>
+        <w:rPr>
+          <w:rStyle w:val="Textooriginal"/>
+          <w:sz w:val="22"/>
+          <w:szCs w:val="22"/>
+        </w:rPr>
+        <w:t>}</w:t>
+      </w:r>
+    </w:p>
+    <w:p>
+      <w:pPr>
+        <w:pStyle w:val="Normal"/>
+        <w:rPr/>
+      </w:pPr>
+      <w:r>
+        <w:rPr/>
+      </w:r>
+    </w:p>
+    <w:p>
+      <w:pPr>
         <w:pStyle w:val="Heading2"/>
         <w:rPr/>
       </w:pPr>
@@ -402,6 +1780,623 @@
     </w:p>
     <w:p>
       <w:pPr>
+        <w:pStyle w:val="Heading3"/>
+        <w:spacing w:before="0" w:after="200"/>
+        <w:rPr>
+          <w:rFonts w:ascii="Cambria" w:hAnsi="Cambria" w:asciiTheme="minorHAnsi" w:cstheme="minorBidi" w:eastAsiaTheme="minorEastAsia" w:hAnsiTheme="minorHAnsi"/>
+          <w:color w:val="auto"/>
+        </w:rPr>
+      </w:pPr>
+      <w:r>
+        <w:rPr>
+          <w:rFonts w:asciiTheme="minorHAnsi" w:cstheme="minorBidi" w:eastAsiaTheme="minorEastAsia" w:hAnsiTheme="minorHAnsi" w:ascii="Cambria" w:hAnsi="Cambria"/>
+          <w:color w:val="auto"/>
+        </w:rPr>
+        <w:t>Objetivo</w:t>
+      </w:r>
+    </w:p>
+    <w:p>
+      <w:pPr>
+        <w:pStyle w:val="BodyText"/>
+        <w:spacing w:before="0" w:after="200"/>
+        <w:rPr/>
+      </w:pPr>
+      <w:r>
+        <w:rPr/>
+        <w:t>Desplegar la app en EC2 y conectar a una BD gestionada.</w:t>
+      </w:r>
+    </w:p>
+    <w:p>
+      <w:pPr>
+        <w:pStyle w:val="Heading3"/>
+        <w:spacing w:before="0" w:after="200"/>
+        <w:rPr>
+          <w:rFonts w:ascii="Cambria" w:hAnsi="Cambria" w:asciiTheme="minorHAnsi" w:cstheme="minorBidi" w:eastAsiaTheme="minorEastAsia" w:hAnsiTheme="minorHAnsi"/>
+          <w:color w:val="auto"/>
+        </w:rPr>
+      </w:pPr>
+      <w:r>
+        <w:rPr>
+          <w:rFonts w:asciiTheme="minorHAnsi" w:cstheme="minorBidi" w:eastAsiaTheme="minorEastAsia" w:hAnsiTheme="minorHAnsi" w:ascii="Cambria" w:hAnsi="Cambria"/>
+          <w:color w:val="auto"/>
+        </w:rPr>
+        <w:t>Paso a paso (simulado comandos AWS CLI)</w:t>
+      </w:r>
+    </w:p>
+    <w:p>
+      <w:pPr>
+        <w:pStyle w:val="BodyText"/>
+        <w:numPr>
+          <w:ilvl w:val="0"/>
+          <w:numId w:val="14"/>
+        </w:numPr>
+        <w:tabs>
+          <w:tab w:val="clear" w:pos="720"/>
+          <w:tab w:val="left" w:pos="0" w:leader="none"/>
+        </w:tabs>
+        <w:spacing w:before="0" w:after="200"/>
+        <w:ind w:hanging="283" w:left="709"/>
+        <w:rPr/>
+      </w:pPr>
+      <w:r>
+        <w:rPr>
+          <w:rStyle w:val="Strong"/>
+        </w:rPr>
+        <w:t>Crear keypair y security group</w:t>
+      </w:r>
+    </w:p>
+    <w:p>
+      <w:pPr>
+        <w:pStyle w:val="Textopreformateado"/>
+        <w:bidi w:val="0"/>
+        <w:spacing w:before="0" w:after="200"/>
+        <w:ind w:hanging="0" w:left="0" w:right="0"/>
+        <w:rPr>
+          <w:rFonts w:ascii="Cambria" w:hAnsi="Cambria" w:eastAsia="" w:cs=""/>
+          <w:sz w:val="22"/>
+          <w:szCs w:val="22"/>
+        </w:rPr>
+      </w:pPr>
+      <w:r>
+        <w:rPr>
+          <w:rStyle w:val="Textooriginal"/>
+          <w:rFonts w:ascii="Cambria" w:hAnsi="Cambria"/>
+          <w:sz w:val="22"/>
+          <w:szCs w:val="22"/>
+        </w:rPr>
+        <w:t>aws ec2 create-key-pair --key-name key-monolito --query 'KeyMaterial' --output text &gt; key-monolito.pem</w:t>
+      </w:r>
+    </w:p>
+    <w:p>
+      <w:pPr>
+        <w:pStyle w:val="Textopreformateado"/>
+        <w:bidi w:val="0"/>
+        <w:spacing w:before="0" w:after="200"/>
+        <w:rPr>
+          <w:rFonts w:ascii="Cambria" w:hAnsi="Cambria" w:eastAsia="" w:cs=""/>
+          <w:sz w:val="22"/>
+          <w:szCs w:val="22"/>
+        </w:rPr>
+      </w:pPr>
+      <w:r>
+        <w:rPr>
+          <w:rStyle w:val="Textooriginal"/>
+          <w:rFonts w:ascii="Cambria" w:hAnsi="Cambria"/>
+          <w:sz w:val="22"/>
+          <w:szCs w:val="22"/>
+        </w:rPr>
+        <w:t>chmod 400 key-monolito.pem</w:t>
+      </w:r>
+    </w:p>
+    <w:p>
+      <w:pPr>
+        <w:pStyle w:val="Textopreformateado"/>
+        <w:bidi w:val="0"/>
+        <w:spacing w:before="0" w:after="200"/>
+        <w:rPr>
+          <w:rFonts w:ascii="Cambria" w:hAnsi="Cambria" w:eastAsia="" w:cs=""/>
+          <w:sz w:val="22"/>
+          <w:szCs w:val="22"/>
+        </w:rPr>
+      </w:pPr>
+      <w:r>
+        <w:rPr>
+          <w:rFonts w:eastAsia="" w:cs="" w:ascii="Cambria" w:hAnsi="Cambria"/>
+          <w:sz w:val="22"/>
+          <w:szCs w:val="22"/>
+        </w:rPr>
+      </w:r>
+    </w:p>
+    <w:p>
+      <w:pPr>
+        <w:pStyle w:val="Textopreformateado"/>
+        <w:bidi w:val="0"/>
+        <w:spacing w:before="0" w:after="200"/>
+        <w:rPr>
+          <w:rFonts w:ascii="Cambria" w:hAnsi="Cambria" w:eastAsia="" w:cs=""/>
+          <w:sz w:val="22"/>
+          <w:szCs w:val="22"/>
+        </w:rPr>
+      </w:pPr>
+      <w:r>
+        <w:rPr>
+          <w:rStyle w:val="Textooriginal"/>
+          <w:rFonts w:ascii="Cambria" w:hAnsi="Cambria"/>
+          <w:sz w:val="22"/>
+          <w:szCs w:val="22"/>
+        </w:rPr>
+        <w:t>aws ec2 create-security-group --group-name sg-monolito --description "SG para app"</w:t>
+      </w:r>
+    </w:p>
+    <w:p>
+      <w:pPr>
+        <w:pStyle w:val="Textopreformateado"/>
+        <w:bidi w:val="0"/>
+        <w:spacing w:before="0" w:after="200"/>
+        <w:rPr>
+          <w:rFonts w:ascii="Cambria" w:hAnsi="Cambria" w:eastAsia="" w:cs=""/>
+          <w:sz w:val="22"/>
+          <w:szCs w:val="22"/>
+        </w:rPr>
+      </w:pPr>
+      <w:r>
+        <w:rPr>
+          <w:rStyle w:val="Textooriginal"/>
+          <w:rFonts w:ascii="Cambria" w:hAnsi="Cambria"/>
+          <w:sz w:val="22"/>
+          <w:szCs w:val="22"/>
+        </w:rPr>
+        <w:t># luego añadir reglas: HTTP(80), SSH(22) desde tu IP y acceso RDS desde SG</w:t>
+      </w:r>
+    </w:p>
+    <w:p>
+      <w:pPr>
+        <w:pStyle w:val="BodyText"/>
+        <w:numPr>
+          <w:ilvl w:val="0"/>
+          <w:numId w:val="15"/>
+        </w:numPr>
+        <w:tabs>
+          <w:tab w:val="clear" w:pos="720"/>
+          <w:tab w:val="left" w:pos="0" w:leader="none"/>
+        </w:tabs>
+        <w:spacing w:before="0" w:after="200"/>
+        <w:ind w:hanging="283" w:left="709"/>
+        <w:rPr/>
+      </w:pPr>
+      <w:r>
+        <w:rPr>
+          <w:rStyle w:val="Strong"/>
+        </w:rPr>
+        <w:t>Lanzar instancia EC2 (AMI Amazon Linux 2)</w:t>
+      </w:r>
+    </w:p>
+    <w:p>
+      <w:pPr>
+        <w:pStyle w:val="Textopreformateado"/>
+        <w:bidi w:val="0"/>
+        <w:spacing w:before="0" w:after="200"/>
+        <w:ind w:hanging="0" w:left="0" w:right="0"/>
+        <w:rPr>
+          <w:rFonts w:ascii="Cambria" w:hAnsi="Cambria" w:eastAsia="" w:cs=""/>
+          <w:sz w:val="22"/>
+          <w:szCs w:val="22"/>
+        </w:rPr>
+      </w:pPr>
+      <w:r>
+        <w:rPr>
+          <w:rStyle w:val="Textooriginal"/>
+          <w:rFonts w:ascii="Cambria" w:hAnsi="Cambria"/>
+          <w:sz w:val="22"/>
+          <w:szCs w:val="22"/>
+        </w:rPr>
+        <w:t>aws ec2 run-instances --image-id ami-... --instance-type t3.medium \</w:t>
+      </w:r>
+    </w:p>
+    <w:p>
+      <w:pPr>
+        <w:pStyle w:val="Textopreformateado"/>
+        <w:bidi w:val="0"/>
+        <w:spacing w:before="0" w:after="200"/>
+        <w:rPr>
+          <w:rFonts w:ascii="Cambria" w:hAnsi="Cambria" w:eastAsia="" w:cs=""/>
+          <w:sz w:val="22"/>
+          <w:szCs w:val="22"/>
+        </w:rPr>
+      </w:pPr>
+      <w:r>
+        <w:rPr>
+          <w:rStyle w:val="Textooriginal"/>
+          <w:rFonts w:ascii="Cambria" w:hAnsi="Cambria"/>
+          <w:sz w:val="22"/>
+          <w:szCs w:val="22"/>
+        </w:rPr>
+        <w:t xml:space="preserve">  </w:t>
+      </w:r>
+      <w:r>
+        <w:rPr>
+          <w:rStyle w:val="Textooriginal"/>
+          <w:rFonts w:ascii="Cambria" w:hAnsi="Cambria"/>
+          <w:sz w:val="22"/>
+          <w:szCs w:val="22"/>
+        </w:rPr>
+        <w:t>--key-name key-monolito --security-group-ids sg-xxx \</w:t>
+      </w:r>
+    </w:p>
+    <w:p>
+      <w:pPr>
+        <w:pStyle w:val="Textopreformateado"/>
+        <w:bidi w:val="0"/>
+        <w:spacing w:before="0" w:after="200"/>
+        <w:rPr>
+          <w:rFonts w:ascii="Cambria" w:hAnsi="Cambria" w:eastAsia="" w:cs=""/>
+          <w:sz w:val="22"/>
+          <w:szCs w:val="22"/>
+        </w:rPr>
+      </w:pPr>
+      <w:r>
+        <w:rPr>
+          <w:rStyle w:val="Textooriginal"/>
+          <w:rFonts w:ascii="Cambria" w:hAnsi="Cambria"/>
+          <w:sz w:val="22"/>
+          <w:szCs w:val="22"/>
+        </w:rPr>
+        <w:t xml:space="preserve">  </w:t>
+      </w:r>
+      <w:r>
+        <w:rPr>
+          <w:rStyle w:val="Textooriginal"/>
+          <w:rFonts w:ascii="Cambria" w:hAnsi="Cambria"/>
+          <w:sz w:val="22"/>
+          <w:szCs w:val="22"/>
+        </w:rPr>
+        <w:t>--subnet-id subnet-public-a --count 1</w:t>
+      </w:r>
+    </w:p>
+    <w:p>
+      <w:pPr>
+        <w:pStyle w:val="BodyText"/>
+        <w:numPr>
+          <w:ilvl w:val="0"/>
+          <w:numId w:val="16"/>
+        </w:numPr>
+        <w:tabs>
+          <w:tab w:val="clear" w:pos="720"/>
+          <w:tab w:val="left" w:pos="0" w:leader="none"/>
+        </w:tabs>
+        <w:spacing w:before="0" w:after="200"/>
+        <w:ind w:hanging="283" w:left="709"/>
+        <w:rPr/>
+      </w:pPr>
+      <w:r>
+        <w:rPr>
+          <w:rStyle w:val="Strong"/>
+        </w:rPr>
+        <w:t>Crear RDS (Postgres / MySQL) - Multi-AZ</w:t>
+      </w:r>
+    </w:p>
+    <w:p>
+      <w:pPr>
+        <w:pStyle w:val="Textopreformateado"/>
+        <w:bidi w:val="0"/>
+        <w:spacing w:before="0" w:after="200"/>
+        <w:ind w:hanging="0" w:left="0" w:right="0"/>
+        <w:rPr>
+          <w:rFonts w:ascii="Cambria" w:hAnsi="Cambria" w:eastAsia="" w:cs=""/>
+          <w:sz w:val="22"/>
+          <w:szCs w:val="22"/>
+        </w:rPr>
+      </w:pPr>
+      <w:r>
+        <w:rPr>
+          <w:rStyle w:val="Textooriginal"/>
+          <w:rFonts w:ascii="Cambria" w:hAnsi="Cambria"/>
+          <w:sz w:val="22"/>
+          <w:szCs w:val="22"/>
+        </w:rPr>
+        <w:t>aws rds create-db-instance \</w:t>
+      </w:r>
+    </w:p>
+    <w:p>
+      <w:pPr>
+        <w:pStyle w:val="Textopreformateado"/>
+        <w:bidi w:val="0"/>
+        <w:spacing w:before="0" w:after="200"/>
+        <w:rPr>
+          <w:rFonts w:ascii="Cambria" w:hAnsi="Cambria" w:eastAsia="" w:cs=""/>
+          <w:sz w:val="22"/>
+          <w:szCs w:val="22"/>
+        </w:rPr>
+      </w:pPr>
+      <w:r>
+        <w:rPr>
+          <w:rStyle w:val="Textooriginal"/>
+          <w:rFonts w:ascii="Cambria" w:hAnsi="Cambria"/>
+          <w:sz w:val="22"/>
+          <w:szCs w:val="22"/>
+        </w:rPr>
+        <w:t xml:space="preserve">  </w:t>
+      </w:r>
+      <w:r>
+        <w:rPr>
+          <w:rStyle w:val="Textooriginal"/>
+          <w:rFonts w:ascii="Cambria" w:hAnsi="Cambria"/>
+          <w:sz w:val="22"/>
+          <w:szCs w:val="22"/>
+        </w:rPr>
+        <w:t>--db-instance-identifier bd-monolito \</w:t>
+      </w:r>
+    </w:p>
+    <w:p>
+      <w:pPr>
+        <w:pStyle w:val="Textopreformateado"/>
+        <w:bidi w:val="0"/>
+        <w:spacing w:before="0" w:after="200"/>
+        <w:rPr>
+          <w:rFonts w:ascii="Cambria" w:hAnsi="Cambria" w:eastAsia="" w:cs=""/>
+          <w:sz w:val="22"/>
+          <w:szCs w:val="22"/>
+        </w:rPr>
+      </w:pPr>
+      <w:r>
+        <w:rPr>
+          <w:rStyle w:val="Textooriginal"/>
+          <w:rFonts w:ascii="Cambria" w:hAnsi="Cambria"/>
+          <w:sz w:val="22"/>
+          <w:szCs w:val="22"/>
+        </w:rPr>
+        <w:t xml:space="preserve">  </w:t>
+      </w:r>
+      <w:r>
+        <w:rPr>
+          <w:rStyle w:val="Textooriginal"/>
+          <w:rFonts w:ascii="Cambria" w:hAnsi="Cambria"/>
+          <w:sz w:val="22"/>
+          <w:szCs w:val="22"/>
+        </w:rPr>
+        <w:t>--db-instance-class db.t3.medium \</w:t>
+      </w:r>
+    </w:p>
+    <w:p>
+      <w:pPr>
+        <w:pStyle w:val="Textopreformateado"/>
+        <w:bidi w:val="0"/>
+        <w:spacing w:before="0" w:after="200"/>
+        <w:rPr>
+          <w:rFonts w:ascii="Cambria" w:hAnsi="Cambria" w:eastAsia="" w:cs=""/>
+          <w:sz w:val="22"/>
+          <w:szCs w:val="22"/>
+        </w:rPr>
+      </w:pPr>
+      <w:r>
+        <w:rPr>
+          <w:rStyle w:val="Textooriginal"/>
+          <w:rFonts w:ascii="Cambria" w:hAnsi="Cambria"/>
+          <w:sz w:val="22"/>
+          <w:szCs w:val="22"/>
+        </w:rPr>
+        <w:t xml:space="preserve">  </w:t>
+      </w:r>
+      <w:r>
+        <w:rPr>
+          <w:rStyle w:val="Textooriginal"/>
+          <w:rFonts w:ascii="Cambria" w:hAnsi="Cambria"/>
+          <w:sz w:val="22"/>
+          <w:szCs w:val="22"/>
+        </w:rPr>
+        <w:t>--engine postgres \</w:t>
+      </w:r>
+    </w:p>
+    <w:p>
+      <w:pPr>
+        <w:pStyle w:val="Textopreformateado"/>
+        <w:bidi w:val="0"/>
+        <w:spacing w:before="0" w:after="200"/>
+        <w:rPr>
+          <w:rFonts w:ascii="Cambria" w:hAnsi="Cambria" w:eastAsia="" w:cs=""/>
+          <w:sz w:val="22"/>
+          <w:szCs w:val="22"/>
+        </w:rPr>
+      </w:pPr>
+      <w:r>
+        <w:rPr>
+          <w:rStyle w:val="Textooriginal"/>
+          <w:rFonts w:ascii="Cambria" w:hAnsi="Cambria"/>
+          <w:sz w:val="22"/>
+          <w:szCs w:val="22"/>
+        </w:rPr>
+        <w:t xml:space="preserve">  </w:t>
+      </w:r>
+      <w:r>
+        <w:rPr>
+          <w:rStyle w:val="Textooriginal"/>
+          <w:rFonts w:ascii="Cambria" w:hAnsi="Cambria"/>
+          <w:sz w:val="22"/>
+          <w:szCs w:val="22"/>
+        </w:rPr>
+        <w:t>--allocated-storage 100 \</w:t>
+      </w:r>
+    </w:p>
+    <w:p>
+      <w:pPr>
+        <w:pStyle w:val="Textopreformateado"/>
+        <w:bidi w:val="0"/>
+        <w:spacing w:before="0" w:after="200"/>
+        <w:rPr>
+          <w:rFonts w:ascii="Cambria" w:hAnsi="Cambria" w:eastAsia="" w:cs=""/>
+          <w:sz w:val="22"/>
+          <w:szCs w:val="22"/>
+        </w:rPr>
+      </w:pPr>
+      <w:r>
+        <w:rPr>
+          <w:rStyle w:val="Textooriginal"/>
+          <w:rFonts w:ascii="Cambria" w:hAnsi="Cambria"/>
+          <w:sz w:val="22"/>
+          <w:szCs w:val="22"/>
+        </w:rPr>
+        <w:t xml:space="preserve">  </w:t>
+      </w:r>
+      <w:r>
+        <w:rPr>
+          <w:rStyle w:val="Textooriginal"/>
+          <w:rFonts w:ascii="Cambria" w:hAnsi="Cambria"/>
+          <w:sz w:val="22"/>
+          <w:szCs w:val="22"/>
+        </w:rPr>
+        <w:t>--multi-az \</w:t>
+      </w:r>
+    </w:p>
+    <w:p>
+      <w:pPr>
+        <w:pStyle w:val="Textopreformateado"/>
+        <w:bidi w:val="0"/>
+        <w:spacing w:before="0" w:after="200"/>
+        <w:rPr>
+          <w:rFonts w:ascii="Cambria" w:hAnsi="Cambria" w:eastAsia="" w:cs=""/>
+          <w:sz w:val="22"/>
+          <w:szCs w:val="22"/>
+        </w:rPr>
+      </w:pPr>
+      <w:r>
+        <w:rPr>
+          <w:rStyle w:val="Textooriginal"/>
+          <w:rFonts w:ascii="Cambria" w:hAnsi="Cambria"/>
+          <w:sz w:val="22"/>
+          <w:szCs w:val="22"/>
+        </w:rPr>
+        <w:t xml:space="preserve">  </w:t>
+      </w:r>
+      <w:r>
+        <w:rPr>
+          <w:rStyle w:val="Textooriginal"/>
+          <w:rFonts w:ascii="Cambria" w:hAnsi="Cambria"/>
+          <w:sz w:val="22"/>
+          <w:szCs w:val="22"/>
+        </w:rPr>
+        <w:t>--master-username admin --master-user-password 'Passw0rd!'</w:t>
+      </w:r>
+    </w:p>
+    <w:p>
+      <w:pPr>
+        <w:pStyle w:val="BodyText"/>
+        <w:numPr>
+          <w:ilvl w:val="0"/>
+          <w:numId w:val="17"/>
+        </w:numPr>
+        <w:tabs>
+          <w:tab w:val="clear" w:pos="720"/>
+          <w:tab w:val="left" w:pos="0" w:leader="none"/>
+        </w:tabs>
+        <w:spacing w:before="0" w:after="200"/>
+        <w:ind w:hanging="283" w:left="709"/>
+        <w:rPr/>
+      </w:pPr>
+      <w:r>
+        <w:rPr>
+          <w:rStyle w:val="Strong"/>
+        </w:rPr>
+        <w:t>Desplegar app</w:t>
+      </w:r>
+      <w:r>
+        <w:rPr/>
+        <w:t xml:space="preserve"> en EC2:</w:t>
+      </w:r>
+    </w:p>
+    <w:p>
+      <w:pPr>
+        <w:pStyle w:val="BodyText"/>
+        <w:numPr>
+          <w:ilvl w:val="1"/>
+          <w:numId w:val="17"/>
+        </w:numPr>
+        <w:tabs>
+          <w:tab w:val="clear" w:pos="720"/>
+          <w:tab w:val="left" w:pos="0" w:leader="none"/>
+        </w:tabs>
+        <w:spacing w:before="0" w:after="200"/>
+        <w:ind w:hanging="283" w:left="1418"/>
+        <w:rPr/>
+      </w:pPr>
+      <w:r>
+        <w:rPr/>
+        <w:t xml:space="preserve">Opción A: subir jar y correr </w:t>
+      </w:r>
+      <w:r>
+        <w:rPr>
+          <w:rStyle w:val="Textooriginal"/>
+        </w:rPr>
+        <w:t>java -jar app.jar</w:t>
+      </w:r>
+    </w:p>
+    <w:p>
+      <w:pPr>
+        <w:pStyle w:val="BodyText"/>
+        <w:numPr>
+          <w:ilvl w:val="1"/>
+          <w:numId w:val="17"/>
+        </w:numPr>
+        <w:tabs>
+          <w:tab w:val="clear" w:pos="720"/>
+          <w:tab w:val="left" w:pos="0" w:leader="none"/>
+        </w:tabs>
+        <w:spacing w:before="0" w:after="200"/>
+        <w:ind w:hanging="283" w:left="1418"/>
+        <w:rPr/>
+      </w:pPr>
+      <w:r>
+        <w:rPr/>
+        <w:t>Opción B (recomendado): construir Docker image y correr container</w:t>
+      </w:r>
+    </w:p>
+    <w:p>
+      <w:pPr>
+        <w:pStyle w:val="BodyText"/>
+        <w:numPr>
+          <w:ilvl w:val="0"/>
+          <w:numId w:val="17"/>
+        </w:numPr>
+        <w:tabs>
+          <w:tab w:val="clear" w:pos="720"/>
+          <w:tab w:val="left" w:pos="0" w:leader="none"/>
+        </w:tabs>
+        <w:spacing w:before="0" w:after="200"/>
+        <w:ind w:hanging="283" w:left="709"/>
+        <w:rPr/>
+      </w:pPr>
+      <w:r>
+        <w:rPr>
+          <w:rStyle w:val="Strong"/>
+        </w:rPr>
+        <w:t>Comprobar conexión</w:t>
+      </w:r>
+      <w:r>
+        <w:rPr/>
+        <w:t xml:space="preserve"> app → RDS (config </w:t>
+      </w:r>
+      <w:r>
+        <w:rPr>
+          <w:rStyle w:val="Textooriginal"/>
+        </w:rPr>
+        <w:t>application.properties</w:t>
+      </w:r>
+      <w:r>
+        <w:rPr/>
+        <w:t xml:space="preserve"> con endpoint RDS).</w:t>
+      </w:r>
+    </w:p>
+    <w:p>
+      <w:pPr>
+        <w:pStyle w:val="BodyText"/>
+        <w:spacing w:before="0" w:after="200"/>
+        <w:rPr/>
+      </w:pPr>
+      <w:r>
+        <w:rPr/>
+      </w:r>
+    </w:p>
+    <w:p>
+      <w:pPr>
         <w:pStyle w:val="Heading2"/>
         <w:rPr/>
       </w:pPr>
@@ -424,6 +2419,454 @@
         <w:t>Configurar Auto Scaling Group con políticas basadas en CPU.</w:t>
         <w:br/>
         <w:t>• Implementar Elastic Load Balancer y probar la distribución.</w:t>
+      </w:r>
+    </w:p>
+    <w:p>
+      <w:pPr>
+        <w:pStyle w:val="Heading3"/>
+        <w:spacing w:before="0" w:after="200"/>
+        <w:rPr>
+          <w:rFonts w:ascii="Cambria" w:hAnsi="Cambria" w:asciiTheme="minorHAnsi" w:cstheme="minorBidi" w:eastAsiaTheme="minorEastAsia" w:hAnsiTheme="minorHAnsi"/>
+          <w:color w:val="auto"/>
+        </w:rPr>
+      </w:pPr>
+      <w:r>
+        <w:rPr>
+          <w:rFonts w:asciiTheme="minorHAnsi" w:cstheme="minorBidi" w:eastAsiaTheme="minorEastAsia" w:hAnsiTheme="minorHAnsi" w:ascii="Cambria" w:hAnsi="Cambria"/>
+          <w:color w:val="auto"/>
+        </w:rPr>
+        <w:t>Objetivo</w:t>
+      </w:r>
+    </w:p>
+    <w:p>
+      <w:pPr>
+        <w:pStyle w:val="BodyText"/>
+        <w:spacing w:before="0" w:after="200"/>
+        <w:rPr/>
+      </w:pPr>
+      <w:r>
+        <w:rPr/>
+        <w:t>Configurar Auto Scaling Group (ASG) y Application Load Balancer (ALB).</w:t>
+      </w:r>
+    </w:p>
+    <w:p>
+      <w:pPr>
+        <w:pStyle w:val="Heading3"/>
+        <w:spacing w:before="0" w:after="200"/>
+        <w:rPr>
+          <w:rFonts w:ascii="Cambria" w:hAnsi="Cambria" w:asciiTheme="minorHAnsi" w:cstheme="minorBidi" w:eastAsiaTheme="minorEastAsia" w:hAnsiTheme="minorHAnsi"/>
+          <w:color w:val="auto"/>
+        </w:rPr>
+      </w:pPr>
+      <w:r>
+        <w:rPr>
+          <w:rFonts w:asciiTheme="minorHAnsi" w:cstheme="minorBidi" w:eastAsiaTheme="minorEastAsia" w:hAnsiTheme="minorHAnsi" w:ascii="Cambria" w:hAnsi="Cambria"/>
+          <w:color w:val="auto"/>
+        </w:rPr>
+        <w:t>Pasos y comandos</w:t>
+      </w:r>
+    </w:p>
+    <w:p>
+      <w:pPr>
+        <w:pStyle w:val="BodyText"/>
+        <w:numPr>
+          <w:ilvl w:val="0"/>
+          <w:numId w:val="18"/>
+        </w:numPr>
+        <w:tabs>
+          <w:tab w:val="clear" w:pos="720"/>
+          <w:tab w:val="left" w:pos="0" w:leader="none"/>
+        </w:tabs>
+        <w:spacing w:before="0" w:after="200"/>
+        <w:ind w:hanging="283" w:left="709"/>
+        <w:rPr/>
+      </w:pPr>
+      <w:r>
+        <w:rPr>
+          <w:rStyle w:val="Strong"/>
+        </w:rPr>
+        <w:t>Crear AMI del servidor preparado</w:t>
+      </w:r>
+      <w:r>
+        <w:rPr/>
+        <w:t xml:space="preserve"> (o usar Launch Template con userdata que arranque el container):</w:t>
+      </w:r>
+    </w:p>
+    <w:p>
+      <w:pPr>
+        <w:pStyle w:val="Textopreformateado"/>
+        <w:bidi w:val="0"/>
+        <w:spacing w:before="0" w:after="200"/>
+        <w:ind w:hanging="0" w:left="0" w:right="0"/>
+        <w:rPr>
+          <w:rFonts w:ascii="Cambria" w:hAnsi="Cambria" w:eastAsia="" w:cs=""/>
+          <w:sz w:val="22"/>
+          <w:szCs w:val="22"/>
+        </w:rPr>
+      </w:pPr>
+      <w:r>
+        <w:rPr>
+          <w:rStyle w:val="Textooriginal"/>
+          <w:rFonts w:ascii="Cambria" w:hAnsi="Cambria"/>
+          <w:sz w:val="22"/>
+          <w:szCs w:val="22"/>
+        </w:rPr>
+        <w:t># ejemplo conceptual: crear launch template con userdata para docker run</w:t>
+      </w:r>
+    </w:p>
+    <w:p>
+      <w:pPr>
+        <w:pStyle w:val="Textopreformateado"/>
+        <w:bidi w:val="0"/>
+        <w:spacing w:before="0" w:after="200"/>
+        <w:rPr>
+          <w:rFonts w:ascii="Cambria" w:hAnsi="Cambria" w:eastAsia="" w:cs=""/>
+          <w:sz w:val="22"/>
+          <w:szCs w:val="22"/>
+        </w:rPr>
+      </w:pPr>
+      <w:r>
+        <w:rPr>
+          <w:rStyle w:val="Textooriginal"/>
+          <w:rFonts w:ascii="Cambria" w:hAnsi="Cambria"/>
+          <w:sz w:val="22"/>
+          <w:szCs w:val="22"/>
+        </w:rPr>
+        <w:t>aws ec2 create-launch-template --launch-template-name lt-monolito --launch-template-data file://lt-data.json</w:t>
+      </w:r>
+    </w:p>
+    <w:p>
+      <w:pPr>
+        <w:pStyle w:val="BodyText"/>
+        <w:numPr>
+          <w:ilvl w:val="0"/>
+          <w:numId w:val="19"/>
+        </w:numPr>
+        <w:tabs>
+          <w:tab w:val="clear" w:pos="720"/>
+          <w:tab w:val="left" w:pos="0" w:leader="none"/>
+        </w:tabs>
+        <w:spacing w:before="0" w:after="200"/>
+        <w:ind w:hanging="283" w:left="709"/>
+        <w:rPr/>
+      </w:pPr>
+      <w:r>
+        <w:rPr>
+          <w:rStyle w:val="Strong"/>
+        </w:rPr>
+        <w:t>Crear Target Group y ALB</w:t>
+      </w:r>
+    </w:p>
+    <w:p>
+      <w:pPr>
+        <w:pStyle w:val="Textopreformateado"/>
+        <w:bidi w:val="0"/>
+        <w:spacing w:before="0" w:after="200"/>
+        <w:ind w:hanging="0" w:left="0" w:right="0"/>
+        <w:rPr>
+          <w:rFonts w:ascii="Cambria" w:hAnsi="Cambria" w:eastAsia="" w:cs=""/>
+          <w:sz w:val="22"/>
+          <w:szCs w:val="22"/>
+        </w:rPr>
+      </w:pPr>
+      <w:r>
+        <w:rPr>
+          <w:rStyle w:val="Textooriginal"/>
+          <w:rFonts w:ascii="Cambria" w:hAnsi="Cambria"/>
+          <w:sz w:val="22"/>
+          <w:szCs w:val="22"/>
+        </w:rPr>
+        <w:t>aws elbv2 create-load-balancer --name alb-monolito --subnets subnet-public-a subnet-public-b --security-groups sg-alb</w:t>
+      </w:r>
+    </w:p>
+    <w:p>
+      <w:pPr>
+        <w:pStyle w:val="Textopreformateado"/>
+        <w:bidi w:val="0"/>
+        <w:spacing w:before="0" w:after="200"/>
+        <w:rPr>
+          <w:rFonts w:ascii="Cambria" w:hAnsi="Cambria" w:eastAsia="" w:cs=""/>
+          <w:sz w:val="22"/>
+          <w:szCs w:val="22"/>
+        </w:rPr>
+      </w:pPr>
+      <w:r>
+        <w:rPr>
+          <w:rStyle w:val="Textooriginal"/>
+          <w:rFonts w:ascii="Cambria" w:hAnsi="Cambria"/>
+          <w:sz w:val="22"/>
+          <w:szCs w:val="22"/>
+        </w:rPr>
+        <w:t>aws elbv2 create-target-group --name tg-monolito --protocol HTTP --port 80 --vpc-id vpc-xxx</w:t>
+      </w:r>
+    </w:p>
+    <w:p>
+      <w:pPr>
+        <w:pStyle w:val="BodyText"/>
+        <w:numPr>
+          <w:ilvl w:val="0"/>
+          <w:numId w:val="20"/>
+        </w:numPr>
+        <w:tabs>
+          <w:tab w:val="clear" w:pos="720"/>
+          <w:tab w:val="left" w:pos="0" w:leader="none"/>
+        </w:tabs>
+        <w:spacing w:before="0" w:after="200"/>
+        <w:ind w:hanging="283" w:left="709"/>
+        <w:rPr/>
+      </w:pPr>
+      <w:r>
+        <w:rPr>
+          <w:rStyle w:val="Strong"/>
+        </w:rPr>
+        <w:t>Crear Listener</w:t>
+      </w:r>
+    </w:p>
+    <w:p>
+      <w:pPr>
+        <w:pStyle w:val="Textopreformateado"/>
+        <w:bidi w:val="0"/>
+        <w:spacing w:before="0" w:after="200"/>
+        <w:ind w:hanging="0" w:left="0" w:right="0"/>
+        <w:rPr>
+          <w:rFonts w:ascii="Cambria" w:hAnsi="Cambria" w:eastAsia="" w:cs=""/>
+          <w:sz w:val="22"/>
+          <w:szCs w:val="22"/>
+        </w:rPr>
+      </w:pPr>
+      <w:r>
+        <w:rPr>
+          <w:rStyle w:val="Textooriginal"/>
+          <w:rFonts w:ascii="Cambria" w:hAnsi="Cambria"/>
+          <w:sz w:val="22"/>
+          <w:szCs w:val="22"/>
+        </w:rPr>
+        <w:t>aws elbv2 create-listener --load-balancer-arn &lt;alb-arn&gt; --protocol HTTP --port 80 --default-actions Type=forward,TargetGroupArn=&lt;tg-arn&gt;</w:t>
+      </w:r>
+    </w:p>
+    <w:p>
+      <w:pPr>
+        <w:pStyle w:val="BodyText"/>
+        <w:numPr>
+          <w:ilvl w:val="0"/>
+          <w:numId w:val="21"/>
+        </w:numPr>
+        <w:tabs>
+          <w:tab w:val="clear" w:pos="720"/>
+          <w:tab w:val="left" w:pos="0" w:leader="none"/>
+        </w:tabs>
+        <w:spacing w:before="0" w:after="200"/>
+        <w:ind w:hanging="283" w:left="709"/>
+        <w:rPr/>
+      </w:pPr>
+      <w:r>
+        <w:rPr>
+          <w:rStyle w:val="Strong"/>
+        </w:rPr>
+        <w:t>Crear Auto Scaling Group</w:t>
+      </w:r>
+    </w:p>
+    <w:p>
+      <w:pPr>
+        <w:pStyle w:val="Textopreformateado"/>
+        <w:bidi w:val="0"/>
+        <w:spacing w:before="0" w:after="200"/>
+        <w:ind w:hanging="0" w:left="0" w:right="0"/>
+        <w:rPr>
+          <w:rFonts w:ascii="Cambria" w:hAnsi="Cambria" w:eastAsia="" w:cs=""/>
+          <w:sz w:val="22"/>
+          <w:szCs w:val="22"/>
+        </w:rPr>
+      </w:pPr>
+      <w:r>
+        <w:rPr>
+          <w:rStyle w:val="Textooriginal"/>
+          <w:rFonts w:ascii="Cambria" w:hAnsi="Cambria"/>
+          <w:sz w:val="22"/>
+          <w:szCs w:val="22"/>
+        </w:rPr>
+        <w:t>aws autoscaling create-auto-scaling-group --auto-scaling-group-name asg-monolito \</w:t>
+      </w:r>
+    </w:p>
+    <w:p>
+      <w:pPr>
+        <w:pStyle w:val="Textopreformateado"/>
+        <w:bidi w:val="0"/>
+        <w:spacing w:before="0" w:after="200"/>
+        <w:rPr>
+          <w:rFonts w:ascii="Cambria" w:hAnsi="Cambria" w:eastAsia="" w:cs=""/>
+          <w:sz w:val="22"/>
+          <w:szCs w:val="22"/>
+        </w:rPr>
+      </w:pPr>
+      <w:r>
+        <w:rPr>
+          <w:rStyle w:val="Textooriginal"/>
+          <w:rFonts w:ascii="Cambria" w:hAnsi="Cambria"/>
+          <w:sz w:val="22"/>
+          <w:szCs w:val="22"/>
+        </w:rPr>
+        <w:t xml:space="preserve">  </w:t>
+      </w:r>
+      <w:r>
+        <w:rPr>
+          <w:rStyle w:val="Textooriginal"/>
+          <w:rFonts w:ascii="Cambria" w:hAnsi="Cambria"/>
+          <w:sz w:val="22"/>
+          <w:szCs w:val="22"/>
+        </w:rPr>
+        <w:t>--launch-template LaunchTemplateName=lt-monolito,Version=1 \</w:t>
+      </w:r>
+    </w:p>
+    <w:p>
+      <w:pPr>
+        <w:pStyle w:val="Textopreformateado"/>
+        <w:bidi w:val="0"/>
+        <w:spacing w:before="0" w:after="200"/>
+        <w:rPr>
+          <w:rFonts w:ascii="Cambria" w:hAnsi="Cambria" w:eastAsia="" w:cs=""/>
+          <w:sz w:val="22"/>
+          <w:szCs w:val="22"/>
+        </w:rPr>
+      </w:pPr>
+      <w:r>
+        <w:rPr>
+          <w:rStyle w:val="Textooriginal"/>
+          <w:rFonts w:ascii="Cambria" w:hAnsi="Cambria"/>
+          <w:sz w:val="22"/>
+          <w:szCs w:val="22"/>
+        </w:rPr>
+        <w:t xml:space="preserve">  </w:t>
+      </w:r>
+      <w:r>
+        <w:rPr>
+          <w:rStyle w:val="Textooriginal"/>
+          <w:rFonts w:ascii="Cambria" w:hAnsi="Cambria"/>
+          <w:sz w:val="22"/>
+          <w:szCs w:val="22"/>
+        </w:rPr>
+        <w:t>--min-size 2 --max-size 6 --desired-capacity 2 \</w:t>
+      </w:r>
+    </w:p>
+    <w:p>
+      <w:pPr>
+        <w:pStyle w:val="Textopreformateado"/>
+        <w:bidi w:val="0"/>
+        <w:spacing w:before="0" w:after="200"/>
+        <w:rPr>
+          <w:rFonts w:ascii="Cambria" w:hAnsi="Cambria" w:eastAsia="" w:cs=""/>
+          <w:sz w:val="22"/>
+          <w:szCs w:val="22"/>
+        </w:rPr>
+      </w:pPr>
+      <w:r>
+        <w:rPr>
+          <w:rStyle w:val="Textooriginal"/>
+          <w:rFonts w:ascii="Cambria" w:hAnsi="Cambria"/>
+          <w:sz w:val="22"/>
+          <w:szCs w:val="22"/>
+        </w:rPr>
+        <w:t xml:space="preserve">  </w:t>
+      </w:r>
+      <w:r>
+        <w:rPr>
+          <w:rStyle w:val="Textooriginal"/>
+          <w:rFonts w:ascii="Cambria" w:hAnsi="Cambria"/>
+          <w:sz w:val="22"/>
+          <w:szCs w:val="22"/>
+        </w:rPr>
+        <w:t>--vpc-zone-identifier "subnet-private-a,subnet-private-b" \</w:t>
+      </w:r>
+    </w:p>
+    <w:p>
+      <w:pPr>
+        <w:pStyle w:val="Textopreformateado"/>
+        <w:bidi w:val="0"/>
+        <w:spacing w:before="0" w:after="200"/>
+        <w:rPr>
+          <w:rFonts w:ascii="Cambria" w:hAnsi="Cambria" w:eastAsia="" w:cs=""/>
+          <w:sz w:val="22"/>
+          <w:szCs w:val="22"/>
+        </w:rPr>
+      </w:pPr>
+      <w:r>
+        <w:rPr>
+          <w:rStyle w:val="Textooriginal"/>
+          <w:rFonts w:ascii="Cambria" w:hAnsi="Cambria"/>
+          <w:sz w:val="22"/>
+          <w:szCs w:val="22"/>
+        </w:rPr>
+        <w:t xml:space="preserve">  </w:t>
+      </w:r>
+      <w:r>
+        <w:rPr>
+          <w:rStyle w:val="Textooriginal"/>
+          <w:rFonts w:ascii="Cambria" w:hAnsi="Cambria"/>
+          <w:sz w:val="22"/>
+          <w:szCs w:val="22"/>
+        </w:rPr>
+        <w:t>--target-group-arns &lt;tg-arn&gt;</w:t>
+      </w:r>
+    </w:p>
+    <w:p>
+      <w:pPr>
+        <w:pStyle w:val="BodyText"/>
+        <w:numPr>
+          <w:ilvl w:val="0"/>
+          <w:numId w:val="22"/>
+        </w:numPr>
+        <w:tabs>
+          <w:tab w:val="clear" w:pos="720"/>
+          <w:tab w:val="left" w:pos="0" w:leader="none"/>
+        </w:tabs>
+        <w:spacing w:before="0" w:after="200"/>
+        <w:ind w:hanging="283" w:left="709"/>
+        <w:rPr/>
+      </w:pPr>
+      <w:r>
+        <w:rPr>
+          <w:rStyle w:val="Strong"/>
+        </w:rPr>
+        <w:t>Política de scaling</w:t>
+      </w:r>
+      <w:r>
+        <w:rPr/>
+        <w:t xml:space="preserve"> por CPU (ej. escala si &gt; 60% CPU por 5 minutos).</w:t>
+      </w:r>
+    </w:p>
+    <w:p>
+      <w:pPr>
+        <w:pStyle w:val="BodyText"/>
+        <w:numPr>
+          <w:ilvl w:val="0"/>
+          <w:numId w:val="22"/>
+        </w:numPr>
+        <w:tabs>
+          <w:tab w:val="clear" w:pos="720"/>
+          <w:tab w:val="left" w:pos="0" w:leader="none"/>
+        </w:tabs>
+        <w:spacing w:before="0" w:after="200"/>
+        <w:ind w:hanging="283" w:left="709"/>
+        <w:rPr/>
+      </w:pPr>
+      <w:r>
+        <w:rPr>
+          <w:rStyle w:val="Strong"/>
+        </w:rPr>
+        <w:t>Pruebas</w:t>
+      </w:r>
+      <w:r>
+        <w:rPr/>
+        <w:t>: generar carga (siege / Apache Bench) y observar que ASG escala; ALB balancea tráfico.</w:t>
+      </w:r>
+    </w:p>
+    <w:p>
+      <w:pPr>
+        <w:pStyle w:val="Normal"/>
+        <w:rPr/>
+      </w:pPr>
+      <w:r>
+        <w:rPr/>
       </w:r>
     </w:p>
     <w:p>
@@ -452,6 +2895,366 @@
         <w:t>• Subir imagen a Amazon ECR.</w:t>
         <w:br/>
         <w:t>• (Opcional) Desplegar en ECS Fargate.</w:t>
+      </w:r>
+    </w:p>
+    <w:p>
+      <w:pPr>
+        <w:pStyle w:val="Heading3"/>
+        <w:spacing w:before="0" w:after="200"/>
+        <w:rPr>
+          <w:rFonts w:ascii="Cambria" w:hAnsi="Cambria" w:asciiTheme="minorHAnsi" w:cstheme="minorBidi" w:eastAsiaTheme="minorEastAsia" w:hAnsiTheme="minorHAnsi"/>
+          <w:color w:val="auto"/>
+        </w:rPr>
+      </w:pPr>
+      <w:r>
+        <w:rPr>
+          <w:rFonts w:asciiTheme="minorHAnsi" w:cstheme="minorBidi" w:eastAsiaTheme="minorEastAsia" w:hAnsiTheme="minorHAnsi" w:ascii="Cambria" w:hAnsi="Cambria"/>
+          <w:color w:val="auto"/>
+        </w:rPr>
+        <w:t>Objetivo</w:t>
+      </w:r>
+    </w:p>
+    <w:p>
+      <w:pPr>
+        <w:pStyle w:val="BodyText"/>
+        <w:spacing w:before="0" w:after="200"/>
+        <w:rPr/>
+      </w:pPr>
+      <w:r>
+        <w:rPr/>
+        <w:t>Dockerizar la aplicación, guardar imagen en ECR y (opcional) desplegar en ECS Fargate para comparación.</w:t>
+      </w:r>
+    </w:p>
+    <w:p>
+      <w:pPr>
+        <w:pStyle w:val="Heading3"/>
+        <w:spacing w:before="0" w:after="200"/>
+        <w:rPr>
+          <w:rFonts w:ascii="Cambria" w:hAnsi="Cambria" w:asciiTheme="minorHAnsi" w:cstheme="minorBidi" w:eastAsiaTheme="minorEastAsia" w:hAnsiTheme="minorHAnsi"/>
+          <w:color w:val="auto"/>
+        </w:rPr>
+      </w:pPr>
+      <w:r>
+        <w:rPr>
+          <w:rFonts w:asciiTheme="minorHAnsi" w:cstheme="minorBidi" w:eastAsiaTheme="minorEastAsia" w:hAnsiTheme="minorHAnsi" w:ascii="Cambria" w:hAnsi="Cambria"/>
+          <w:color w:val="auto"/>
+        </w:rPr>
+        <w:t>Dockerfile de ejemplo</w:t>
+      </w:r>
+    </w:p>
+    <w:p>
+      <w:pPr>
+        <w:pStyle w:val="Textopreformateado"/>
+        <w:bidi w:val="0"/>
+        <w:spacing w:before="0" w:after="200"/>
+        <w:ind w:hanging="0" w:left="0" w:right="0"/>
+        <w:rPr>
+          <w:rFonts w:ascii="Cambria" w:hAnsi="Cambria" w:eastAsia="" w:cs=""/>
+          <w:sz w:val="22"/>
+          <w:szCs w:val="22"/>
+        </w:rPr>
+      </w:pPr>
+      <w:r>
+        <w:rPr>
+          <w:rStyle w:val="Textooriginal"/>
+          <w:rFonts w:ascii="Cambria" w:hAnsi="Cambria"/>
+          <w:sz w:val="22"/>
+          <w:szCs w:val="22"/>
+        </w:rPr>
+        <w:t>FROM eclipse-temurin:17-jre</w:t>
+      </w:r>
+    </w:p>
+    <w:p>
+      <w:pPr>
+        <w:pStyle w:val="Textopreformateado"/>
+        <w:bidi w:val="0"/>
+        <w:spacing w:before="0" w:after="200"/>
+        <w:rPr>
+          <w:rFonts w:ascii="Cambria" w:hAnsi="Cambria" w:eastAsia="" w:cs=""/>
+          <w:sz w:val="22"/>
+          <w:szCs w:val="22"/>
+        </w:rPr>
+      </w:pPr>
+      <w:r>
+        <w:rPr>
+          <w:rStyle w:val="Textooriginal"/>
+          <w:rFonts w:ascii="Cambria" w:hAnsi="Cambria"/>
+          <w:sz w:val="22"/>
+          <w:szCs w:val="22"/>
+        </w:rPr>
+        <w:t>ARG JAR_FILE=target/app.jar</w:t>
+      </w:r>
+    </w:p>
+    <w:p>
+      <w:pPr>
+        <w:pStyle w:val="Textopreformateado"/>
+        <w:bidi w:val="0"/>
+        <w:spacing w:before="0" w:after="200"/>
+        <w:rPr>
+          <w:rFonts w:ascii="Cambria" w:hAnsi="Cambria" w:eastAsia="" w:cs=""/>
+          <w:sz w:val="22"/>
+          <w:szCs w:val="22"/>
+        </w:rPr>
+      </w:pPr>
+      <w:r>
+        <w:rPr>
+          <w:rStyle w:val="Textooriginal"/>
+          <w:rFonts w:ascii="Cambria" w:hAnsi="Cambria"/>
+          <w:sz w:val="22"/>
+          <w:szCs w:val="22"/>
+        </w:rPr>
+        <w:t>COPY ${JAR_FILE} /app.jar</w:t>
+      </w:r>
+    </w:p>
+    <w:p>
+      <w:pPr>
+        <w:pStyle w:val="Textopreformateado"/>
+        <w:bidi w:val="0"/>
+        <w:spacing w:before="0" w:after="200"/>
+        <w:rPr>
+          <w:rFonts w:ascii="Cambria" w:hAnsi="Cambria" w:eastAsia="" w:cs=""/>
+          <w:sz w:val="22"/>
+          <w:szCs w:val="22"/>
+        </w:rPr>
+      </w:pPr>
+      <w:r>
+        <w:rPr>
+          <w:rStyle w:val="Textooriginal"/>
+          <w:rFonts w:ascii="Cambria" w:hAnsi="Cambria"/>
+          <w:sz w:val="22"/>
+          <w:szCs w:val="22"/>
+        </w:rPr>
+        <w:t>EXPOSE 8080</w:t>
+      </w:r>
+    </w:p>
+    <w:p>
+      <w:pPr>
+        <w:pStyle w:val="Textopreformateado"/>
+        <w:bidi w:val="0"/>
+        <w:spacing w:before="0" w:after="200"/>
+        <w:rPr>
+          <w:rFonts w:ascii="Cambria" w:hAnsi="Cambria" w:eastAsia="" w:cs=""/>
+          <w:sz w:val="22"/>
+          <w:szCs w:val="22"/>
+        </w:rPr>
+      </w:pPr>
+      <w:r>
+        <w:rPr>
+          <w:rStyle w:val="Textooriginal"/>
+          <w:rFonts w:ascii="Cambria" w:hAnsi="Cambria"/>
+          <w:sz w:val="22"/>
+          <w:szCs w:val="22"/>
+        </w:rPr>
+        <w:t>ENTRYPOINT ["java","-jar","/app.jar"]</w:t>
+      </w:r>
+    </w:p>
+    <w:p>
+      <w:pPr>
+        <w:pStyle w:val="Heading3"/>
+        <w:spacing w:before="0" w:after="200"/>
+        <w:rPr>
+          <w:rFonts w:ascii="Cambria" w:hAnsi="Cambria" w:asciiTheme="minorHAnsi" w:cstheme="minorBidi" w:eastAsiaTheme="minorEastAsia" w:hAnsiTheme="minorHAnsi"/>
+          <w:color w:val="auto"/>
+        </w:rPr>
+      </w:pPr>
+      <w:r>
+        <w:rPr>
+          <w:rFonts w:asciiTheme="minorHAnsi" w:cstheme="minorBidi" w:eastAsiaTheme="minorEastAsia" w:hAnsiTheme="minorHAnsi" w:ascii="Cambria" w:hAnsi="Cambria"/>
+          <w:color w:val="auto"/>
+        </w:rPr>
+        <w:t>Build &amp; Push (ECR)</w:t>
+      </w:r>
+    </w:p>
+    <w:p>
+      <w:pPr>
+        <w:pStyle w:val="Textopreformateado"/>
+        <w:bidi w:val="0"/>
+        <w:spacing w:before="0" w:after="200"/>
+        <w:ind w:hanging="0" w:left="0" w:right="0"/>
+        <w:rPr>
+          <w:rFonts w:ascii="Cambria" w:hAnsi="Cambria" w:eastAsia="" w:cs=""/>
+          <w:sz w:val="22"/>
+          <w:szCs w:val="22"/>
+        </w:rPr>
+      </w:pPr>
+      <w:r>
+        <w:rPr>
+          <w:rStyle w:val="Textooriginal"/>
+          <w:rFonts w:ascii="Cambria" w:hAnsi="Cambria"/>
+          <w:sz w:val="22"/>
+          <w:szCs w:val="22"/>
+        </w:rPr>
+        <w:t>aws ecr create-repository --repository-name monolito</w:t>
+      </w:r>
+    </w:p>
+    <w:p>
+      <w:pPr>
+        <w:pStyle w:val="Textopreformateado"/>
+        <w:bidi w:val="0"/>
+        <w:spacing w:before="0" w:after="200"/>
+        <w:rPr>
+          <w:rFonts w:ascii="Cambria" w:hAnsi="Cambria" w:eastAsia="" w:cs=""/>
+          <w:sz w:val="22"/>
+          <w:szCs w:val="22"/>
+        </w:rPr>
+      </w:pPr>
+      <w:r>
+        <w:rPr>
+          <w:rStyle w:val="Textooriginal"/>
+          <w:rFonts w:ascii="Cambria" w:hAnsi="Cambria"/>
+          <w:sz w:val="22"/>
+          <w:szCs w:val="22"/>
+        </w:rPr>
+        <w:t>aws ecr get-login-password | docker login --username AWS --password-stdin &lt;account&gt;.dkr.ecr.&lt;region&gt;.amazonaws.com</w:t>
+      </w:r>
+    </w:p>
+    <w:p>
+      <w:pPr>
+        <w:pStyle w:val="Textopreformateado"/>
+        <w:bidi w:val="0"/>
+        <w:spacing w:before="0" w:after="200"/>
+        <w:rPr>
+          <w:rFonts w:ascii="Cambria" w:hAnsi="Cambria" w:eastAsia="" w:cs=""/>
+          <w:sz w:val="22"/>
+          <w:szCs w:val="22"/>
+        </w:rPr>
+      </w:pPr>
+      <w:r>
+        <w:rPr>
+          <w:rStyle w:val="Textooriginal"/>
+          <w:rFonts w:ascii="Cambria" w:hAnsi="Cambria"/>
+          <w:sz w:val="22"/>
+          <w:szCs w:val="22"/>
+        </w:rPr>
+        <w:t>docker build -t monolito:1.0 .</w:t>
+      </w:r>
+    </w:p>
+    <w:p>
+      <w:pPr>
+        <w:pStyle w:val="Textopreformateado"/>
+        <w:bidi w:val="0"/>
+        <w:spacing w:before="0" w:after="200"/>
+        <w:rPr>
+          <w:rFonts w:ascii="Cambria" w:hAnsi="Cambria" w:eastAsia="" w:cs=""/>
+          <w:sz w:val="22"/>
+          <w:szCs w:val="22"/>
+        </w:rPr>
+      </w:pPr>
+      <w:r>
+        <w:rPr>
+          <w:rStyle w:val="Textooriginal"/>
+          <w:rFonts w:ascii="Cambria" w:hAnsi="Cambria"/>
+          <w:sz w:val="22"/>
+          <w:szCs w:val="22"/>
+        </w:rPr>
+        <w:t>docker tag monolito:1.0 &lt;account&gt;.dkr.ecr.&lt;region&gt;.amazonaws.com/monolito:1.0</w:t>
+      </w:r>
+    </w:p>
+    <w:p>
+      <w:pPr>
+        <w:pStyle w:val="Textopreformateado"/>
+        <w:bidi w:val="0"/>
+        <w:spacing w:before="0" w:after="200"/>
+        <w:rPr>
+          <w:rFonts w:ascii="Cambria" w:hAnsi="Cambria" w:eastAsia="" w:cs=""/>
+          <w:sz w:val="22"/>
+          <w:szCs w:val="22"/>
+        </w:rPr>
+      </w:pPr>
+      <w:r>
+        <w:rPr>
+          <w:rStyle w:val="Textooriginal"/>
+          <w:rFonts w:ascii="Cambria" w:hAnsi="Cambria"/>
+          <w:sz w:val="22"/>
+          <w:szCs w:val="22"/>
+        </w:rPr>
+        <w:t>docker push &lt;account&gt;.dkr.ecr.&lt;region&gt;.amazonaws.com/monolito:1.0</w:t>
+      </w:r>
+    </w:p>
+    <w:p>
+      <w:pPr>
+        <w:pStyle w:val="Heading3"/>
+        <w:spacing w:before="0" w:after="200"/>
+        <w:rPr>
+          <w:rFonts w:ascii="Cambria" w:hAnsi="Cambria" w:asciiTheme="minorHAnsi" w:cstheme="minorBidi" w:eastAsiaTheme="minorEastAsia" w:hAnsiTheme="minorHAnsi"/>
+          <w:color w:val="auto"/>
+        </w:rPr>
+      </w:pPr>
+      <w:r>
+        <w:rPr>
+          <w:rFonts w:asciiTheme="minorHAnsi" w:cstheme="minorBidi" w:eastAsiaTheme="minorEastAsia" w:hAnsiTheme="minorHAnsi" w:ascii="Cambria" w:hAnsi="Cambria"/>
+          <w:color w:val="auto"/>
+        </w:rPr>
+        <w:t>Opcional: ECS Fargate (comparación)</w:t>
+      </w:r>
+    </w:p>
+    <w:p>
+      <w:pPr>
+        <w:pStyle w:val="BodyText"/>
+        <w:numPr>
+          <w:ilvl w:val="0"/>
+          <w:numId w:val="23"/>
+        </w:numPr>
+        <w:tabs>
+          <w:tab w:val="clear" w:pos="720"/>
+          <w:tab w:val="left" w:pos="0" w:leader="none"/>
+        </w:tabs>
+        <w:spacing w:before="0" w:after="200"/>
+        <w:ind w:hanging="283" w:left="709"/>
+        <w:rPr/>
+      </w:pPr>
+      <w:r>
+        <w:rPr/>
+        <w:t>Crear cluster ECS</w:t>
+      </w:r>
+    </w:p>
+    <w:p>
+      <w:pPr>
+        <w:pStyle w:val="BodyText"/>
+        <w:numPr>
+          <w:ilvl w:val="0"/>
+          <w:numId w:val="23"/>
+        </w:numPr>
+        <w:tabs>
+          <w:tab w:val="clear" w:pos="720"/>
+          <w:tab w:val="left" w:pos="0" w:leader="none"/>
+        </w:tabs>
+        <w:spacing w:before="0" w:after="200"/>
+        <w:ind w:hanging="283" w:left="709"/>
+        <w:rPr/>
+      </w:pPr>
+      <w:r>
+        <w:rPr/>
+        <w:t>Crear Task Definition (Fargate), Service y attach ALB target group</w:t>
+      </w:r>
+    </w:p>
+    <w:p>
+      <w:pPr>
+        <w:pStyle w:val="BodyText"/>
+        <w:numPr>
+          <w:ilvl w:val="0"/>
+          <w:numId w:val="23"/>
+        </w:numPr>
+        <w:tabs>
+          <w:tab w:val="clear" w:pos="720"/>
+          <w:tab w:val="left" w:pos="0" w:leader="none"/>
+        </w:tabs>
+        <w:spacing w:before="0" w:after="200"/>
+        <w:ind w:hanging="283" w:left="709"/>
+        <w:rPr/>
+      </w:pPr>
+      <w:r>
+        <w:rPr/>
+        <w:t>Ventaja: no gestionas instancias EC2; costo/operación diferente</w:t>
+      </w:r>
+    </w:p>
+    <w:p>
+      <w:pPr>
+        <w:pStyle w:val="Normal"/>
+        <w:rPr/>
+      </w:pPr>
+      <w:r>
+        <w:rPr/>
       </w:r>
     </w:p>
     <w:p>
@@ -496,7 +3299,7 @@
             <wp:extent cx="5486400" cy="1602740"/>
             <wp:effectExtent l="0" t="0" r="0" b="0"/>
             <wp:wrapSquare wrapText="largest"/>
-            <wp:docPr id="2" name="Imagen3" descr=""/>
+            <wp:docPr id="3" name="Imagen3" descr=""/>
             <wp:cNvGraphicFramePr>
               <a:graphicFrameLocks xmlns:a="http://schemas.openxmlformats.org/drawingml/2006/main" noChangeAspect="1"/>
             </wp:cNvGraphicFramePr>
@@ -504,13 +3307,13 @@
               <a:graphicData uri="http://schemas.openxmlformats.org/drawingml/2006/picture">
                 <pic:pic xmlns:pic="http://schemas.openxmlformats.org/drawingml/2006/picture">
                   <pic:nvPicPr>
-                    <pic:cNvPr id="2" name="Imagen3" descr=""/>
+                    <pic:cNvPr id="3" name="Imagen3" descr=""/>
                     <pic:cNvPicPr>
                       <a:picLocks noChangeAspect="1" noChangeArrowheads="1"/>
                     </pic:cNvPicPr>
                   </pic:nvPicPr>
                   <pic:blipFill>
-                    <a:blip r:embed="rId3"/>
+                    <a:blip r:embed="rId4"/>
                     <a:stretch>
                       <a:fillRect/>
                     </a:stretch>
@@ -554,7 +3357,7 @@
             <wp:extent cx="5486400" cy="1466215"/>
             <wp:effectExtent l="0" t="0" r="0" b="0"/>
             <wp:wrapSquare wrapText="largest"/>
-            <wp:docPr id="3" name="Imagen4" descr=""/>
+            <wp:docPr id="4" name="Imagen4" descr=""/>
             <wp:cNvGraphicFramePr>
               <a:graphicFrameLocks xmlns:a="http://schemas.openxmlformats.org/drawingml/2006/main" noChangeAspect="1"/>
             </wp:cNvGraphicFramePr>
@@ -562,13 +3365,13 @@
               <a:graphicData uri="http://schemas.openxmlformats.org/drawingml/2006/picture">
                 <pic:pic xmlns:pic="http://schemas.openxmlformats.org/drawingml/2006/picture">
                   <pic:nvPicPr>
-                    <pic:cNvPr id="3" name="Imagen4" descr=""/>
+                    <pic:cNvPr id="4" name="Imagen4" descr=""/>
                     <pic:cNvPicPr>
                       <a:picLocks noChangeAspect="1" noChangeArrowheads="1"/>
                     </pic:cNvPicPr>
                   </pic:nvPicPr>
                   <pic:blipFill>
-                    <a:blip r:embed="rId4"/>
+                    <a:blip r:embed="rId5"/>
                     <a:stretch>
                       <a:fillRect/>
                     </a:stretch>
@@ -597,6 +3400,363 @@
     </w:p>
     <w:p>
       <w:pPr>
+        <w:pStyle w:val="Heading3"/>
+        <w:spacing w:before="0" w:after="200"/>
+        <w:rPr>
+          <w:rFonts w:ascii="Cambria" w:hAnsi="Cambria" w:asciiTheme="minorHAnsi" w:cstheme="minorBidi" w:eastAsiaTheme="minorEastAsia" w:hAnsiTheme="minorHAnsi"/>
+          <w:color w:val="auto"/>
+        </w:rPr>
+      </w:pPr>
+      <w:r>
+        <w:rPr>
+          <w:rFonts w:asciiTheme="minorHAnsi" w:cstheme="minorBidi" w:eastAsiaTheme="minorEastAsia" w:hAnsiTheme="minorHAnsi" w:ascii="Cambria" w:hAnsi="Cambria"/>
+          <w:color w:val="auto"/>
+        </w:rPr>
+        <w:t>Objetivo</w:t>
+      </w:r>
+    </w:p>
+    <w:p>
+      <w:pPr>
+        <w:pStyle w:val="BodyText"/>
+        <w:spacing w:before="0" w:after="200"/>
+        <w:rPr/>
+      </w:pPr>
+      <w:r>
+        <w:rPr/>
+        <w:t>Agregar procesos asíncronos — notificaciones, colas de trabajo.</w:t>
+      </w:r>
+    </w:p>
+    <w:p>
+      <w:pPr>
+        <w:pStyle w:val="Heading3"/>
+        <w:spacing w:before="0" w:after="200"/>
+        <w:rPr>
+          <w:rFonts w:ascii="Cambria" w:hAnsi="Cambria" w:asciiTheme="minorHAnsi" w:cstheme="minorBidi" w:eastAsiaTheme="minorEastAsia" w:hAnsiTheme="minorHAnsi"/>
+          <w:color w:val="auto"/>
+        </w:rPr>
+      </w:pPr>
+      <w:r>
+        <w:rPr>
+          <w:rFonts w:asciiTheme="minorHAnsi" w:cstheme="minorBidi" w:eastAsiaTheme="minorEastAsia" w:hAnsiTheme="minorHAnsi" w:ascii="Cambria" w:hAnsi="Cambria"/>
+          <w:color w:val="auto"/>
+        </w:rPr>
+        <w:t>Pasos</w:t>
+      </w:r>
+    </w:p>
+    <w:p>
+      <w:pPr>
+        <w:pStyle w:val="BodyText"/>
+        <w:numPr>
+          <w:ilvl w:val="0"/>
+          <w:numId w:val="24"/>
+        </w:numPr>
+        <w:tabs>
+          <w:tab w:val="clear" w:pos="720"/>
+          <w:tab w:val="left" w:pos="0" w:leader="none"/>
+        </w:tabs>
+        <w:spacing w:before="0" w:after="200"/>
+        <w:ind w:hanging="283" w:left="709"/>
+        <w:rPr/>
+      </w:pPr>
+      <w:r>
+        <w:rPr>
+          <w:rStyle w:val="Strong"/>
+        </w:rPr>
+        <w:t>Crear SNS Topic</w:t>
+      </w:r>
+    </w:p>
+    <w:p>
+      <w:pPr>
+        <w:pStyle w:val="Textopreformateado"/>
+        <w:bidi w:val="0"/>
+        <w:spacing w:before="0" w:after="200"/>
+        <w:ind w:hanging="0" w:left="0" w:right="0"/>
+        <w:rPr>
+          <w:rFonts w:ascii="Cambria" w:hAnsi="Cambria" w:eastAsia="" w:cs=""/>
+          <w:sz w:val="22"/>
+          <w:szCs w:val="22"/>
+        </w:rPr>
+      </w:pPr>
+      <w:r>
+        <w:rPr>
+          <w:rStyle w:val="Textooriginal"/>
+          <w:rFonts w:ascii="Cambria" w:hAnsi="Cambria"/>
+          <w:sz w:val="22"/>
+          <w:szCs w:val="22"/>
+        </w:rPr>
+        <w:t>aws sns create-topic --name notificaciones-topic</w:t>
+      </w:r>
+    </w:p>
+    <w:p>
+      <w:pPr>
+        <w:pStyle w:val="BodyText"/>
+        <w:numPr>
+          <w:ilvl w:val="0"/>
+          <w:numId w:val="25"/>
+        </w:numPr>
+        <w:tabs>
+          <w:tab w:val="clear" w:pos="720"/>
+          <w:tab w:val="left" w:pos="0" w:leader="none"/>
+        </w:tabs>
+        <w:spacing w:before="0" w:after="200"/>
+        <w:ind w:hanging="283" w:left="709"/>
+        <w:rPr/>
+      </w:pPr>
+      <w:r>
+        <w:rPr>
+          <w:rStyle w:val="Strong"/>
+        </w:rPr>
+        <w:t>Crear SQS Queue</w:t>
+      </w:r>
+    </w:p>
+    <w:p>
+      <w:pPr>
+        <w:pStyle w:val="Textopreformateado"/>
+        <w:bidi w:val="0"/>
+        <w:spacing w:before="0" w:after="200"/>
+        <w:ind w:hanging="0" w:left="0" w:right="0"/>
+        <w:rPr>
+          <w:rFonts w:ascii="Cambria" w:hAnsi="Cambria" w:eastAsia="" w:cs=""/>
+          <w:sz w:val="22"/>
+          <w:szCs w:val="22"/>
+        </w:rPr>
+      </w:pPr>
+      <w:r>
+        <w:rPr>
+          <w:rStyle w:val="Textooriginal"/>
+          <w:rFonts w:ascii="Cambria" w:hAnsi="Cambria"/>
+          <w:sz w:val="22"/>
+          <w:szCs w:val="22"/>
+        </w:rPr>
+        <w:t>aws sqs create-queue --queue-name trabajos-queue</w:t>
+      </w:r>
+    </w:p>
+    <w:p>
+      <w:pPr>
+        <w:pStyle w:val="BodyText"/>
+        <w:numPr>
+          <w:ilvl w:val="0"/>
+          <w:numId w:val="26"/>
+        </w:numPr>
+        <w:tabs>
+          <w:tab w:val="clear" w:pos="720"/>
+          <w:tab w:val="left" w:pos="0" w:leader="none"/>
+        </w:tabs>
+        <w:spacing w:before="0" w:after="200"/>
+        <w:ind w:hanging="283" w:left="709"/>
+        <w:rPr/>
+      </w:pPr>
+      <w:r>
+        <w:rPr>
+          <w:rStyle w:val="Strong"/>
+        </w:rPr>
+        <w:t>Suscribir SQS al SNS</w:t>
+      </w:r>
+    </w:p>
+    <w:p>
+      <w:pPr>
+        <w:pStyle w:val="BodyText"/>
+        <w:numPr>
+          <w:ilvl w:val="0"/>
+          <w:numId w:val="27"/>
+        </w:numPr>
+        <w:tabs>
+          <w:tab w:val="clear" w:pos="720"/>
+          <w:tab w:val="left" w:pos="0" w:leader="none"/>
+        </w:tabs>
+        <w:spacing w:before="0" w:after="200"/>
+        <w:ind w:hanging="283" w:left="709"/>
+        <w:rPr/>
+      </w:pPr>
+      <w:r>
+        <w:rPr/>
+        <w:t>Crear subscription y policy de permisos para que SNS pueda enviar a SQS.</w:t>
+      </w:r>
+    </w:p>
+    <w:p>
+      <w:pPr>
+        <w:pStyle w:val="BodyText"/>
+        <w:numPr>
+          <w:ilvl w:val="0"/>
+          <w:numId w:val="28"/>
+        </w:numPr>
+        <w:tabs>
+          <w:tab w:val="clear" w:pos="720"/>
+          <w:tab w:val="left" w:pos="0" w:leader="none"/>
+        </w:tabs>
+        <w:spacing w:before="0" w:after="200"/>
+        <w:ind w:hanging="283" w:left="709"/>
+        <w:rPr/>
+      </w:pPr>
+      <w:r>
+        <w:rPr>
+          <w:rStyle w:val="Strong"/>
+        </w:rPr>
+        <w:t>Publicar evento desde la app</w:t>
+      </w:r>
+    </w:p>
+    <w:p>
+      <w:pPr>
+        <w:pStyle w:val="BodyText"/>
+        <w:numPr>
+          <w:ilvl w:val="0"/>
+          <w:numId w:val="29"/>
+        </w:numPr>
+        <w:tabs>
+          <w:tab w:val="clear" w:pos="720"/>
+          <w:tab w:val="left" w:pos="0" w:leader="none"/>
+        </w:tabs>
+        <w:spacing w:before="0" w:after="200"/>
+        <w:ind w:hanging="283" w:left="709"/>
+        <w:rPr/>
+      </w:pPr>
+      <w:r>
+        <w:rPr/>
+        <w:t>Ejemplo Spring Boot:</w:t>
+      </w:r>
+    </w:p>
+    <w:p>
+      <w:pPr>
+        <w:pStyle w:val="Textopreformateado"/>
+        <w:bidi w:val="0"/>
+        <w:spacing w:before="0" w:after="200"/>
+        <w:ind w:hanging="0" w:left="0" w:right="0"/>
+        <w:rPr>
+          <w:rFonts w:ascii="Cambria" w:hAnsi="Cambria" w:eastAsia="" w:cs=""/>
+          <w:sz w:val="22"/>
+          <w:szCs w:val="22"/>
+        </w:rPr>
+      </w:pPr>
+      <w:r>
+        <w:rPr>
+          <w:rStyle w:val="Textooriginal"/>
+          <w:rFonts w:ascii="Cambria" w:hAnsi="Cambria"/>
+          <w:sz w:val="22"/>
+          <w:szCs w:val="22"/>
+        </w:rPr>
+        <w:t>@Autowired AmazonSNS snsClient;</w:t>
+      </w:r>
+    </w:p>
+    <w:p>
+      <w:pPr>
+        <w:pStyle w:val="Textopreformateado"/>
+        <w:bidi w:val="0"/>
+        <w:spacing w:before="0" w:after="200"/>
+        <w:rPr>
+          <w:rFonts w:ascii="Cambria" w:hAnsi="Cambria" w:eastAsia="" w:cs=""/>
+          <w:sz w:val="22"/>
+          <w:szCs w:val="22"/>
+        </w:rPr>
+      </w:pPr>
+      <w:r>
+        <w:rPr>
+          <w:rStyle w:val="Textooriginal"/>
+          <w:rFonts w:ascii="Cambria" w:hAnsi="Cambria"/>
+          <w:sz w:val="22"/>
+          <w:szCs w:val="22"/>
+        </w:rPr>
+        <w:t>snsClient.publish(topicArn, objectMapper.writeValueAsString(event));</w:t>
+      </w:r>
+    </w:p>
+    <w:p>
+      <w:pPr>
+        <w:pStyle w:val="BodyText"/>
+        <w:numPr>
+          <w:ilvl w:val="0"/>
+          <w:numId w:val="30"/>
+        </w:numPr>
+        <w:tabs>
+          <w:tab w:val="clear" w:pos="720"/>
+          <w:tab w:val="left" w:pos="0" w:leader="none"/>
+        </w:tabs>
+        <w:spacing w:before="0" w:after="200"/>
+        <w:ind w:hanging="283" w:left="709"/>
+        <w:rPr/>
+      </w:pPr>
+      <w:r>
+        <w:rPr>
+          <w:rStyle w:val="Strong"/>
+        </w:rPr>
+        <w:t>Consumir desde SQS</w:t>
+      </w:r>
+      <w:r>
+        <w:rPr/>
+        <w:t xml:space="preserve"> — worker separado (p. ej. en otra instancia o thread background)</w:t>
+      </w:r>
+    </w:p>
+    <w:p>
+      <w:pPr>
+        <w:pStyle w:val="BodyText"/>
+        <w:numPr>
+          <w:ilvl w:val="0"/>
+          <w:numId w:val="31"/>
+        </w:numPr>
+        <w:tabs>
+          <w:tab w:val="clear" w:pos="720"/>
+          <w:tab w:val="left" w:pos="0" w:leader="none"/>
+        </w:tabs>
+        <w:spacing w:before="0" w:after="200"/>
+        <w:ind w:hanging="283" w:left="709"/>
+        <w:rPr/>
+      </w:pPr>
+      <w:r>
+        <w:rPr/>
+        <w:t>Usar long polling, procesar idempotente.</w:t>
+      </w:r>
+    </w:p>
+    <w:p>
+      <w:pPr>
+        <w:pStyle w:val="BodyText"/>
+        <w:numPr>
+          <w:ilvl w:val="0"/>
+          <w:numId w:val="32"/>
+        </w:numPr>
+        <w:tabs>
+          <w:tab w:val="clear" w:pos="720"/>
+          <w:tab w:val="left" w:pos="0" w:leader="none"/>
+        </w:tabs>
+        <w:spacing w:before="0" w:after="200"/>
+        <w:ind w:hanging="283" w:left="709"/>
+        <w:rPr/>
+      </w:pPr>
+      <w:r>
+        <w:rPr>
+          <w:rStyle w:val="Strong"/>
+        </w:rPr>
+        <w:t>Simulación de flujo</w:t>
+      </w:r>
+    </w:p>
+    <w:p>
+      <w:pPr>
+        <w:pStyle w:val="BodyText"/>
+        <w:numPr>
+          <w:ilvl w:val="0"/>
+          <w:numId w:val="33"/>
+        </w:numPr>
+        <w:tabs>
+          <w:tab w:val="clear" w:pos="720"/>
+          <w:tab w:val="left" w:pos="0" w:leader="none"/>
+        </w:tabs>
+        <w:spacing w:before="0" w:after="200"/>
+        <w:ind w:hanging="283" w:left="709"/>
+        <w:rPr/>
+      </w:pPr>
+      <w:r>
+        <w:rPr/>
+        <w:t>Cliente invoca endpoint que coloca job en SNS → mensaje llega a SQS → worker lo procesa y actualiza DB o envía mail.</w:t>
+      </w:r>
+    </w:p>
+    <w:p>
+      <w:pPr>
+        <w:pStyle w:val="Normal"/>
+        <w:rPr/>
+      </w:pPr>
+      <w:r>
+        <w:rPr/>
+      </w:r>
+    </w:p>
+    <w:p>
+      <w:pPr>
         <w:pStyle w:val="Heading2"/>
         <w:rPr/>
       </w:pPr>
@@ -638,7 +3798,7 @@
             <wp:extent cx="5486400" cy="1962785"/>
             <wp:effectExtent l="0" t="0" r="0" b="0"/>
             <wp:wrapSquare wrapText="largest"/>
-            <wp:docPr id="4" name="Imagen2" descr=""/>
+            <wp:docPr id="5" name="Imagen2" descr=""/>
             <wp:cNvGraphicFramePr>
               <a:graphicFrameLocks xmlns:a="http://schemas.openxmlformats.org/drawingml/2006/main" noChangeAspect="1"/>
             </wp:cNvGraphicFramePr>
@@ -646,13 +3806,13 @@
               <a:graphicData uri="http://schemas.openxmlformats.org/drawingml/2006/picture">
                 <pic:pic xmlns:pic="http://schemas.openxmlformats.org/drawingml/2006/picture">
                   <pic:nvPicPr>
-                    <pic:cNvPr id="4" name="Imagen2" descr=""/>
+                    <pic:cNvPr id="5" name="Imagen2" descr=""/>
                     <pic:cNvPicPr>
                       <a:picLocks noChangeAspect="1" noChangeArrowheads="1"/>
                     </pic:cNvPicPr>
                   </pic:nvPicPr>
                   <pic:blipFill>
-                    <a:blip r:embed="rId5"/>
+                    <a:blip r:embed="rId6"/>
                     <a:stretch>
                       <a:fillRect/>
                     </a:stretch>
@@ -1408,6 +4568,7 @@
         </w:tabs>
         <w:ind w:left="1080" w:hanging="360"/>
       </w:pPr>
+      <w:rPr/>
     </w:lvl>
     <w:lvl w:ilvl="2">
       <w:start w:val="1"/>
@@ -1420,6 +4581,7 @@
         </w:tabs>
         <w:ind w:left="1440" w:hanging="360"/>
       </w:pPr>
+      <w:rPr/>
     </w:lvl>
     <w:lvl w:ilvl="3">
       <w:start w:val="1"/>
@@ -1432,6 +4594,7 @@
         </w:tabs>
         <w:ind w:left="1800" w:hanging="360"/>
       </w:pPr>
+      <w:rPr/>
     </w:lvl>
     <w:lvl w:ilvl="4">
       <w:start w:val="1"/>
@@ -1444,6 +4607,7 @@
         </w:tabs>
         <w:ind w:left="2160" w:hanging="360"/>
       </w:pPr>
+      <w:rPr/>
     </w:lvl>
     <w:lvl w:ilvl="5">
       <w:start w:val="1"/>
@@ -1456,6 +4620,7 @@
         </w:tabs>
         <w:ind w:left="2520" w:hanging="360"/>
       </w:pPr>
+      <w:rPr/>
     </w:lvl>
     <w:lvl w:ilvl="6">
       <w:start w:val="1"/>
@@ -1468,6 +4633,7 @@
         </w:tabs>
         <w:ind w:left="2880" w:hanging="360"/>
       </w:pPr>
+      <w:rPr/>
     </w:lvl>
     <w:lvl w:ilvl="7">
       <w:start w:val="1"/>
@@ -1480,6 +4646,7 @@
         </w:tabs>
         <w:ind w:left="3240" w:hanging="360"/>
       </w:pPr>
+      <w:rPr/>
     </w:lvl>
     <w:lvl w:ilvl="8">
       <w:start w:val="1"/>
@@ -1492,6 +4659,7 @@
         </w:tabs>
         <w:ind w:left="3600" w:hanging="360"/>
       </w:pPr>
+      <w:rPr/>
     </w:lvl>
   </w:abstractNum>
   <w:abstractNum w:abstractNumId="2">
@@ -1521,6 +4689,7 @@
         </w:tabs>
         <w:ind w:left="1080" w:hanging="360"/>
       </w:pPr>
+      <w:rPr/>
     </w:lvl>
     <w:lvl w:ilvl="2">
       <w:start w:val="1"/>
@@ -1533,6 +4702,7 @@
         </w:tabs>
         <w:ind w:left="1440" w:hanging="360"/>
       </w:pPr>
+      <w:rPr/>
     </w:lvl>
     <w:lvl w:ilvl="3">
       <w:start w:val="1"/>
@@ -1545,6 +4715,7 @@
         </w:tabs>
         <w:ind w:left="1800" w:hanging="360"/>
       </w:pPr>
+      <w:rPr/>
     </w:lvl>
     <w:lvl w:ilvl="4">
       <w:start w:val="1"/>
@@ -1557,6 +4728,7 @@
         </w:tabs>
         <w:ind w:left="2160" w:hanging="360"/>
       </w:pPr>
+      <w:rPr/>
     </w:lvl>
     <w:lvl w:ilvl="5">
       <w:start w:val="1"/>
@@ -1569,6 +4741,7 @@
         </w:tabs>
         <w:ind w:left="2520" w:hanging="360"/>
       </w:pPr>
+      <w:rPr/>
     </w:lvl>
     <w:lvl w:ilvl="6">
       <w:start w:val="1"/>
@@ -1581,6 +4754,7 @@
         </w:tabs>
         <w:ind w:left="2880" w:hanging="360"/>
       </w:pPr>
+      <w:rPr/>
     </w:lvl>
     <w:lvl w:ilvl="7">
       <w:start w:val="1"/>
@@ -1593,6 +4767,7 @@
         </w:tabs>
         <w:ind w:left="3240" w:hanging="360"/>
       </w:pPr>
+      <w:rPr/>
     </w:lvl>
     <w:lvl w:ilvl="8">
       <w:start w:val="1"/>
@@ -1605,6 +4780,7 @@
         </w:tabs>
         <w:ind w:left="3600" w:hanging="360"/>
       </w:pPr>
+      <w:rPr/>
     </w:lvl>
   </w:abstractNum>
   <w:abstractNum w:abstractNumId="3">
@@ -1634,6 +4810,7 @@
         </w:tabs>
         <w:ind w:left="1080" w:hanging="360"/>
       </w:pPr>
+      <w:rPr/>
     </w:lvl>
     <w:lvl w:ilvl="2">
       <w:start w:val="1"/>
@@ -1646,6 +4823,7 @@
         </w:tabs>
         <w:ind w:left="1440" w:hanging="360"/>
       </w:pPr>
+      <w:rPr/>
     </w:lvl>
     <w:lvl w:ilvl="3">
       <w:start w:val="1"/>
@@ -1658,6 +4836,7 @@
         </w:tabs>
         <w:ind w:left="1800" w:hanging="360"/>
       </w:pPr>
+      <w:rPr/>
     </w:lvl>
     <w:lvl w:ilvl="4">
       <w:start w:val="1"/>
@@ -1670,6 +4849,7 @@
         </w:tabs>
         <w:ind w:left="2160" w:hanging="360"/>
       </w:pPr>
+      <w:rPr/>
     </w:lvl>
     <w:lvl w:ilvl="5">
       <w:start w:val="1"/>
@@ -1682,6 +4862,7 @@
         </w:tabs>
         <w:ind w:left="2520" w:hanging="360"/>
       </w:pPr>
+      <w:rPr/>
     </w:lvl>
     <w:lvl w:ilvl="6">
       <w:start w:val="1"/>
@@ -1694,6 +4875,7 @@
         </w:tabs>
         <w:ind w:left="2880" w:hanging="360"/>
       </w:pPr>
+      <w:rPr/>
     </w:lvl>
     <w:lvl w:ilvl="7">
       <w:start w:val="1"/>
@@ -1706,6 +4888,7 @@
         </w:tabs>
         <w:ind w:left="3240" w:hanging="360"/>
       </w:pPr>
+      <w:rPr/>
     </w:lvl>
     <w:lvl w:ilvl="8">
       <w:start w:val="1"/>
@@ -1718,6 +4901,7 @@
         </w:tabs>
         <w:ind w:left="3600" w:hanging="360"/>
       </w:pPr>
+      <w:rPr/>
     </w:lvl>
   </w:abstractNum>
   <w:abstractNum w:abstractNumId="4">
@@ -1745,6 +4929,7 @@
         </w:tabs>
         <w:ind w:left="1080" w:hanging="360"/>
       </w:pPr>
+      <w:rPr/>
     </w:lvl>
     <w:lvl w:ilvl="2">
       <w:start w:val="1"/>
@@ -1757,6 +4942,7 @@
         </w:tabs>
         <w:ind w:left="1440" w:hanging="360"/>
       </w:pPr>
+      <w:rPr/>
     </w:lvl>
     <w:lvl w:ilvl="3">
       <w:start w:val="1"/>
@@ -1769,6 +4955,7 @@
         </w:tabs>
         <w:ind w:left="1800" w:hanging="360"/>
       </w:pPr>
+      <w:rPr/>
     </w:lvl>
     <w:lvl w:ilvl="4">
       <w:start w:val="1"/>
@@ -1781,6 +4968,7 @@
         </w:tabs>
         <w:ind w:left="2160" w:hanging="360"/>
       </w:pPr>
+      <w:rPr/>
     </w:lvl>
     <w:lvl w:ilvl="5">
       <w:start w:val="1"/>
@@ -1793,6 +4981,7 @@
         </w:tabs>
         <w:ind w:left="2520" w:hanging="360"/>
       </w:pPr>
+      <w:rPr/>
     </w:lvl>
     <w:lvl w:ilvl="6">
       <w:start w:val="1"/>
@@ -1805,6 +4994,7 @@
         </w:tabs>
         <w:ind w:left="2880" w:hanging="360"/>
       </w:pPr>
+      <w:rPr/>
     </w:lvl>
     <w:lvl w:ilvl="7">
       <w:start w:val="1"/>
@@ -1817,6 +5007,7 @@
         </w:tabs>
         <w:ind w:left="3240" w:hanging="360"/>
       </w:pPr>
+      <w:rPr/>
     </w:lvl>
     <w:lvl w:ilvl="8">
       <w:start w:val="1"/>
@@ -1829,6 +5020,7 @@
         </w:tabs>
         <w:ind w:left="3600" w:hanging="360"/>
       </w:pPr>
+      <w:rPr/>
     </w:lvl>
   </w:abstractNum>
   <w:abstractNum w:abstractNumId="5">
@@ -1856,6 +5048,7 @@
         </w:tabs>
         <w:ind w:left="1080" w:hanging="360"/>
       </w:pPr>
+      <w:rPr/>
     </w:lvl>
     <w:lvl w:ilvl="2">
       <w:start w:val="1"/>
@@ -1868,6 +5061,7 @@
         </w:tabs>
         <w:ind w:left="1440" w:hanging="360"/>
       </w:pPr>
+      <w:rPr/>
     </w:lvl>
     <w:lvl w:ilvl="3">
       <w:start w:val="1"/>
@@ -1880,6 +5074,7 @@
         </w:tabs>
         <w:ind w:left="1800" w:hanging="360"/>
       </w:pPr>
+      <w:rPr/>
     </w:lvl>
     <w:lvl w:ilvl="4">
       <w:start w:val="1"/>
@@ -1892,6 +5087,7 @@
         </w:tabs>
         <w:ind w:left="2160" w:hanging="360"/>
       </w:pPr>
+      <w:rPr/>
     </w:lvl>
     <w:lvl w:ilvl="5">
       <w:start w:val="1"/>
@@ -1904,6 +5100,7 @@
         </w:tabs>
         <w:ind w:left="2520" w:hanging="360"/>
       </w:pPr>
+      <w:rPr/>
     </w:lvl>
     <w:lvl w:ilvl="6">
       <w:start w:val="1"/>
@@ -1916,6 +5113,7 @@
         </w:tabs>
         <w:ind w:left="2880" w:hanging="360"/>
       </w:pPr>
+      <w:rPr/>
     </w:lvl>
     <w:lvl w:ilvl="7">
       <w:start w:val="1"/>
@@ -1928,6 +5126,7 @@
         </w:tabs>
         <w:ind w:left="3240" w:hanging="360"/>
       </w:pPr>
+      <w:rPr/>
     </w:lvl>
     <w:lvl w:ilvl="8">
       <w:start w:val="1"/>
@@ -1940,6 +5139,7 @@
         </w:tabs>
         <w:ind w:left="3600" w:hanging="360"/>
       </w:pPr>
+      <w:rPr/>
     </w:lvl>
   </w:abstractNum>
   <w:abstractNum w:abstractNumId="6">
@@ -1967,6 +5167,7 @@
         </w:tabs>
         <w:ind w:left="1080" w:hanging="360"/>
       </w:pPr>
+      <w:rPr/>
     </w:lvl>
     <w:lvl w:ilvl="2">
       <w:start w:val="1"/>
@@ -1979,6 +5180,7 @@
         </w:tabs>
         <w:ind w:left="1440" w:hanging="360"/>
       </w:pPr>
+      <w:rPr/>
     </w:lvl>
     <w:lvl w:ilvl="3">
       <w:start w:val="1"/>
@@ -1991,6 +5193,7 @@
         </w:tabs>
         <w:ind w:left="1800" w:hanging="360"/>
       </w:pPr>
+      <w:rPr/>
     </w:lvl>
     <w:lvl w:ilvl="4">
       <w:start w:val="1"/>
@@ -2003,6 +5206,7 @@
         </w:tabs>
         <w:ind w:left="2160" w:hanging="360"/>
       </w:pPr>
+      <w:rPr/>
     </w:lvl>
     <w:lvl w:ilvl="5">
       <w:start w:val="1"/>
@@ -2015,6 +5219,7 @@
         </w:tabs>
         <w:ind w:left="2520" w:hanging="360"/>
       </w:pPr>
+      <w:rPr/>
     </w:lvl>
     <w:lvl w:ilvl="6">
       <w:start w:val="1"/>
@@ -2027,6 +5232,7 @@
         </w:tabs>
         <w:ind w:left="2880" w:hanging="360"/>
       </w:pPr>
+      <w:rPr/>
     </w:lvl>
     <w:lvl w:ilvl="7">
       <w:start w:val="1"/>
@@ -2039,6 +5245,7 @@
         </w:tabs>
         <w:ind w:left="3240" w:hanging="360"/>
       </w:pPr>
+      <w:rPr/>
     </w:lvl>
     <w:lvl w:ilvl="8">
       <w:start w:val="1"/>
@@ -2051,6 +5258,7 @@
         </w:tabs>
         <w:ind w:left="3600" w:hanging="360"/>
       </w:pPr>
+      <w:rPr/>
     </w:lvl>
   </w:abstractNum>
   <w:abstractNum w:abstractNumId="7">
@@ -2191,6 +5399,3274 @@
     </w:lvl>
   </w:abstractNum>
   <w:abstractNum w:abstractNumId="8">
+    <w:lvl w:ilvl="0">
+      <w:start w:val="1"/>
+      <w:numFmt w:val="decimal"/>
+      <w:lvlText w:val="%1."/>
+      <w:lvlJc w:val="left"/>
+      <w:pPr>
+        <w:tabs>
+          <w:tab w:val="num" w:pos="709"/>
+        </w:tabs>
+        <w:ind w:left="709" w:hanging="283"/>
+      </w:pPr>
+      <w:rPr/>
+    </w:lvl>
+    <w:lvl w:ilvl="1">
+      <w:start w:val="1"/>
+      <w:numFmt w:val="bullet"/>
+      <w:lvlText w:val=""/>
+      <w:lvlJc w:val="left"/>
+      <w:pPr>
+        <w:tabs>
+          <w:tab w:val="num" w:pos="1418"/>
+        </w:tabs>
+        <w:ind w:left="1418" w:hanging="283"/>
+      </w:pPr>
+      <w:rPr>
+        <w:rFonts w:ascii="Symbol" w:hAnsi="Symbol" w:cs="Symbol" w:hint="default"/>
+      </w:rPr>
+    </w:lvl>
+    <w:lvl w:ilvl="2">
+      <w:start w:val="1"/>
+      <w:numFmt w:val="bullet"/>
+      <w:lvlText w:val=""/>
+      <w:lvlJc w:val="left"/>
+      <w:pPr>
+        <w:tabs>
+          <w:tab w:val="num" w:pos="2127"/>
+        </w:tabs>
+        <w:ind w:left="2127" w:hanging="283"/>
+      </w:pPr>
+      <w:rPr>
+        <w:rFonts w:ascii="Symbol" w:hAnsi="Symbol" w:cs="Symbol" w:hint="default"/>
+      </w:rPr>
+    </w:lvl>
+    <w:lvl w:ilvl="3">
+      <w:start w:val="1"/>
+      <w:numFmt w:val="bullet"/>
+      <w:lvlText w:val=""/>
+      <w:lvlJc w:val="left"/>
+      <w:pPr>
+        <w:tabs>
+          <w:tab w:val="num" w:pos="2836"/>
+        </w:tabs>
+        <w:ind w:left="2836" w:hanging="283"/>
+      </w:pPr>
+      <w:rPr>
+        <w:rFonts w:ascii="Symbol" w:hAnsi="Symbol" w:cs="Symbol" w:hint="default"/>
+      </w:rPr>
+    </w:lvl>
+    <w:lvl w:ilvl="4">
+      <w:start w:val="1"/>
+      <w:numFmt w:val="bullet"/>
+      <w:lvlText w:val=""/>
+      <w:lvlJc w:val="left"/>
+      <w:pPr>
+        <w:tabs>
+          <w:tab w:val="num" w:pos="3545"/>
+        </w:tabs>
+        <w:ind w:left="3545" w:hanging="283"/>
+      </w:pPr>
+      <w:rPr>
+        <w:rFonts w:ascii="Symbol" w:hAnsi="Symbol" w:cs="Symbol" w:hint="default"/>
+      </w:rPr>
+    </w:lvl>
+    <w:lvl w:ilvl="5">
+      <w:start w:val="1"/>
+      <w:numFmt w:val="bullet"/>
+      <w:lvlText w:val=""/>
+      <w:lvlJc w:val="left"/>
+      <w:pPr>
+        <w:tabs>
+          <w:tab w:val="num" w:pos="4254"/>
+        </w:tabs>
+        <w:ind w:left="4254" w:hanging="283"/>
+      </w:pPr>
+      <w:rPr>
+        <w:rFonts w:ascii="Symbol" w:hAnsi="Symbol" w:cs="Symbol" w:hint="default"/>
+      </w:rPr>
+    </w:lvl>
+    <w:lvl w:ilvl="6">
+      <w:start w:val="1"/>
+      <w:numFmt w:val="bullet"/>
+      <w:lvlText w:val=""/>
+      <w:lvlJc w:val="left"/>
+      <w:pPr>
+        <w:tabs>
+          <w:tab w:val="num" w:pos="4963"/>
+        </w:tabs>
+        <w:ind w:left="4963" w:hanging="283"/>
+      </w:pPr>
+      <w:rPr>
+        <w:rFonts w:ascii="Symbol" w:hAnsi="Symbol" w:cs="Symbol" w:hint="default"/>
+      </w:rPr>
+    </w:lvl>
+    <w:lvl w:ilvl="7">
+      <w:start w:val="1"/>
+      <w:numFmt w:val="bullet"/>
+      <w:lvlText w:val=""/>
+      <w:lvlJc w:val="left"/>
+      <w:pPr>
+        <w:tabs>
+          <w:tab w:val="num" w:pos="5672"/>
+        </w:tabs>
+        <w:ind w:left="5672" w:hanging="283"/>
+      </w:pPr>
+      <w:rPr>
+        <w:rFonts w:ascii="Symbol" w:hAnsi="Symbol" w:cs="Symbol" w:hint="default"/>
+      </w:rPr>
+    </w:lvl>
+    <w:lvl w:ilvl="8">
+      <w:start w:val="1"/>
+      <w:numFmt w:val="bullet"/>
+      <w:lvlText w:val=""/>
+      <w:lvlJc w:val="left"/>
+      <w:pPr>
+        <w:tabs>
+          <w:tab w:val="num" w:pos="6381"/>
+        </w:tabs>
+        <w:ind w:left="6381" w:hanging="283"/>
+      </w:pPr>
+      <w:rPr>
+        <w:rFonts w:ascii="Symbol" w:hAnsi="Symbol" w:cs="Symbol" w:hint="default"/>
+      </w:rPr>
+    </w:lvl>
+  </w:abstractNum>
+  <w:abstractNum w:abstractNumId="9">
+    <w:lvl w:ilvl="0">
+      <w:start w:val="3"/>
+      <w:numFmt w:val="decimal"/>
+      <w:lvlText w:val="%1."/>
+      <w:lvlJc w:val="left"/>
+      <w:pPr>
+        <w:tabs>
+          <w:tab w:val="num" w:pos="709"/>
+        </w:tabs>
+        <w:ind w:left="709" w:hanging="283"/>
+      </w:pPr>
+      <w:rPr/>
+    </w:lvl>
+    <w:lvl w:ilvl="1">
+      <w:start w:val="1"/>
+      <w:numFmt w:val="decimal"/>
+      <w:lvlText w:val="%2."/>
+      <w:lvlJc w:val="left"/>
+      <w:pPr>
+        <w:tabs>
+          <w:tab w:val="num" w:pos="1418"/>
+        </w:tabs>
+        <w:ind w:left="1418" w:hanging="283"/>
+      </w:pPr>
+      <w:rPr/>
+    </w:lvl>
+    <w:lvl w:ilvl="2">
+      <w:start w:val="1"/>
+      <w:numFmt w:val="decimal"/>
+      <w:lvlText w:val="%3."/>
+      <w:lvlJc w:val="left"/>
+      <w:pPr>
+        <w:tabs>
+          <w:tab w:val="num" w:pos="2127"/>
+        </w:tabs>
+        <w:ind w:left="2127" w:hanging="283"/>
+      </w:pPr>
+      <w:rPr/>
+    </w:lvl>
+    <w:lvl w:ilvl="3">
+      <w:start w:val="1"/>
+      <w:numFmt w:val="decimal"/>
+      <w:lvlText w:val="%4."/>
+      <w:lvlJc w:val="left"/>
+      <w:pPr>
+        <w:tabs>
+          <w:tab w:val="num" w:pos="2836"/>
+        </w:tabs>
+        <w:ind w:left="2836" w:hanging="283"/>
+      </w:pPr>
+      <w:rPr/>
+    </w:lvl>
+    <w:lvl w:ilvl="4">
+      <w:start w:val="1"/>
+      <w:numFmt w:val="decimal"/>
+      <w:lvlText w:val="%5."/>
+      <w:lvlJc w:val="left"/>
+      <w:pPr>
+        <w:tabs>
+          <w:tab w:val="num" w:pos="3545"/>
+        </w:tabs>
+        <w:ind w:left="3545" w:hanging="283"/>
+      </w:pPr>
+      <w:rPr/>
+    </w:lvl>
+    <w:lvl w:ilvl="5">
+      <w:start w:val="1"/>
+      <w:numFmt w:val="decimal"/>
+      <w:lvlText w:val="%6."/>
+      <w:lvlJc w:val="left"/>
+      <w:pPr>
+        <w:tabs>
+          <w:tab w:val="num" w:pos="4254"/>
+        </w:tabs>
+        <w:ind w:left="4254" w:hanging="283"/>
+      </w:pPr>
+      <w:rPr/>
+    </w:lvl>
+    <w:lvl w:ilvl="6">
+      <w:start w:val="1"/>
+      <w:numFmt w:val="decimal"/>
+      <w:lvlText w:val="%7."/>
+      <w:lvlJc w:val="left"/>
+      <w:pPr>
+        <w:tabs>
+          <w:tab w:val="num" w:pos="4963"/>
+        </w:tabs>
+        <w:ind w:left="4963" w:hanging="283"/>
+      </w:pPr>
+      <w:rPr/>
+    </w:lvl>
+    <w:lvl w:ilvl="7">
+      <w:start w:val="1"/>
+      <w:numFmt w:val="decimal"/>
+      <w:lvlText w:val="%8."/>
+      <w:lvlJc w:val="left"/>
+      <w:pPr>
+        <w:tabs>
+          <w:tab w:val="num" w:pos="5672"/>
+        </w:tabs>
+        <w:ind w:left="5672" w:hanging="283"/>
+      </w:pPr>
+      <w:rPr/>
+    </w:lvl>
+    <w:lvl w:ilvl="8">
+      <w:start w:val="1"/>
+      <w:numFmt w:val="decimal"/>
+      <w:lvlText w:val="%9."/>
+      <w:lvlJc w:val="left"/>
+      <w:pPr>
+        <w:tabs>
+          <w:tab w:val="num" w:pos="6381"/>
+        </w:tabs>
+        <w:ind w:left="6381" w:hanging="283"/>
+      </w:pPr>
+      <w:rPr/>
+    </w:lvl>
+  </w:abstractNum>
+  <w:abstractNum w:abstractNumId="10">
+    <w:lvl w:ilvl="0">
+      <w:start w:val="1"/>
+      <w:numFmt w:val="bullet"/>
+      <w:lvlText w:val=""/>
+      <w:lvlJc w:val="left"/>
+      <w:pPr>
+        <w:tabs>
+          <w:tab w:val="num" w:pos="709"/>
+        </w:tabs>
+        <w:ind w:left="709" w:hanging="283"/>
+      </w:pPr>
+      <w:rPr>
+        <w:rFonts w:ascii="Symbol" w:hAnsi="Symbol" w:cs="Symbol" w:hint="default"/>
+      </w:rPr>
+    </w:lvl>
+    <w:lvl w:ilvl="1">
+      <w:start w:val="1"/>
+      <w:numFmt w:val="bullet"/>
+      <w:lvlText w:val=""/>
+      <w:lvlJc w:val="left"/>
+      <w:pPr>
+        <w:tabs>
+          <w:tab w:val="num" w:pos="1418"/>
+        </w:tabs>
+        <w:ind w:left="1418" w:hanging="283"/>
+      </w:pPr>
+      <w:rPr>
+        <w:rFonts w:ascii="Symbol" w:hAnsi="Symbol" w:cs="Symbol" w:hint="default"/>
+      </w:rPr>
+    </w:lvl>
+    <w:lvl w:ilvl="2">
+      <w:start w:val="1"/>
+      <w:numFmt w:val="bullet"/>
+      <w:lvlText w:val=""/>
+      <w:lvlJc w:val="left"/>
+      <w:pPr>
+        <w:tabs>
+          <w:tab w:val="num" w:pos="2127"/>
+        </w:tabs>
+        <w:ind w:left="2127" w:hanging="283"/>
+      </w:pPr>
+      <w:rPr>
+        <w:rFonts w:ascii="Symbol" w:hAnsi="Symbol" w:cs="Symbol" w:hint="default"/>
+      </w:rPr>
+    </w:lvl>
+    <w:lvl w:ilvl="3">
+      <w:start w:val="1"/>
+      <w:numFmt w:val="bullet"/>
+      <w:lvlText w:val=""/>
+      <w:lvlJc w:val="left"/>
+      <w:pPr>
+        <w:tabs>
+          <w:tab w:val="num" w:pos="2836"/>
+        </w:tabs>
+        <w:ind w:left="2836" w:hanging="283"/>
+      </w:pPr>
+      <w:rPr>
+        <w:rFonts w:ascii="Symbol" w:hAnsi="Symbol" w:cs="Symbol" w:hint="default"/>
+      </w:rPr>
+    </w:lvl>
+    <w:lvl w:ilvl="4">
+      <w:start w:val="1"/>
+      <w:numFmt w:val="bullet"/>
+      <w:lvlText w:val=""/>
+      <w:lvlJc w:val="left"/>
+      <w:pPr>
+        <w:tabs>
+          <w:tab w:val="num" w:pos="3545"/>
+        </w:tabs>
+        <w:ind w:left="3545" w:hanging="283"/>
+      </w:pPr>
+      <w:rPr>
+        <w:rFonts w:ascii="Symbol" w:hAnsi="Symbol" w:cs="Symbol" w:hint="default"/>
+      </w:rPr>
+    </w:lvl>
+    <w:lvl w:ilvl="5">
+      <w:start w:val="1"/>
+      <w:numFmt w:val="bullet"/>
+      <w:lvlText w:val=""/>
+      <w:lvlJc w:val="left"/>
+      <w:pPr>
+        <w:tabs>
+          <w:tab w:val="num" w:pos="4254"/>
+        </w:tabs>
+        <w:ind w:left="4254" w:hanging="283"/>
+      </w:pPr>
+      <w:rPr>
+        <w:rFonts w:ascii="Symbol" w:hAnsi="Symbol" w:cs="Symbol" w:hint="default"/>
+      </w:rPr>
+    </w:lvl>
+    <w:lvl w:ilvl="6">
+      <w:start w:val="1"/>
+      <w:numFmt w:val="bullet"/>
+      <w:lvlText w:val=""/>
+      <w:lvlJc w:val="left"/>
+      <w:pPr>
+        <w:tabs>
+          <w:tab w:val="num" w:pos="4963"/>
+        </w:tabs>
+        <w:ind w:left="4963" w:hanging="283"/>
+      </w:pPr>
+      <w:rPr>
+        <w:rFonts w:ascii="Symbol" w:hAnsi="Symbol" w:cs="Symbol" w:hint="default"/>
+      </w:rPr>
+    </w:lvl>
+    <w:lvl w:ilvl="7">
+      <w:start w:val="1"/>
+      <w:numFmt w:val="bullet"/>
+      <w:lvlText w:val=""/>
+      <w:lvlJc w:val="left"/>
+      <w:pPr>
+        <w:tabs>
+          <w:tab w:val="num" w:pos="5672"/>
+        </w:tabs>
+        <w:ind w:left="5672" w:hanging="283"/>
+      </w:pPr>
+      <w:rPr>
+        <w:rFonts w:ascii="Symbol" w:hAnsi="Symbol" w:cs="Symbol" w:hint="default"/>
+      </w:rPr>
+    </w:lvl>
+    <w:lvl w:ilvl="8">
+      <w:start w:val="1"/>
+      <w:numFmt w:val="bullet"/>
+      <w:lvlText w:val=""/>
+      <w:lvlJc w:val="left"/>
+      <w:pPr>
+        <w:tabs>
+          <w:tab w:val="num" w:pos="6381"/>
+        </w:tabs>
+        <w:ind w:left="6381" w:hanging="283"/>
+      </w:pPr>
+      <w:rPr>
+        <w:rFonts w:ascii="Symbol" w:hAnsi="Symbol" w:cs="Symbol" w:hint="default"/>
+      </w:rPr>
+    </w:lvl>
+  </w:abstractNum>
+  <w:abstractNum w:abstractNumId="11">
+    <w:lvl w:ilvl="0">
+      <w:start w:val="4"/>
+      <w:numFmt w:val="decimal"/>
+      <w:lvlText w:val="%1."/>
+      <w:lvlJc w:val="left"/>
+      <w:pPr>
+        <w:tabs>
+          <w:tab w:val="num" w:pos="709"/>
+        </w:tabs>
+        <w:ind w:left="709" w:hanging="283"/>
+      </w:pPr>
+      <w:rPr/>
+    </w:lvl>
+    <w:lvl w:ilvl="1">
+      <w:start w:val="1"/>
+      <w:numFmt w:val="decimal"/>
+      <w:lvlText w:val="%2."/>
+      <w:lvlJc w:val="left"/>
+      <w:pPr>
+        <w:tabs>
+          <w:tab w:val="num" w:pos="1418"/>
+        </w:tabs>
+        <w:ind w:left="1418" w:hanging="283"/>
+      </w:pPr>
+      <w:rPr/>
+    </w:lvl>
+    <w:lvl w:ilvl="2">
+      <w:start w:val="1"/>
+      <w:numFmt w:val="decimal"/>
+      <w:lvlText w:val="%3."/>
+      <w:lvlJc w:val="left"/>
+      <w:pPr>
+        <w:tabs>
+          <w:tab w:val="num" w:pos="2127"/>
+        </w:tabs>
+        <w:ind w:left="2127" w:hanging="283"/>
+      </w:pPr>
+      <w:rPr/>
+    </w:lvl>
+    <w:lvl w:ilvl="3">
+      <w:start w:val="1"/>
+      <w:numFmt w:val="decimal"/>
+      <w:lvlText w:val="%4."/>
+      <w:lvlJc w:val="left"/>
+      <w:pPr>
+        <w:tabs>
+          <w:tab w:val="num" w:pos="2836"/>
+        </w:tabs>
+        <w:ind w:left="2836" w:hanging="283"/>
+      </w:pPr>
+      <w:rPr/>
+    </w:lvl>
+    <w:lvl w:ilvl="4">
+      <w:start w:val="1"/>
+      <w:numFmt w:val="decimal"/>
+      <w:lvlText w:val="%5."/>
+      <w:lvlJc w:val="left"/>
+      <w:pPr>
+        <w:tabs>
+          <w:tab w:val="num" w:pos="3545"/>
+        </w:tabs>
+        <w:ind w:left="3545" w:hanging="283"/>
+      </w:pPr>
+      <w:rPr/>
+    </w:lvl>
+    <w:lvl w:ilvl="5">
+      <w:start w:val="1"/>
+      <w:numFmt w:val="decimal"/>
+      <w:lvlText w:val="%6."/>
+      <w:lvlJc w:val="left"/>
+      <w:pPr>
+        <w:tabs>
+          <w:tab w:val="num" w:pos="4254"/>
+        </w:tabs>
+        <w:ind w:left="4254" w:hanging="283"/>
+      </w:pPr>
+      <w:rPr/>
+    </w:lvl>
+    <w:lvl w:ilvl="6">
+      <w:start w:val="1"/>
+      <w:numFmt w:val="decimal"/>
+      <w:lvlText w:val="%7."/>
+      <w:lvlJc w:val="left"/>
+      <w:pPr>
+        <w:tabs>
+          <w:tab w:val="num" w:pos="4963"/>
+        </w:tabs>
+        <w:ind w:left="4963" w:hanging="283"/>
+      </w:pPr>
+      <w:rPr/>
+    </w:lvl>
+    <w:lvl w:ilvl="7">
+      <w:start w:val="1"/>
+      <w:numFmt w:val="decimal"/>
+      <w:lvlText w:val="%8."/>
+      <w:lvlJc w:val="left"/>
+      <w:pPr>
+        <w:tabs>
+          <w:tab w:val="num" w:pos="5672"/>
+        </w:tabs>
+        <w:ind w:left="5672" w:hanging="283"/>
+      </w:pPr>
+      <w:rPr/>
+    </w:lvl>
+    <w:lvl w:ilvl="8">
+      <w:start w:val="1"/>
+      <w:numFmt w:val="decimal"/>
+      <w:lvlText w:val="%9."/>
+      <w:lvlJc w:val="left"/>
+      <w:pPr>
+        <w:tabs>
+          <w:tab w:val="num" w:pos="6381"/>
+        </w:tabs>
+        <w:ind w:left="6381" w:hanging="283"/>
+      </w:pPr>
+      <w:rPr/>
+    </w:lvl>
+  </w:abstractNum>
+  <w:abstractNum w:abstractNumId="12">
+    <w:lvl w:ilvl="0">
+      <w:start w:val="1"/>
+      <w:numFmt w:val="bullet"/>
+      <w:lvlText w:val=""/>
+      <w:lvlJc w:val="left"/>
+      <w:pPr>
+        <w:tabs>
+          <w:tab w:val="num" w:pos="709"/>
+        </w:tabs>
+        <w:ind w:left="709" w:hanging="283"/>
+      </w:pPr>
+      <w:rPr>
+        <w:rFonts w:ascii="Symbol" w:hAnsi="Symbol" w:cs="Symbol" w:hint="default"/>
+      </w:rPr>
+    </w:lvl>
+    <w:lvl w:ilvl="1">
+      <w:start w:val="1"/>
+      <w:numFmt w:val="bullet"/>
+      <w:lvlText w:val=""/>
+      <w:lvlJc w:val="left"/>
+      <w:pPr>
+        <w:tabs>
+          <w:tab w:val="num" w:pos="1418"/>
+        </w:tabs>
+        <w:ind w:left="1418" w:hanging="283"/>
+      </w:pPr>
+      <w:rPr>
+        <w:rFonts w:ascii="Symbol" w:hAnsi="Symbol" w:cs="Symbol" w:hint="default"/>
+      </w:rPr>
+    </w:lvl>
+    <w:lvl w:ilvl="2">
+      <w:start w:val="1"/>
+      <w:numFmt w:val="bullet"/>
+      <w:lvlText w:val=""/>
+      <w:lvlJc w:val="left"/>
+      <w:pPr>
+        <w:tabs>
+          <w:tab w:val="num" w:pos="2127"/>
+        </w:tabs>
+        <w:ind w:left="2127" w:hanging="283"/>
+      </w:pPr>
+      <w:rPr>
+        <w:rFonts w:ascii="Symbol" w:hAnsi="Symbol" w:cs="Symbol" w:hint="default"/>
+      </w:rPr>
+    </w:lvl>
+    <w:lvl w:ilvl="3">
+      <w:start w:val="1"/>
+      <w:numFmt w:val="bullet"/>
+      <w:lvlText w:val=""/>
+      <w:lvlJc w:val="left"/>
+      <w:pPr>
+        <w:tabs>
+          <w:tab w:val="num" w:pos="2836"/>
+        </w:tabs>
+        <w:ind w:left="2836" w:hanging="283"/>
+      </w:pPr>
+      <w:rPr>
+        <w:rFonts w:ascii="Symbol" w:hAnsi="Symbol" w:cs="Symbol" w:hint="default"/>
+      </w:rPr>
+    </w:lvl>
+    <w:lvl w:ilvl="4">
+      <w:start w:val="1"/>
+      <w:numFmt w:val="bullet"/>
+      <w:lvlText w:val=""/>
+      <w:lvlJc w:val="left"/>
+      <w:pPr>
+        <w:tabs>
+          <w:tab w:val="num" w:pos="3545"/>
+        </w:tabs>
+        <w:ind w:left="3545" w:hanging="283"/>
+      </w:pPr>
+      <w:rPr>
+        <w:rFonts w:ascii="Symbol" w:hAnsi="Symbol" w:cs="Symbol" w:hint="default"/>
+      </w:rPr>
+    </w:lvl>
+    <w:lvl w:ilvl="5">
+      <w:start w:val="1"/>
+      <w:numFmt w:val="bullet"/>
+      <w:lvlText w:val=""/>
+      <w:lvlJc w:val="left"/>
+      <w:pPr>
+        <w:tabs>
+          <w:tab w:val="num" w:pos="4254"/>
+        </w:tabs>
+        <w:ind w:left="4254" w:hanging="283"/>
+      </w:pPr>
+      <w:rPr>
+        <w:rFonts w:ascii="Symbol" w:hAnsi="Symbol" w:cs="Symbol" w:hint="default"/>
+      </w:rPr>
+    </w:lvl>
+    <w:lvl w:ilvl="6">
+      <w:start w:val="1"/>
+      <w:numFmt w:val="bullet"/>
+      <w:lvlText w:val=""/>
+      <w:lvlJc w:val="left"/>
+      <w:pPr>
+        <w:tabs>
+          <w:tab w:val="num" w:pos="4963"/>
+        </w:tabs>
+        <w:ind w:left="4963" w:hanging="283"/>
+      </w:pPr>
+      <w:rPr>
+        <w:rFonts w:ascii="Symbol" w:hAnsi="Symbol" w:cs="Symbol" w:hint="default"/>
+      </w:rPr>
+    </w:lvl>
+    <w:lvl w:ilvl="7">
+      <w:start w:val="1"/>
+      <w:numFmt w:val="bullet"/>
+      <w:lvlText w:val=""/>
+      <w:lvlJc w:val="left"/>
+      <w:pPr>
+        <w:tabs>
+          <w:tab w:val="num" w:pos="5672"/>
+        </w:tabs>
+        <w:ind w:left="5672" w:hanging="283"/>
+      </w:pPr>
+      <w:rPr>
+        <w:rFonts w:ascii="Symbol" w:hAnsi="Symbol" w:cs="Symbol" w:hint="default"/>
+      </w:rPr>
+    </w:lvl>
+    <w:lvl w:ilvl="8">
+      <w:start w:val="1"/>
+      <w:numFmt w:val="bullet"/>
+      <w:lvlText w:val=""/>
+      <w:lvlJc w:val="left"/>
+      <w:pPr>
+        <w:tabs>
+          <w:tab w:val="num" w:pos="6381"/>
+        </w:tabs>
+        <w:ind w:left="6381" w:hanging="283"/>
+      </w:pPr>
+      <w:rPr>
+        <w:rFonts w:ascii="Symbol" w:hAnsi="Symbol" w:cs="Symbol" w:hint="default"/>
+      </w:rPr>
+    </w:lvl>
+  </w:abstractNum>
+  <w:abstractNum w:abstractNumId="13">
+    <w:lvl w:ilvl="0">
+      <w:start w:val="5"/>
+      <w:numFmt w:val="decimal"/>
+      <w:lvlText w:val="%1."/>
+      <w:lvlJc w:val="left"/>
+      <w:pPr>
+        <w:tabs>
+          <w:tab w:val="num" w:pos="709"/>
+        </w:tabs>
+        <w:ind w:left="709" w:hanging="283"/>
+      </w:pPr>
+      <w:rPr/>
+    </w:lvl>
+    <w:lvl w:ilvl="1">
+      <w:start w:val="1"/>
+      <w:numFmt w:val="bullet"/>
+      <w:lvlText w:val=""/>
+      <w:lvlJc w:val="left"/>
+      <w:pPr>
+        <w:tabs>
+          <w:tab w:val="num" w:pos="1418"/>
+        </w:tabs>
+        <w:ind w:left="1418" w:hanging="283"/>
+      </w:pPr>
+      <w:rPr>
+        <w:rFonts w:ascii="Symbol" w:hAnsi="Symbol" w:cs="Symbol" w:hint="default"/>
+      </w:rPr>
+    </w:lvl>
+    <w:lvl w:ilvl="2">
+      <w:start w:val="1"/>
+      <w:numFmt w:val="bullet"/>
+      <w:lvlText w:val=""/>
+      <w:lvlJc w:val="left"/>
+      <w:pPr>
+        <w:tabs>
+          <w:tab w:val="num" w:pos="2127"/>
+        </w:tabs>
+        <w:ind w:left="2127" w:hanging="283"/>
+      </w:pPr>
+      <w:rPr>
+        <w:rFonts w:ascii="Symbol" w:hAnsi="Symbol" w:cs="Symbol" w:hint="default"/>
+      </w:rPr>
+    </w:lvl>
+    <w:lvl w:ilvl="3">
+      <w:start w:val="1"/>
+      <w:numFmt w:val="bullet"/>
+      <w:lvlText w:val=""/>
+      <w:lvlJc w:val="left"/>
+      <w:pPr>
+        <w:tabs>
+          <w:tab w:val="num" w:pos="2836"/>
+        </w:tabs>
+        <w:ind w:left="2836" w:hanging="283"/>
+      </w:pPr>
+      <w:rPr>
+        <w:rFonts w:ascii="Symbol" w:hAnsi="Symbol" w:cs="Symbol" w:hint="default"/>
+      </w:rPr>
+    </w:lvl>
+    <w:lvl w:ilvl="4">
+      <w:start w:val="1"/>
+      <w:numFmt w:val="bullet"/>
+      <w:lvlText w:val=""/>
+      <w:lvlJc w:val="left"/>
+      <w:pPr>
+        <w:tabs>
+          <w:tab w:val="num" w:pos="3545"/>
+        </w:tabs>
+        <w:ind w:left="3545" w:hanging="283"/>
+      </w:pPr>
+      <w:rPr>
+        <w:rFonts w:ascii="Symbol" w:hAnsi="Symbol" w:cs="Symbol" w:hint="default"/>
+      </w:rPr>
+    </w:lvl>
+    <w:lvl w:ilvl="5">
+      <w:start w:val="1"/>
+      <w:numFmt w:val="bullet"/>
+      <w:lvlText w:val=""/>
+      <w:lvlJc w:val="left"/>
+      <w:pPr>
+        <w:tabs>
+          <w:tab w:val="num" w:pos="4254"/>
+        </w:tabs>
+        <w:ind w:left="4254" w:hanging="283"/>
+      </w:pPr>
+      <w:rPr>
+        <w:rFonts w:ascii="Symbol" w:hAnsi="Symbol" w:cs="Symbol" w:hint="default"/>
+      </w:rPr>
+    </w:lvl>
+    <w:lvl w:ilvl="6">
+      <w:start w:val="1"/>
+      <w:numFmt w:val="bullet"/>
+      <w:lvlText w:val=""/>
+      <w:lvlJc w:val="left"/>
+      <w:pPr>
+        <w:tabs>
+          <w:tab w:val="num" w:pos="4963"/>
+        </w:tabs>
+        <w:ind w:left="4963" w:hanging="283"/>
+      </w:pPr>
+      <w:rPr>
+        <w:rFonts w:ascii="Symbol" w:hAnsi="Symbol" w:cs="Symbol" w:hint="default"/>
+      </w:rPr>
+    </w:lvl>
+    <w:lvl w:ilvl="7">
+      <w:start w:val="1"/>
+      <w:numFmt w:val="bullet"/>
+      <w:lvlText w:val=""/>
+      <w:lvlJc w:val="left"/>
+      <w:pPr>
+        <w:tabs>
+          <w:tab w:val="num" w:pos="5672"/>
+        </w:tabs>
+        <w:ind w:left="5672" w:hanging="283"/>
+      </w:pPr>
+      <w:rPr>
+        <w:rFonts w:ascii="Symbol" w:hAnsi="Symbol" w:cs="Symbol" w:hint="default"/>
+      </w:rPr>
+    </w:lvl>
+    <w:lvl w:ilvl="8">
+      <w:start w:val="1"/>
+      <w:numFmt w:val="bullet"/>
+      <w:lvlText w:val=""/>
+      <w:lvlJc w:val="left"/>
+      <w:pPr>
+        <w:tabs>
+          <w:tab w:val="num" w:pos="6381"/>
+        </w:tabs>
+        <w:ind w:left="6381" w:hanging="283"/>
+      </w:pPr>
+      <w:rPr>
+        <w:rFonts w:ascii="Symbol" w:hAnsi="Symbol" w:cs="Symbol" w:hint="default"/>
+      </w:rPr>
+    </w:lvl>
+  </w:abstractNum>
+  <w:abstractNum w:abstractNumId="14">
+    <w:lvl w:ilvl="0">
+      <w:start w:val="1"/>
+      <w:numFmt w:val="decimal"/>
+      <w:lvlText w:val="%1."/>
+      <w:lvlJc w:val="left"/>
+      <w:pPr>
+        <w:tabs>
+          <w:tab w:val="num" w:pos="709"/>
+        </w:tabs>
+        <w:ind w:left="709" w:hanging="283"/>
+      </w:pPr>
+      <w:rPr/>
+    </w:lvl>
+    <w:lvl w:ilvl="1">
+      <w:start w:val="1"/>
+      <w:numFmt w:val="decimal"/>
+      <w:lvlText w:val="%2."/>
+      <w:lvlJc w:val="left"/>
+      <w:pPr>
+        <w:tabs>
+          <w:tab w:val="num" w:pos="1418"/>
+        </w:tabs>
+        <w:ind w:left="1418" w:hanging="283"/>
+      </w:pPr>
+      <w:rPr/>
+    </w:lvl>
+    <w:lvl w:ilvl="2">
+      <w:start w:val="1"/>
+      <w:numFmt w:val="decimal"/>
+      <w:lvlText w:val="%3."/>
+      <w:lvlJc w:val="left"/>
+      <w:pPr>
+        <w:tabs>
+          <w:tab w:val="num" w:pos="2127"/>
+        </w:tabs>
+        <w:ind w:left="2127" w:hanging="283"/>
+      </w:pPr>
+      <w:rPr/>
+    </w:lvl>
+    <w:lvl w:ilvl="3">
+      <w:start w:val="1"/>
+      <w:numFmt w:val="decimal"/>
+      <w:lvlText w:val="%4."/>
+      <w:lvlJc w:val="left"/>
+      <w:pPr>
+        <w:tabs>
+          <w:tab w:val="num" w:pos="2836"/>
+        </w:tabs>
+        <w:ind w:left="2836" w:hanging="283"/>
+      </w:pPr>
+      <w:rPr/>
+    </w:lvl>
+    <w:lvl w:ilvl="4">
+      <w:start w:val="1"/>
+      <w:numFmt w:val="decimal"/>
+      <w:lvlText w:val="%5."/>
+      <w:lvlJc w:val="left"/>
+      <w:pPr>
+        <w:tabs>
+          <w:tab w:val="num" w:pos="3545"/>
+        </w:tabs>
+        <w:ind w:left="3545" w:hanging="283"/>
+      </w:pPr>
+      <w:rPr/>
+    </w:lvl>
+    <w:lvl w:ilvl="5">
+      <w:start w:val="1"/>
+      <w:numFmt w:val="decimal"/>
+      <w:lvlText w:val="%6."/>
+      <w:lvlJc w:val="left"/>
+      <w:pPr>
+        <w:tabs>
+          <w:tab w:val="num" w:pos="4254"/>
+        </w:tabs>
+        <w:ind w:left="4254" w:hanging="283"/>
+      </w:pPr>
+      <w:rPr/>
+    </w:lvl>
+    <w:lvl w:ilvl="6">
+      <w:start w:val="1"/>
+      <w:numFmt w:val="decimal"/>
+      <w:lvlText w:val="%7."/>
+      <w:lvlJc w:val="left"/>
+      <w:pPr>
+        <w:tabs>
+          <w:tab w:val="num" w:pos="4963"/>
+        </w:tabs>
+        <w:ind w:left="4963" w:hanging="283"/>
+      </w:pPr>
+      <w:rPr/>
+    </w:lvl>
+    <w:lvl w:ilvl="7">
+      <w:start w:val="1"/>
+      <w:numFmt w:val="decimal"/>
+      <w:lvlText w:val="%8."/>
+      <w:lvlJc w:val="left"/>
+      <w:pPr>
+        <w:tabs>
+          <w:tab w:val="num" w:pos="5672"/>
+        </w:tabs>
+        <w:ind w:left="5672" w:hanging="283"/>
+      </w:pPr>
+      <w:rPr/>
+    </w:lvl>
+    <w:lvl w:ilvl="8">
+      <w:start w:val="1"/>
+      <w:numFmt w:val="decimal"/>
+      <w:lvlText w:val="%9."/>
+      <w:lvlJc w:val="left"/>
+      <w:pPr>
+        <w:tabs>
+          <w:tab w:val="num" w:pos="6381"/>
+        </w:tabs>
+        <w:ind w:left="6381" w:hanging="283"/>
+      </w:pPr>
+      <w:rPr/>
+    </w:lvl>
+  </w:abstractNum>
+  <w:abstractNum w:abstractNumId="15">
+    <w:lvl w:ilvl="0">
+      <w:start w:val="2"/>
+      <w:numFmt w:val="decimal"/>
+      <w:lvlText w:val="%1."/>
+      <w:lvlJc w:val="left"/>
+      <w:pPr>
+        <w:tabs>
+          <w:tab w:val="num" w:pos="709"/>
+        </w:tabs>
+        <w:ind w:left="709" w:hanging="283"/>
+      </w:pPr>
+      <w:rPr/>
+    </w:lvl>
+    <w:lvl w:ilvl="1">
+      <w:start w:val="1"/>
+      <w:numFmt w:val="decimal"/>
+      <w:lvlText w:val="%2."/>
+      <w:lvlJc w:val="left"/>
+      <w:pPr>
+        <w:tabs>
+          <w:tab w:val="num" w:pos="1418"/>
+        </w:tabs>
+        <w:ind w:left="1418" w:hanging="283"/>
+      </w:pPr>
+      <w:rPr/>
+    </w:lvl>
+    <w:lvl w:ilvl="2">
+      <w:start w:val="1"/>
+      <w:numFmt w:val="decimal"/>
+      <w:lvlText w:val="%3."/>
+      <w:lvlJc w:val="left"/>
+      <w:pPr>
+        <w:tabs>
+          <w:tab w:val="num" w:pos="2127"/>
+        </w:tabs>
+        <w:ind w:left="2127" w:hanging="283"/>
+      </w:pPr>
+      <w:rPr/>
+    </w:lvl>
+    <w:lvl w:ilvl="3">
+      <w:start w:val="1"/>
+      <w:numFmt w:val="decimal"/>
+      <w:lvlText w:val="%4."/>
+      <w:lvlJc w:val="left"/>
+      <w:pPr>
+        <w:tabs>
+          <w:tab w:val="num" w:pos="2836"/>
+        </w:tabs>
+        <w:ind w:left="2836" w:hanging="283"/>
+      </w:pPr>
+      <w:rPr/>
+    </w:lvl>
+    <w:lvl w:ilvl="4">
+      <w:start w:val="1"/>
+      <w:numFmt w:val="decimal"/>
+      <w:lvlText w:val="%5."/>
+      <w:lvlJc w:val="left"/>
+      <w:pPr>
+        <w:tabs>
+          <w:tab w:val="num" w:pos="3545"/>
+        </w:tabs>
+        <w:ind w:left="3545" w:hanging="283"/>
+      </w:pPr>
+      <w:rPr/>
+    </w:lvl>
+    <w:lvl w:ilvl="5">
+      <w:start w:val="1"/>
+      <w:numFmt w:val="decimal"/>
+      <w:lvlText w:val="%6."/>
+      <w:lvlJc w:val="left"/>
+      <w:pPr>
+        <w:tabs>
+          <w:tab w:val="num" w:pos="4254"/>
+        </w:tabs>
+        <w:ind w:left="4254" w:hanging="283"/>
+      </w:pPr>
+      <w:rPr/>
+    </w:lvl>
+    <w:lvl w:ilvl="6">
+      <w:start w:val="1"/>
+      <w:numFmt w:val="decimal"/>
+      <w:lvlText w:val="%7."/>
+      <w:lvlJc w:val="left"/>
+      <w:pPr>
+        <w:tabs>
+          <w:tab w:val="num" w:pos="4963"/>
+        </w:tabs>
+        <w:ind w:left="4963" w:hanging="283"/>
+      </w:pPr>
+      <w:rPr/>
+    </w:lvl>
+    <w:lvl w:ilvl="7">
+      <w:start w:val="1"/>
+      <w:numFmt w:val="decimal"/>
+      <w:lvlText w:val="%8."/>
+      <w:lvlJc w:val="left"/>
+      <w:pPr>
+        <w:tabs>
+          <w:tab w:val="num" w:pos="5672"/>
+        </w:tabs>
+        <w:ind w:left="5672" w:hanging="283"/>
+      </w:pPr>
+      <w:rPr/>
+    </w:lvl>
+    <w:lvl w:ilvl="8">
+      <w:start w:val="1"/>
+      <w:numFmt w:val="decimal"/>
+      <w:lvlText w:val="%9."/>
+      <w:lvlJc w:val="left"/>
+      <w:pPr>
+        <w:tabs>
+          <w:tab w:val="num" w:pos="6381"/>
+        </w:tabs>
+        <w:ind w:left="6381" w:hanging="283"/>
+      </w:pPr>
+      <w:rPr/>
+    </w:lvl>
+  </w:abstractNum>
+  <w:abstractNum w:abstractNumId="16">
+    <w:lvl w:ilvl="0">
+      <w:start w:val="3"/>
+      <w:numFmt w:val="decimal"/>
+      <w:lvlText w:val="%1."/>
+      <w:lvlJc w:val="left"/>
+      <w:pPr>
+        <w:tabs>
+          <w:tab w:val="num" w:pos="709"/>
+        </w:tabs>
+        <w:ind w:left="709" w:hanging="283"/>
+      </w:pPr>
+      <w:rPr/>
+    </w:lvl>
+    <w:lvl w:ilvl="1">
+      <w:start w:val="1"/>
+      <w:numFmt w:val="decimal"/>
+      <w:lvlText w:val="%2."/>
+      <w:lvlJc w:val="left"/>
+      <w:pPr>
+        <w:tabs>
+          <w:tab w:val="num" w:pos="1418"/>
+        </w:tabs>
+        <w:ind w:left="1418" w:hanging="283"/>
+      </w:pPr>
+      <w:rPr/>
+    </w:lvl>
+    <w:lvl w:ilvl="2">
+      <w:start w:val="1"/>
+      <w:numFmt w:val="decimal"/>
+      <w:lvlText w:val="%3."/>
+      <w:lvlJc w:val="left"/>
+      <w:pPr>
+        <w:tabs>
+          <w:tab w:val="num" w:pos="2127"/>
+        </w:tabs>
+        <w:ind w:left="2127" w:hanging="283"/>
+      </w:pPr>
+      <w:rPr/>
+    </w:lvl>
+    <w:lvl w:ilvl="3">
+      <w:start w:val="1"/>
+      <w:numFmt w:val="decimal"/>
+      <w:lvlText w:val="%4."/>
+      <w:lvlJc w:val="left"/>
+      <w:pPr>
+        <w:tabs>
+          <w:tab w:val="num" w:pos="2836"/>
+        </w:tabs>
+        <w:ind w:left="2836" w:hanging="283"/>
+      </w:pPr>
+      <w:rPr/>
+    </w:lvl>
+    <w:lvl w:ilvl="4">
+      <w:start w:val="1"/>
+      <w:numFmt w:val="decimal"/>
+      <w:lvlText w:val="%5."/>
+      <w:lvlJc w:val="left"/>
+      <w:pPr>
+        <w:tabs>
+          <w:tab w:val="num" w:pos="3545"/>
+        </w:tabs>
+        <w:ind w:left="3545" w:hanging="283"/>
+      </w:pPr>
+      <w:rPr/>
+    </w:lvl>
+    <w:lvl w:ilvl="5">
+      <w:start w:val="1"/>
+      <w:numFmt w:val="decimal"/>
+      <w:lvlText w:val="%6."/>
+      <w:lvlJc w:val="left"/>
+      <w:pPr>
+        <w:tabs>
+          <w:tab w:val="num" w:pos="4254"/>
+        </w:tabs>
+        <w:ind w:left="4254" w:hanging="283"/>
+      </w:pPr>
+      <w:rPr/>
+    </w:lvl>
+    <w:lvl w:ilvl="6">
+      <w:start w:val="1"/>
+      <w:numFmt w:val="decimal"/>
+      <w:lvlText w:val="%7."/>
+      <w:lvlJc w:val="left"/>
+      <w:pPr>
+        <w:tabs>
+          <w:tab w:val="num" w:pos="4963"/>
+        </w:tabs>
+        <w:ind w:left="4963" w:hanging="283"/>
+      </w:pPr>
+      <w:rPr/>
+    </w:lvl>
+    <w:lvl w:ilvl="7">
+      <w:start w:val="1"/>
+      <w:numFmt w:val="decimal"/>
+      <w:lvlText w:val="%8."/>
+      <w:lvlJc w:val="left"/>
+      <w:pPr>
+        <w:tabs>
+          <w:tab w:val="num" w:pos="5672"/>
+        </w:tabs>
+        <w:ind w:left="5672" w:hanging="283"/>
+      </w:pPr>
+      <w:rPr/>
+    </w:lvl>
+    <w:lvl w:ilvl="8">
+      <w:start w:val="1"/>
+      <w:numFmt w:val="decimal"/>
+      <w:lvlText w:val="%9."/>
+      <w:lvlJc w:val="left"/>
+      <w:pPr>
+        <w:tabs>
+          <w:tab w:val="num" w:pos="6381"/>
+        </w:tabs>
+        <w:ind w:left="6381" w:hanging="283"/>
+      </w:pPr>
+      <w:rPr/>
+    </w:lvl>
+  </w:abstractNum>
+  <w:abstractNum w:abstractNumId="17">
+    <w:lvl w:ilvl="0">
+      <w:start w:val="4"/>
+      <w:numFmt w:val="decimal"/>
+      <w:lvlText w:val="%1."/>
+      <w:lvlJc w:val="left"/>
+      <w:pPr>
+        <w:tabs>
+          <w:tab w:val="num" w:pos="709"/>
+        </w:tabs>
+        <w:ind w:left="709" w:hanging="283"/>
+      </w:pPr>
+      <w:rPr/>
+    </w:lvl>
+    <w:lvl w:ilvl="1">
+      <w:start w:val="1"/>
+      <w:numFmt w:val="bullet"/>
+      <w:lvlText w:val=""/>
+      <w:lvlJc w:val="left"/>
+      <w:pPr>
+        <w:tabs>
+          <w:tab w:val="num" w:pos="1418"/>
+        </w:tabs>
+        <w:ind w:left="1418" w:hanging="283"/>
+      </w:pPr>
+      <w:rPr>
+        <w:rFonts w:ascii="Symbol" w:hAnsi="Symbol" w:cs="Symbol" w:hint="default"/>
+      </w:rPr>
+    </w:lvl>
+    <w:lvl w:ilvl="2">
+      <w:start w:val="1"/>
+      <w:numFmt w:val="bullet"/>
+      <w:lvlText w:val=""/>
+      <w:lvlJc w:val="left"/>
+      <w:pPr>
+        <w:tabs>
+          <w:tab w:val="num" w:pos="2127"/>
+        </w:tabs>
+        <w:ind w:left="2127" w:hanging="283"/>
+      </w:pPr>
+      <w:rPr>
+        <w:rFonts w:ascii="Symbol" w:hAnsi="Symbol" w:cs="Symbol" w:hint="default"/>
+      </w:rPr>
+    </w:lvl>
+    <w:lvl w:ilvl="3">
+      <w:start w:val="1"/>
+      <w:numFmt w:val="bullet"/>
+      <w:lvlText w:val=""/>
+      <w:lvlJc w:val="left"/>
+      <w:pPr>
+        <w:tabs>
+          <w:tab w:val="num" w:pos="2836"/>
+        </w:tabs>
+        <w:ind w:left="2836" w:hanging="283"/>
+      </w:pPr>
+      <w:rPr>
+        <w:rFonts w:ascii="Symbol" w:hAnsi="Symbol" w:cs="Symbol" w:hint="default"/>
+      </w:rPr>
+    </w:lvl>
+    <w:lvl w:ilvl="4">
+      <w:start w:val="1"/>
+      <w:numFmt w:val="bullet"/>
+      <w:lvlText w:val=""/>
+      <w:lvlJc w:val="left"/>
+      <w:pPr>
+        <w:tabs>
+          <w:tab w:val="num" w:pos="3545"/>
+        </w:tabs>
+        <w:ind w:left="3545" w:hanging="283"/>
+      </w:pPr>
+      <w:rPr>
+        <w:rFonts w:ascii="Symbol" w:hAnsi="Symbol" w:cs="Symbol" w:hint="default"/>
+      </w:rPr>
+    </w:lvl>
+    <w:lvl w:ilvl="5">
+      <w:start w:val="1"/>
+      <w:numFmt w:val="bullet"/>
+      <w:lvlText w:val=""/>
+      <w:lvlJc w:val="left"/>
+      <w:pPr>
+        <w:tabs>
+          <w:tab w:val="num" w:pos="4254"/>
+        </w:tabs>
+        <w:ind w:left="4254" w:hanging="283"/>
+      </w:pPr>
+      <w:rPr>
+        <w:rFonts w:ascii="Symbol" w:hAnsi="Symbol" w:cs="Symbol" w:hint="default"/>
+      </w:rPr>
+    </w:lvl>
+    <w:lvl w:ilvl="6">
+      <w:start w:val="1"/>
+      <w:numFmt w:val="bullet"/>
+      <w:lvlText w:val=""/>
+      <w:lvlJc w:val="left"/>
+      <w:pPr>
+        <w:tabs>
+          <w:tab w:val="num" w:pos="4963"/>
+        </w:tabs>
+        <w:ind w:left="4963" w:hanging="283"/>
+      </w:pPr>
+      <w:rPr>
+        <w:rFonts w:ascii="Symbol" w:hAnsi="Symbol" w:cs="Symbol" w:hint="default"/>
+      </w:rPr>
+    </w:lvl>
+    <w:lvl w:ilvl="7">
+      <w:start w:val="1"/>
+      <w:numFmt w:val="bullet"/>
+      <w:lvlText w:val=""/>
+      <w:lvlJc w:val="left"/>
+      <w:pPr>
+        <w:tabs>
+          <w:tab w:val="num" w:pos="5672"/>
+        </w:tabs>
+        <w:ind w:left="5672" w:hanging="283"/>
+      </w:pPr>
+      <w:rPr>
+        <w:rFonts w:ascii="Symbol" w:hAnsi="Symbol" w:cs="Symbol" w:hint="default"/>
+      </w:rPr>
+    </w:lvl>
+    <w:lvl w:ilvl="8">
+      <w:start w:val="1"/>
+      <w:numFmt w:val="bullet"/>
+      <w:lvlText w:val=""/>
+      <w:lvlJc w:val="left"/>
+      <w:pPr>
+        <w:tabs>
+          <w:tab w:val="num" w:pos="6381"/>
+        </w:tabs>
+        <w:ind w:left="6381" w:hanging="283"/>
+      </w:pPr>
+      <w:rPr>
+        <w:rFonts w:ascii="Symbol" w:hAnsi="Symbol" w:cs="Symbol" w:hint="default"/>
+      </w:rPr>
+    </w:lvl>
+  </w:abstractNum>
+  <w:abstractNum w:abstractNumId="18">
+    <w:lvl w:ilvl="0">
+      <w:start w:val="1"/>
+      <w:numFmt w:val="decimal"/>
+      <w:lvlText w:val="%1."/>
+      <w:lvlJc w:val="left"/>
+      <w:pPr>
+        <w:tabs>
+          <w:tab w:val="num" w:pos="709"/>
+        </w:tabs>
+        <w:ind w:left="709" w:hanging="283"/>
+      </w:pPr>
+      <w:rPr/>
+    </w:lvl>
+    <w:lvl w:ilvl="1">
+      <w:start w:val="1"/>
+      <w:numFmt w:val="decimal"/>
+      <w:lvlText w:val="%2."/>
+      <w:lvlJc w:val="left"/>
+      <w:pPr>
+        <w:tabs>
+          <w:tab w:val="num" w:pos="1418"/>
+        </w:tabs>
+        <w:ind w:left="1418" w:hanging="283"/>
+      </w:pPr>
+      <w:rPr/>
+    </w:lvl>
+    <w:lvl w:ilvl="2">
+      <w:start w:val="1"/>
+      <w:numFmt w:val="decimal"/>
+      <w:lvlText w:val="%3."/>
+      <w:lvlJc w:val="left"/>
+      <w:pPr>
+        <w:tabs>
+          <w:tab w:val="num" w:pos="2127"/>
+        </w:tabs>
+        <w:ind w:left="2127" w:hanging="283"/>
+      </w:pPr>
+      <w:rPr/>
+    </w:lvl>
+    <w:lvl w:ilvl="3">
+      <w:start w:val="1"/>
+      <w:numFmt w:val="decimal"/>
+      <w:lvlText w:val="%4."/>
+      <w:lvlJc w:val="left"/>
+      <w:pPr>
+        <w:tabs>
+          <w:tab w:val="num" w:pos="2836"/>
+        </w:tabs>
+        <w:ind w:left="2836" w:hanging="283"/>
+      </w:pPr>
+      <w:rPr/>
+    </w:lvl>
+    <w:lvl w:ilvl="4">
+      <w:start w:val="1"/>
+      <w:numFmt w:val="decimal"/>
+      <w:lvlText w:val="%5."/>
+      <w:lvlJc w:val="left"/>
+      <w:pPr>
+        <w:tabs>
+          <w:tab w:val="num" w:pos="3545"/>
+        </w:tabs>
+        <w:ind w:left="3545" w:hanging="283"/>
+      </w:pPr>
+      <w:rPr/>
+    </w:lvl>
+    <w:lvl w:ilvl="5">
+      <w:start w:val="1"/>
+      <w:numFmt w:val="decimal"/>
+      <w:lvlText w:val="%6."/>
+      <w:lvlJc w:val="left"/>
+      <w:pPr>
+        <w:tabs>
+          <w:tab w:val="num" w:pos="4254"/>
+        </w:tabs>
+        <w:ind w:left="4254" w:hanging="283"/>
+      </w:pPr>
+      <w:rPr/>
+    </w:lvl>
+    <w:lvl w:ilvl="6">
+      <w:start w:val="1"/>
+      <w:numFmt w:val="decimal"/>
+      <w:lvlText w:val="%7."/>
+      <w:lvlJc w:val="left"/>
+      <w:pPr>
+        <w:tabs>
+          <w:tab w:val="num" w:pos="4963"/>
+        </w:tabs>
+        <w:ind w:left="4963" w:hanging="283"/>
+      </w:pPr>
+      <w:rPr/>
+    </w:lvl>
+    <w:lvl w:ilvl="7">
+      <w:start w:val="1"/>
+      <w:numFmt w:val="decimal"/>
+      <w:lvlText w:val="%8."/>
+      <w:lvlJc w:val="left"/>
+      <w:pPr>
+        <w:tabs>
+          <w:tab w:val="num" w:pos="5672"/>
+        </w:tabs>
+        <w:ind w:left="5672" w:hanging="283"/>
+      </w:pPr>
+      <w:rPr/>
+    </w:lvl>
+    <w:lvl w:ilvl="8">
+      <w:start w:val="1"/>
+      <w:numFmt w:val="decimal"/>
+      <w:lvlText w:val="%9."/>
+      <w:lvlJc w:val="left"/>
+      <w:pPr>
+        <w:tabs>
+          <w:tab w:val="num" w:pos="6381"/>
+        </w:tabs>
+        <w:ind w:left="6381" w:hanging="283"/>
+      </w:pPr>
+      <w:rPr/>
+    </w:lvl>
+  </w:abstractNum>
+  <w:abstractNum w:abstractNumId="19">
+    <w:lvl w:ilvl="0">
+      <w:start w:val="2"/>
+      <w:numFmt w:val="decimal"/>
+      <w:lvlText w:val="%1."/>
+      <w:lvlJc w:val="left"/>
+      <w:pPr>
+        <w:tabs>
+          <w:tab w:val="num" w:pos="709"/>
+        </w:tabs>
+        <w:ind w:left="709" w:hanging="283"/>
+      </w:pPr>
+      <w:rPr/>
+    </w:lvl>
+    <w:lvl w:ilvl="1">
+      <w:start w:val="1"/>
+      <w:numFmt w:val="decimal"/>
+      <w:lvlText w:val="%2."/>
+      <w:lvlJc w:val="left"/>
+      <w:pPr>
+        <w:tabs>
+          <w:tab w:val="num" w:pos="1418"/>
+        </w:tabs>
+        <w:ind w:left="1418" w:hanging="283"/>
+      </w:pPr>
+      <w:rPr/>
+    </w:lvl>
+    <w:lvl w:ilvl="2">
+      <w:start w:val="1"/>
+      <w:numFmt w:val="decimal"/>
+      <w:lvlText w:val="%3."/>
+      <w:lvlJc w:val="left"/>
+      <w:pPr>
+        <w:tabs>
+          <w:tab w:val="num" w:pos="2127"/>
+        </w:tabs>
+        <w:ind w:left="2127" w:hanging="283"/>
+      </w:pPr>
+      <w:rPr/>
+    </w:lvl>
+    <w:lvl w:ilvl="3">
+      <w:start w:val="1"/>
+      <w:numFmt w:val="decimal"/>
+      <w:lvlText w:val="%4."/>
+      <w:lvlJc w:val="left"/>
+      <w:pPr>
+        <w:tabs>
+          <w:tab w:val="num" w:pos="2836"/>
+        </w:tabs>
+        <w:ind w:left="2836" w:hanging="283"/>
+      </w:pPr>
+      <w:rPr/>
+    </w:lvl>
+    <w:lvl w:ilvl="4">
+      <w:start w:val="1"/>
+      <w:numFmt w:val="decimal"/>
+      <w:lvlText w:val="%5."/>
+      <w:lvlJc w:val="left"/>
+      <w:pPr>
+        <w:tabs>
+          <w:tab w:val="num" w:pos="3545"/>
+        </w:tabs>
+        <w:ind w:left="3545" w:hanging="283"/>
+      </w:pPr>
+      <w:rPr/>
+    </w:lvl>
+    <w:lvl w:ilvl="5">
+      <w:start w:val="1"/>
+      <w:numFmt w:val="decimal"/>
+      <w:lvlText w:val="%6."/>
+      <w:lvlJc w:val="left"/>
+      <w:pPr>
+        <w:tabs>
+          <w:tab w:val="num" w:pos="4254"/>
+        </w:tabs>
+        <w:ind w:left="4254" w:hanging="283"/>
+      </w:pPr>
+      <w:rPr/>
+    </w:lvl>
+    <w:lvl w:ilvl="6">
+      <w:start w:val="1"/>
+      <w:numFmt w:val="decimal"/>
+      <w:lvlText w:val="%7."/>
+      <w:lvlJc w:val="left"/>
+      <w:pPr>
+        <w:tabs>
+          <w:tab w:val="num" w:pos="4963"/>
+        </w:tabs>
+        <w:ind w:left="4963" w:hanging="283"/>
+      </w:pPr>
+      <w:rPr/>
+    </w:lvl>
+    <w:lvl w:ilvl="7">
+      <w:start w:val="1"/>
+      <w:numFmt w:val="decimal"/>
+      <w:lvlText w:val="%8."/>
+      <w:lvlJc w:val="left"/>
+      <w:pPr>
+        <w:tabs>
+          <w:tab w:val="num" w:pos="5672"/>
+        </w:tabs>
+        <w:ind w:left="5672" w:hanging="283"/>
+      </w:pPr>
+      <w:rPr/>
+    </w:lvl>
+    <w:lvl w:ilvl="8">
+      <w:start w:val="1"/>
+      <w:numFmt w:val="decimal"/>
+      <w:lvlText w:val="%9."/>
+      <w:lvlJc w:val="left"/>
+      <w:pPr>
+        <w:tabs>
+          <w:tab w:val="num" w:pos="6381"/>
+        </w:tabs>
+        <w:ind w:left="6381" w:hanging="283"/>
+      </w:pPr>
+      <w:rPr/>
+    </w:lvl>
+  </w:abstractNum>
+  <w:abstractNum w:abstractNumId="20">
+    <w:lvl w:ilvl="0">
+      <w:start w:val="3"/>
+      <w:numFmt w:val="decimal"/>
+      <w:lvlText w:val="%1."/>
+      <w:lvlJc w:val="left"/>
+      <w:pPr>
+        <w:tabs>
+          <w:tab w:val="num" w:pos="709"/>
+        </w:tabs>
+        <w:ind w:left="709" w:hanging="283"/>
+      </w:pPr>
+      <w:rPr/>
+    </w:lvl>
+    <w:lvl w:ilvl="1">
+      <w:start w:val="1"/>
+      <w:numFmt w:val="decimal"/>
+      <w:lvlText w:val="%2."/>
+      <w:lvlJc w:val="left"/>
+      <w:pPr>
+        <w:tabs>
+          <w:tab w:val="num" w:pos="1418"/>
+        </w:tabs>
+        <w:ind w:left="1418" w:hanging="283"/>
+      </w:pPr>
+      <w:rPr/>
+    </w:lvl>
+    <w:lvl w:ilvl="2">
+      <w:start w:val="1"/>
+      <w:numFmt w:val="decimal"/>
+      <w:lvlText w:val="%3."/>
+      <w:lvlJc w:val="left"/>
+      <w:pPr>
+        <w:tabs>
+          <w:tab w:val="num" w:pos="2127"/>
+        </w:tabs>
+        <w:ind w:left="2127" w:hanging="283"/>
+      </w:pPr>
+      <w:rPr/>
+    </w:lvl>
+    <w:lvl w:ilvl="3">
+      <w:start w:val="1"/>
+      <w:numFmt w:val="decimal"/>
+      <w:lvlText w:val="%4."/>
+      <w:lvlJc w:val="left"/>
+      <w:pPr>
+        <w:tabs>
+          <w:tab w:val="num" w:pos="2836"/>
+        </w:tabs>
+        <w:ind w:left="2836" w:hanging="283"/>
+      </w:pPr>
+      <w:rPr/>
+    </w:lvl>
+    <w:lvl w:ilvl="4">
+      <w:start w:val="1"/>
+      <w:numFmt w:val="decimal"/>
+      <w:lvlText w:val="%5."/>
+      <w:lvlJc w:val="left"/>
+      <w:pPr>
+        <w:tabs>
+          <w:tab w:val="num" w:pos="3545"/>
+        </w:tabs>
+        <w:ind w:left="3545" w:hanging="283"/>
+      </w:pPr>
+      <w:rPr/>
+    </w:lvl>
+    <w:lvl w:ilvl="5">
+      <w:start w:val="1"/>
+      <w:numFmt w:val="decimal"/>
+      <w:lvlText w:val="%6."/>
+      <w:lvlJc w:val="left"/>
+      <w:pPr>
+        <w:tabs>
+          <w:tab w:val="num" w:pos="4254"/>
+        </w:tabs>
+        <w:ind w:left="4254" w:hanging="283"/>
+      </w:pPr>
+      <w:rPr/>
+    </w:lvl>
+    <w:lvl w:ilvl="6">
+      <w:start w:val="1"/>
+      <w:numFmt w:val="decimal"/>
+      <w:lvlText w:val="%7."/>
+      <w:lvlJc w:val="left"/>
+      <w:pPr>
+        <w:tabs>
+          <w:tab w:val="num" w:pos="4963"/>
+        </w:tabs>
+        <w:ind w:left="4963" w:hanging="283"/>
+      </w:pPr>
+      <w:rPr/>
+    </w:lvl>
+    <w:lvl w:ilvl="7">
+      <w:start w:val="1"/>
+      <w:numFmt w:val="decimal"/>
+      <w:lvlText w:val="%8."/>
+      <w:lvlJc w:val="left"/>
+      <w:pPr>
+        <w:tabs>
+          <w:tab w:val="num" w:pos="5672"/>
+        </w:tabs>
+        <w:ind w:left="5672" w:hanging="283"/>
+      </w:pPr>
+      <w:rPr/>
+    </w:lvl>
+    <w:lvl w:ilvl="8">
+      <w:start w:val="1"/>
+      <w:numFmt w:val="decimal"/>
+      <w:lvlText w:val="%9."/>
+      <w:lvlJc w:val="left"/>
+      <w:pPr>
+        <w:tabs>
+          <w:tab w:val="num" w:pos="6381"/>
+        </w:tabs>
+        <w:ind w:left="6381" w:hanging="283"/>
+      </w:pPr>
+      <w:rPr/>
+    </w:lvl>
+  </w:abstractNum>
+  <w:abstractNum w:abstractNumId="21">
+    <w:lvl w:ilvl="0">
+      <w:start w:val="4"/>
+      <w:numFmt w:val="decimal"/>
+      <w:lvlText w:val="%1."/>
+      <w:lvlJc w:val="left"/>
+      <w:pPr>
+        <w:tabs>
+          <w:tab w:val="num" w:pos="709"/>
+        </w:tabs>
+        <w:ind w:left="709" w:hanging="283"/>
+      </w:pPr>
+      <w:rPr/>
+    </w:lvl>
+    <w:lvl w:ilvl="1">
+      <w:start w:val="1"/>
+      <w:numFmt w:val="decimal"/>
+      <w:lvlText w:val="%2."/>
+      <w:lvlJc w:val="left"/>
+      <w:pPr>
+        <w:tabs>
+          <w:tab w:val="num" w:pos="1418"/>
+        </w:tabs>
+        <w:ind w:left="1418" w:hanging="283"/>
+      </w:pPr>
+      <w:rPr/>
+    </w:lvl>
+    <w:lvl w:ilvl="2">
+      <w:start w:val="1"/>
+      <w:numFmt w:val="decimal"/>
+      <w:lvlText w:val="%3."/>
+      <w:lvlJc w:val="left"/>
+      <w:pPr>
+        <w:tabs>
+          <w:tab w:val="num" w:pos="2127"/>
+        </w:tabs>
+        <w:ind w:left="2127" w:hanging="283"/>
+      </w:pPr>
+      <w:rPr/>
+    </w:lvl>
+    <w:lvl w:ilvl="3">
+      <w:start w:val="1"/>
+      <w:numFmt w:val="decimal"/>
+      <w:lvlText w:val="%4."/>
+      <w:lvlJc w:val="left"/>
+      <w:pPr>
+        <w:tabs>
+          <w:tab w:val="num" w:pos="2836"/>
+        </w:tabs>
+        <w:ind w:left="2836" w:hanging="283"/>
+      </w:pPr>
+      <w:rPr/>
+    </w:lvl>
+    <w:lvl w:ilvl="4">
+      <w:start w:val="1"/>
+      <w:numFmt w:val="decimal"/>
+      <w:lvlText w:val="%5."/>
+      <w:lvlJc w:val="left"/>
+      <w:pPr>
+        <w:tabs>
+          <w:tab w:val="num" w:pos="3545"/>
+        </w:tabs>
+        <w:ind w:left="3545" w:hanging="283"/>
+      </w:pPr>
+      <w:rPr/>
+    </w:lvl>
+    <w:lvl w:ilvl="5">
+      <w:start w:val="1"/>
+      <w:numFmt w:val="decimal"/>
+      <w:lvlText w:val="%6."/>
+      <w:lvlJc w:val="left"/>
+      <w:pPr>
+        <w:tabs>
+          <w:tab w:val="num" w:pos="4254"/>
+        </w:tabs>
+        <w:ind w:left="4254" w:hanging="283"/>
+      </w:pPr>
+      <w:rPr/>
+    </w:lvl>
+    <w:lvl w:ilvl="6">
+      <w:start w:val="1"/>
+      <w:numFmt w:val="decimal"/>
+      <w:lvlText w:val="%7."/>
+      <w:lvlJc w:val="left"/>
+      <w:pPr>
+        <w:tabs>
+          <w:tab w:val="num" w:pos="4963"/>
+        </w:tabs>
+        <w:ind w:left="4963" w:hanging="283"/>
+      </w:pPr>
+      <w:rPr/>
+    </w:lvl>
+    <w:lvl w:ilvl="7">
+      <w:start w:val="1"/>
+      <w:numFmt w:val="decimal"/>
+      <w:lvlText w:val="%8."/>
+      <w:lvlJc w:val="left"/>
+      <w:pPr>
+        <w:tabs>
+          <w:tab w:val="num" w:pos="5672"/>
+        </w:tabs>
+        <w:ind w:left="5672" w:hanging="283"/>
+      </w:pPr>
+      <w:rPr/>
+    </w:lvl>
+    <w:lvl w:ilvl="8">
+      <w:start w:val="1"/>
+      <w:numFmt w:val="decimal"/>
+      <w:lvlText w:val="%9."/>
+      <w:lvlJc w:val="left"/>
+      <w:pPr>
+        <w:tabs>
+          <w:tab w:val="num" w:pos="6381"/>
+        </w:tabs>
+        <w:ind w:left="6381" w:hanging="283"/>
+      </w:pPr>
+      <w:rPr/>
+    </w:lvl>
+  </w:abstractNum>
+  <w:abstractNum w:abstractNumId="22">
+    <w:lvl w:ilvl="0">
+      <w:start w:val="5"/>
+      <w:numFmt w:val="decimal"/>
+      <w:lvlText w:val="%1."/>
+      <w:lvlJc w:val="left"/>
+      <w:pPr>
+        <w:tabs>
+          <w:tab w:val="num" w:pos="709"/>
+        </w:tabs>
+        <w:ind w:left="709" w:hanging="283"/>
+      </w:pPr>
+      <w:rPr/>
+    </w:lvl>
+    <w:lvl w:ilvl="1">
+      <w:start w:val="1"/>
+      <w:numFmt w:val="decimal"/>
+      <w:lvlText w:val="%2."/>
+      <w:lvlJc w:val="left"/>
+      <w:pPr>
+        <w:tabs>
+          <w:tab w:val="num" w:pos="1418"/>
+        </w:tabs>
+        <w:ind w:left="1418" w:hanging="283"/>
+      </w:pPr>
+      <w:rPr/>
+    </w:lvl>
+    <w:lvl w:ilvl="2">
+      <w:start w:val="1"/>
+      <w:numFmt w:val="decimal"/>
+      <w:lvlText w:val="%3."/>
+      <w:lvlJc w:val="left"/>
+      <w:pPr>
+        <w:tabs>
+          <w:tab w:val="num" w:pos="2127"/>
+        </w:tabs>
+        <w:ind w:left="2127" w:hanging="283"/>
+      </w:pPr>
+      <w:rPr/>
+    </w:lvl>
+    <w:lvl w:ilvl="3">
+      <w:start w:val="1"/>
+      <w:numFmt w:val="decimal"/>
+      <w:lvlText w:val="%4."/>
+      <w:lvlJc w:val="left"/>
+      <w:pPr>
+        <w:tabs>
+          <w:tab w:val="num" w:pos="2836"/>
+        </w:tabs>
+        <w:ind w:left="2836" w:hanging="283"/>
+      </w:pPr>
+      <w:rPr/>
+    </w:lvl>
+    <w:lvl w:ilvl="4">
+      <w:start w:val="1"/>
+      <w:numFmt w:val="decimal"/>
+      <w:lvlText w:val="%5."/>
+      <w:lvlJc w:val="left"/>
+      <w:pPr>
+        <w:tabs>
+          <w:tab w:val="num" w:pos="3545"/>
+        </w:tabs>
+        <w:ind w:left="3545" w:hanging="283"/>
+      </w:pPr>
+      <w:rPr/>
+    </w:lvl>
+    <w:lvl w:ilvl="5">
+      <w:start w:val="1"/>
+      <w:numFmt w:val="decimal"/>
+      <w:lvlText w:val="%6."/>
+      <w:lvlJc w:val="left"/>
+      <w:pPr>
+        <w:tabs>
+          <w:tab w:val="num" w:pos="4254"/>
+        </w:tabs>
+        <w:ind w:left="4254" w:hanging="283"/>
+      </w:pPr>
+      <w:rPr/>
+    </w:lvl>
+    <w:lvl w:ilvl="6">
+      <w:start w:val="1"/>
+      <w:numFmt w:val="decimal"/>
+      <w:lvlText w:val="%7."/>
+      <w:lvlJc w:val="left"/>
+      <w:pPr>
+        <w:tabs>
+          <w:tab w:val="num" w:pos="4963"/>
+        </w:tabs>
+        <w:ind w:left="4963" w:hanging="283"/>
+      </w:pPr>
+      <w:rPr/>
+    </w:lvl>
+    <w:lvl w:ilvl="7">
+      <w:start w:val="1"/>
+      <w:numFmt w:val="decimal"/>
+      <w:lvlText w:val="%8."/>
+      <w:lvlJc w:val="left"/>
+      <w:pPr>
+        <w:tabs>
+          <w:tab w:val="num" w:pos="5672"/>
+        </w:tabs>
+        <w:ind w:left="5672" w:hanging="283"/>
+      </w:pPr>
+      <w:rPr/>
+    </w:lvl>
+    <w:lvl w:ilvl="8">
+      <w:start w:val="1"/>
+      <w:numFmt w:val="decimal"/>
+      <w:lvlText w:val="%9."/>
+      <w:lvlJc w:val="left"/>
+      <w:pPr>
+        <w:tabs>
+          <w:tab w:val="num" w:pos="6381"/>
+        </w:tabs>
+        <w:ind w:left="6381" w:hanging="283"/>
+      </w:pPr>
+      <w:rPr/>
+    </w:lvl>
+  </w:abstractNum>
+  <w:abstractNum w:abstractNumId="23">
+    <w:lvl w:ilvl="0">
+      <w:start w:val="1"/>
+      <w:numFmt w:val="bullet"/>
+      <w:lvlText w:val=""/>
+      <w:lvlJc w:val="left"/>
+      <w:pPr>
+        <w:tabs>
+          <w:tab w:val="num" w:pos="709"/>
+        </w:tabs>
+        <w:ind w:left="709" w:hanging="283"/>
+      </w:pPr>
+      <w:rPr>
+        <w:rFonts w:ascii="Symbol" w:hAnsi="Symbol" w:cs="Symbol" w:hint="default"/>
+      </w:rPr>
+    </w:lvl>
+    <w:lvl w:ilvl="1">
+      <w:start w:val="1"/>
+      <w:numFmt w:val="bullet"/>
+      <w:lvlText w:val=""/>
+      <w:lvlJc w:val="left"/>
+      <w:pPr>
+        <w:tabs>
+          <w:tab w:val="num" w:pos="1418"/>
+        </w:tabs>
+        <w:ind w:left="1418" w:hanging="283"/>
+      </w:pPr>
+      <w:rPr>
+        <w:rFonts w:ascii="Symbol" w:hAnsi="Symbol" w:cs="Symbol" w:hint="default"/>
+      </w:rPr>
+    </w:lvl>
+    <w:lvl w:ilvl="2">
+      <w:start w:val="1"/>
+      <w:numFmt w:val="bullet"/>
+      <w:lvlText w:val=""/>
+      <w:lvlJc w:val="left"/>
+      <w:pPr>
+        <w:tabs>
+          <w:tab w:val="num" w:pos="2127"/>
+        </w:tabs>
+        <w:ind w:left="2127" w:hanging="283"/>
+      </w:pPr>
+      <w:rPr>
+        <w:rFonts w:ascii="Symbol" w:hAnsi="Symbol" w:cs="Symbol" w:hint="default"/>
+      </w:rPr>
+    </w:lvl>
+    <w:lvl w:ilvl="3">
+      <w:start w:val="1"/>
+      <w:numFmt w:val="bullet"/>
+      <w:lvlText w:val=""/>
+      <w:lvlJc w:val="left"/>
+      <w:pPr>
+        <w:tabs>
+          <w:tab w:val="num" w:pos="2836"/>
+        </w:tabs>
+        <w:ind w:left="2836" w:hanging="283"/>
+      </w:pPr>
+      <w:rPr>
+        <w:rFonts w:ascii="Symbol" w:hAnsi="Symbol" w:cs="Symbol" w:hint="default"/>
+      </w:rPr>
+    </w:lvl>
+    <w:lvl w:ilvl="4">
+      <w:start w:val="1"/>
+      <w:numFmt w:val="bullet"/>
+      <w:lvlText w:val=""/>
+      <w:lvlJc w:val="left"/>
+      <w:pPr>
+        <w:tabs>
+          <w:tab w:val="num" w:pos="3545"/>
+        </w:tabs>
+        <w:ind w:left="3545" w:hanging="283"/>
+      </w:pPr>
+      <w:rPr>
+        <w:rFonts w:ascii="Symbol" w:hAnsi="Symbol" w:cs="Symbol" w:hint="default"/>
+      </w:rPr>
+    </w:lvl>
+    <w:lvl w:ilvl="5">
+      <w:start w:val="1"/>
+      <w:numFmt w:val="bullet"/>
+      <w:lvlText w:val=""/>
+      <w:lvlJc w:val="left"/>
+      <w:pPr>
+        <w:tabs>
+          <w:tab w:val="num" w:pos="4254"/>
+        </w:tabs>
+        <w:ind w:left="4254" w:hanging="283"/>
+      </w:pPr>
+      <w:rPr>
+        <w:rFonts w:ascii="Symbol" w:hAnsi="Symbol" w:cs="Symbol" w:hint="default"/>
+      </w:rPr>
+    </w:lvl>
+    <w:lvl w:ilvl="6">
+      <w:start w:val="1"/>
+      <w:numFmt w:val="bullet"/>
+      <w:lvlText w:val=""/>
+      <w:lvlJc w:val="left"/>
+      <w:pPr>
+        <w:tabs>
+          <w:tab w:val="num" w:pos="4963"/>
+        </w:tabs>
+        <w:ind w:left="4963" w:hanging="283"/>
+      </w:pPr>
+      <w:rPr>
+        <w:rFonts w:ascii="Symbol" w:hAnsi="Symbol" w:cs="Symbol" w:hint="default"/>
+      </w:rPr>
+    </w:lvl>
+    <w:lvl w:ilvl="7">
+      <w:start w:val="1"/>
+      <w:numFmt w:val="bullet"/>
+      <w:lvlText w:val=""/>
+      <w:lvlJc w:val="left"/>
+      <w:pPr>
+        <w:tabs>
+          <w:tab w:val="num" w:pos="5672"/>
+        </w:tabs>
+        <w:ind w:left="5672" w:hanging="283"/>
+      </w:pPr>
+      <w:rPr>
+        <w:rFonts w:ascii="Symbol" w:hAnsi="Symbol" w:cs="Symbol" w:hint="default"/>
+      </w:rPr>
+    </w:lvl>
+    <w:lvl w:ilvl="8">
+      <w:start w:val="1"/>
+      <w:numFmt w:val="bullet"/>
+      <w:lvlText w:val=""/>
+      <w:lvlJc w:val="left"/>
+      <w:pPr>
+        <w:tabs>
+          <w:tab w:val="num" w:pos="6381"/>
+        </w:tabs>
+        <w:ind w:left="6381" w:hanging="283"/>
+      </w:pPr>
+      <w:rPr>
+        <w:rFonts w:ascii="Symbol" w:hAnsi="Symbol" w:cs="Symbol" w:hint="default"/>
+      </w:rPr>
+    </w:lvl>
+  </w:abstractNum>
+  <w:abstractNum w:abstractNumId="24">
+    <w:lvl w:ilvl="0">
+      <w:start w:val="1"/>
+      <w:numFmt w:val="decimal"/>
+      <w:lvlText w:val="%1."/>
+      <w:lvlJc w:val="left"/>
+      <w:pPr>
+        <w:tabs>
+          <w:tab w:val="num" w:pos="709"/>
+        </w:tabs>
+        <w:ind w:left="709" w:hanging="283"/>
+      </w:pPr>
+      <w:rPr/>
+    </w:lvl>
+    <w:lvl w:ilvl="1">
+      <w:start w:val="1"/>
+      <w:numFmt w:val="decimal"/>
+      <w:lvlText w:val="%2."/>
+      <w:lvlJc w:val="left"/>
+      <w:pPr>
+        <w:tabs>
+          <w:tab w:val="num" w:pos="1418"/>
+        </w:tabs>
+        <w:ind w:left="1418" w:hanging="283"/>
+      </w:pPr>
+      <w:rPr/>
+    </w:lvl>
+    <w:lvl w:ilvl="2">
+      <w:start w:val="1"/>
+      <w:numFmt w:val="decimal"/>
+      <w:lvlText w:val="%3."/>
+      <w:lvlJc w:val="left"/>
+      <w:pPr>
+        <w:tabs>
+          <w:tab w:val="num" w:pos="2127"/>
+        </w:tabs>
+        <w:ind w:left="2127" w:hanging="283"/>
+      </w:pPr>
+      <w:rPr/>
+    </w:lvl>
+    <w:lvl w:ilvl="3">
+      <w:start w:val="1"/>
+      <w:numFmt w:val="decimal"/>
+      <w:lvlText w:val="%4."/>
+      <w:lvlJc w:val="left"/>
+      <w:pPr>
+        <w:tabs>
+          <w:tab w:val="num" w:pos="2836"/>
+        </w:tabs>
+        <w:ind w:left="2836" w:hanging="283"/>
+      </w:pPr>
+      <w:rPr/>
+    </w:lvl>
+    <w:lvl w:ilvl="4">
+      <w:start w:val="1"/>
+      <w:numFmt w:val="decimal"/>
+      <w:lvlText w:val="%5."/>
+      <w:lvlJc w:val="left"/>
+      <w:pPr>
+        <w:tabs>
+          <w:tab w:val="num" w:pos="3545"/>
+        </w:tabs>
+        <w:ind w:left="3545" w:hanging="283"/>
+      </w:pPr>
+      <w:rPr/>
+    </w:lvl>
+    <w:lvl w:ilvl="5">
+      <w:start w:val="1"/>
+      <w:numFmt w:val="decimal"/>
+      <w:lvlText w:val="%6."/>
+      <w:lvlJc w:val="left"/>
+      <w:pPr>
+        <w:tabs>
+          <w:tab w:val="num" w:pos="4254"/>
+        </w:tabs>
+        <w:ind w:left="4254" w:hanging="283"/>
+      </w:pPr>
+      <w:rPr/>
+    </w:lvl>
+    <w:lvl w:ilvl="6">
+      <w:start w:val="1"/>
+      <w:numFmt w:val="decimal"/>
+      <w:lvlText w:val="%7."/>
+      <w:lvlJc w:val="left"/>
+      <w:pPr>
+        <w:tabs>
+          <w:tab w:val="num" w:pos="4963"/>
+        </w:tabs>
+        <w:ind w:left="4963" w:hanging="283"/>
+      </w:pPr>
+      <w:rPr/>
+    </w:lvl>
+    <w:lvl w:ilvl="7">
+      <w:start w:val="1"/>
+      <w:numFmt w:val="decimal"/>
+      <w:lvlText w:val="%8."/>
+      <w:lvlJc w:val="left"/>
+      <w:pPr>
+        <w:tabs>
+          <w:tab w:val="num" w:pos="5672"/>
+        </w:tabs>
+        <w:ind w:left="5672" w:hanging="283"/>
+      </w:pPr>
+      <w:rPr/>
+    </w:lvl>
+    <w:lvl w:ilvl="8">
+      <w:start w:val="1"/>
+      <w:numFmt w:val="decimal"/>
+      <w:lvlText w:val="%9."/>
+      <w:lvlJc w:val="left"/>
+      <w:pPr>
+        <w:tabs>
+          <w:tab w:val="num" w:pos="6381"/>
+        </w:tabs>
+        <w:ind w:left="6381" w:hanging="283"/>
+      </w:pPr>
+      <w:rPr/>
+    </w:lvl>
+  </w:abstractNum>
+  <w:abstractNum w:abstractNumId="25">
+    <w:lvl w:ilvl="0">
+      <w:start w:val="2"/>
+      <w:numFmt w:val="decimal"/>
+      <w:lvlText w:val="%1."/>
+      <w:lvlJc w:val="left"/>
+      <w:pPr>
+        <w:tabs>
+          <w:tab w:val="num" w:pos="709"/>
+        </w:tabs>
+        <w:ind w:left="709" w:hanging="283"/>
+      </w:pPr>
+      <w:rPr/>
+    </w:lvl>
+    <w:lvl w:ilvl="1">
+      <w:start w:val="1"/>
+      <w:numFmt w:val="decimal"/>
+      <w:lvlText w:val="%2."/>
+      <w:lvlJc w:val="left"/>
+      <w:pPr>
+        <w:tabs>
+          <w:tab w:val="num" w:pos="1418"/>
+        </w:tabs>
+        <w:ind w:left="1418" w:hanging="283"/>
+      </w:pPr>
+      <w:rPr/>
+    </w:lvl>
+    <w:lvl w:ilvl="2">
+      <w:start w:val="1"/>
+      <w:numFmt w:val="decimal"/>
+      <w:lvlText w:val="%3."/>
+      <w:lvlJc w:val="left"/>
+      <w:pPr>
+        <w:tabs>
+          <w:tab w:val="num" w:pos="2127"/>
+        </w:tabs>
+        <w:ind w:left="2127" w:hanging="283"/>
+      </w:pPr>
+      <w:rPr/>
+    </w:lvl>
+    <w:lvl w:ilvl="3">
+      <w:start w:val="1"/>
+      <w:numFmt w:val="decimal"/>
+      <w:lvlText w:val="%4."/>
+      <w:lvlJc w:val="left"/>
+      <w:pPr>
+        <w:tabs>
+          <w:tab w:val="num" w:pos="2836"/>
+        </w:tabs>
+        <w:ind w:left="2836" w:hanging="283"/>
+      </w:pPr>
+      <w:rPr/>
+    </w:lvl>
+    <w:lvl w:ilvl="4">
+      <w:start w:val="1"/>
+      <w:numFmt w:val="decimal"/>
+      <w:lvlText w:val="%5."/>
+      <w:lvlJc w:val="left"/>
+      <w:pPr>
+        <w:tabs>
+          <w:tab w:val="num" w:pos="3545"/>
+        </w:tabs>
+        <w:ind w:left="3545" w:hanging="283"/>
+      </w:pPr>
+      <w:rPr/>
+    </w:lvl>
+    <w:lvl w:ilvl="5">
+      <w:start w:val="1"/>
+      <w:numFmt w:val="decimal"/>
+      <w:lvlText w:val="%6."/>
+      <w:lvlJc w:val="left"/>
+      <w:pPr>
+        <w:tabs>
+          <w:tab w:val="num" w:pos="4254"/>
+        </w:tabs>
+        <w:ind w:left="4254" w:hanging="283"/>
+      </w:pPr>
+      <w:rPr/>
+    </w:lvl>
+    <w:lvl w:ilvl="6">
+      <w:start w:val="1"/>
+      <w:numFmt w:val="decimal"/>
+      <w:lvlText w:val="%7."/>
+      <w:lvlJc w:val="left"/>
+      <w:pPr>
+        <w:tabs>
+          <w:tab w:val="num" w:pos="4963"/>
+        </w:tabs>
+        <w:ind w:left="4963" w:hanging="283"/>
+      </w:pPr>
+      <w:rPr/>
+    </w:lvl>
+    <w:lvl w:ilvl="7">
+      <w:start w:val="1"/>
+      <w:numFmt w:val="decimal"/>
+      <w:lvlText w:val="%8."/>
+      <w:lvlJc w:val="left"/>
+      <w:pPr>
+        <w:tabs>
+          <w:tab w:val="num" w:pos="5672"/>
+        </w:tabs>
+        <w:ind w:left="5672" w:hanging="283"/>
+      </w:pPr>
+      <w:rPr/>
+    </w:lvl>
+    <w:lvl w:ilvl="8">
+      <w:start w:val="1"/>
+      <w:numFmt w:val="decimal"/>
+      <w:lvlText w:val="%9."/>
+      <w:lvlJc w:val="left"/>
+      <w:pPr>
+        <w:tabs>
+          <w:tab w:val="num" w:pos="6381"/>
+        </w:tabs>
+        <w:ind w:left="6381" w:hanging="283"/>
+      </w:pPr>
+      <w:rPr/>
+    </w:lvl>
+  </w:abstractNum>
+  <w:abstractNum w:abstractNumId="26">
+    <w:lvl w:ilvl="0">
+      <w:start w:val="3"/>
+      <w:numFmt w:val="decimal"/>
+      <w:lvlText w:val="%1."/>
+      <w:lvlJc w:val="left"/>
+      <w:pPr>
+        <w:tabs>
+          <w:tab w:val="num" w:pos="709"/>
+        </w:tabs>
+        <w:ind w:left="709" w:hanging="283"/>
+      </w:pPr>
+      <w:rPr/>
+    </w:lvl>
+    <w:lvl w:ilvl="1">
+      <w:start w:val="1"/>
+      <w:numFmt w:val="decimal"/>
+      <w:lvlText w:val="%2."/>
+      <w:lvlJc w:val="left"/>
+      <w:pPr>
+        <w:tabs>
+          <w:tab w:val="num" w:pos="1418"/>
+        </w:tabs>
+        <w:ind w:left="1418" w:hanging="283"/>
+      </w:pPr>
+      <w:rPr/>
+    </w:lvl>
+    <w:lvl w:ilvl="2">
+      <w:start w:val="1"/>
+      <w:numFmt w:val="decimal"/>
+      <w:lvlText w:val="%3."/>
+      <w:lvlJc w:val="left"/>
+      <w:pPr>
+        <w:tabs>
+          <w:tab w:val="num" w:pos="2127"/>
+        </w:tabs>
+        <w:ind w:left="2127" w:hanging="283"/>
+      </w:pPr>
+      <w:rPr/>
+    </w:lvl>
+    <w:lvl w:ilvl="3">
+      <w:start w:val="1"/>
+      <w:numFmt w:val="decimal"/>
+      <w:lvlText w:val="%4."/>
+      <w:lvlJc w:val="left"/>
+      <w:pPr>
+        <w:tabs>
+          <w:tab w:val="num" w:pos="2836"/>
+        </w:tabs>
+        <w:ind w:left="2836" w:hanging="283"/>
+      </w:pPr>
+      <w:rPr/>
+    </w:lvl>
+    <w:lvl w:ilvl="4">
+      <w:start w:val="1"/>
+      <w:numFmt w:val="decimal"/>
+      <w:lvlText w:val="%5."/>
+      <w:lvlJc w:val="left"/>
+      <w:pPr>
+        <w:tabs>
+          <w:tab w:val="num" w:pos="3545"/>
+        </w:tabs>
+        <w:ind w:left="3545" w:hanging="283"/>
+      </w:pPr>
+      <w:rPr/>
+    </w:lvl>
+    <w:lvl w:ilvl="5">
+      <w:start w:val="1"/>
+      <w:numFmt w:val="decimal"/>
+      <w:lvlText w:val="%6."/>
+      <w:lvlJc w:val="left"/>
+      <w:pPr>
+        <w:tabs>
+          <w:tab w:val="num" w:pos="4254"/>
+        </w:tabs>
+        <w:ind w:left="4254" w:hanging="283"/>
+      </w:pPr>
+      <w:rPr/>
+    </w:lvl>
+    <w:lvl w:ilvl="6">
+      <w:start w:val="1"/>
+      <w:numFmt w:val="decimal"/>
+      <w:lvlText w:val="%7."/>
+      <w:lvlJc w:val="left"/>
+      <w:pPr>
+        <w:tabs>
+          <w:tab w:val="num" w:pos="4963"/>
+        </w:tabs>
+        <w:ind w:left="4963" w:hanging="283"/>
+      </w:pPr>
+      <w:rPr/>
+    </w:lvl>
+    <w:lvl w:ilvl="7">
+      <w:start w:val="1"/>
+      <w:numFmt w:val="decimal"/>
+      <w:lvlText w:val="%8."/>
+      <w:lvlJc w:val="left"/>
+      <w:pPr>
+        <w:tabs>
+          <w:tab w:val="num" w:pos="5672"/>
+        </w:tabs>
+        <w:ind w:left="5672" w:hanging="283"/>
+      </w:pPr>
+      <w:rPr/>
+    </w:lvl>
+    <w:lvl w:ilvl="8">
+      <w:start w:val="1"/>
+      <w:numFmt w:val="decimal"/>
+      <w:lvlText w:val="%9."/>
+      <w:lvlJc w:val="left"/>
+      <w:pPr>
+        <w:tabs>
+          <w:tab w:val="num" w:pos="6381"/>
+        </w:tabs>
+        <w:ind w:left="6381" w:hanging="283"/>
+      </w:pPr>
+      <w:rPr/>
+    </w:lvl>
+  </w:abstractNum>
+  <w:abstractNum w:abstractNumId="27">
+    <w:lvl w:ilvl="0">
+      <w:start w:val="1"/>
+      <w:numFmt w:val="bullet"/>
+      <w:lvlText w:val=""/>
+      <w:lvlJc w:val="left"/>
+      <w:pPr>
+        <w:tabs>
+          <w:tab w:val="num" w:pos="709"/>
+        </w:tabs>
+        <w:ind w:left="709" w:hanging="283"/>
+      </w:pPr>
+      <w:rPr>
+        <w:rFonts w:ascii="Symbol" w:hAnsi="Symbol" w:cs="Symbol" w:hint="default"/>
+      </w:rPr>
+    </w:lvl>
+    <w:lvl w:ilvl="1">
+      <w:start w:val="1"/>
+      <w:numFmt w:val="bullet"/>
+      <w:lvlText w:val=""/>
+      <w:lvlJc w:val="left"/>
+      <w:pPr>
+        <w:tabs>
+          <w:tab w:val="num" w:pos="1418"/>
+        </w:tabs>
+        <w:ind w:left="1418" w:hanging="283"/>
+      </w:pPr>
+      <w:rPr>
+        <w:rFonts w:ascii="Symbol" w:hAnsi="Symbol" w:cs="Symbol" w:hint="default"/>
+      </w:rPr>
+    </w:lvl>
+    <w:lvl w:ilvl="2">
+      <w:start w:val="1"/>
+      <w:numFmt w:val="bullet"/>
+      <w:lvlText w:val=""/>
+      <w:lvlJc w:val="left"/>
+      <w:pPr>
+        <w:tabs>
+          <w:tab w:val="num" w:pos="2127"/>
+        </w:tabs>
+        <w:ind w:left="2127" w:hanging="283"/>
+      </w:pPr>
+      <w:rPr>
+        <w:rFonts w:ascii="Symbol" w:hAnsi="Symbol" w:cs="Symbol" w:hint="default"/>
+      </w:rPr>
+    </w:lvl>
+    <w:lvl w:ilvl="3">
+      <w:start w:val="1"/>
+      <w:numFmt w:val="bullet"/>
+      <w:lvlText w:val=""/>
+      <w:lvlJc w:val="left"/>
+      <w:pPr>
+        <w:tabs>
+          <w:tab w:val="num" w:pos="2836"/>
+        </w:tabs>
+        <w:ind w:left="2836" w:hanging="283"/>
+      </w:pPr>
+      <w:rPr>
+        <w:rFonts w:ascii="Symbol" w:hAnsi="Symbol" w:cs="Symbol" w:hint="default"/>
+      </w:rPr>
+    </w:lvl>
+    <w:lvl w:ilvl="4">
+      <w:start w:val="1"/>
+      <w:numFmt w:val="bullet"/>
+      <w:lvlText w:val=""/>
+      <w:lvlJc w:val="left"/>
+      <w:pPr>
+        <w:tabs>
+          <w:tab w:val="num" w:pos="3545"/>
+        </w:tabs>
+        <w:ind w:left="3545" w:hanging="283"/>
+      </w:pPr>
+      <w:rPr>
+        <w:rFonts w:ascii="Symbol" w:hAnsi="Symbol" w:cs="Symbol" w:hint="default"/>
+      </w:rPr>
+    </w:lvl>
+    <w:lvl w:ilvl="5">
+      <w:start w:val="1"/>
+      <w:numFmt w:val="bullet"/>
+      <w:lvlText w:val=""/>
+      <w:lvlJc w:val="left"/>
+      <w:pPr>
+        <w:tabs>
+          <w:tab w:val="num" w:pos="4254"/>
+        </w:tabs>
+        <w:ind w:left="4254" w:hanging="283"/>
+      </w:pPr>
+      <w:rPr>
+        <w:rFonts w:ascii="Symbol" w:hAnsi="Symbol" w:cs="Symbol" w:hint="default"/>
+      </w:rPr>
+    </w:lvl>
+    <w:lvl w:ilvl="6">
+      <w:start w:val="1"/>
+      <w:numFmt w:val="bullet"/>
+      <w:lvlText w:val=""/>
+      <w:lvlJc w:val="left"/>
+      <w:pPr>
+        <w:tabs>
+          <w:tab w:val="num" w:pos="4963"/>
+        </w:tabs>
+        <w:ind w:left="4963" w:hanging="283"/>
+      </w:pPr>
+      <w:rPr>
+        <w:rFonts w:ascii="Symbol" w:hAnsi="Symbol" w:cs="Symbol" w:hint="default"/>
+      </w:rPr>
+    </w:lvl>
+    <w:lvl w:ilvl="7">
+      <w:start w:val="1"/>
+      <w:numFmt w:val="bullet"/>
+      <w:lvlText w:val=""/>
+      <w:lvlJc w:val="left"/>
+      <w:pPr>
+        <w:tabs>
+          <w:tab w:val="num" w:pos="5672"/>
+        </w:tabs>
+        <w:ind w:left="5672" w:hanging="283"/>
+      </w:pPr>
+      <w:rPr>
+        <w:rFonts w:ascii="Symbol" w:hAnsi="Symbol" w:cs="Symbol" w:hint="default"/>
+      </w:rPr>
+    </w:lvl>
+    <w:lvl w:ilvl="8">
+      <w:start w:val="1"/>
+      <w:numFmt w:val="bullet"/>
+      <w:lvlText w:val=""/>
+      <w:lvlJc w:val="left"/>
+      <w:pPr>
+        <w:tabs>
+          <w:tab w:val="num" w:pos="6381"/>
+        </w:tabs>
+        <w:ind w:left="6381" w:hanging="283"/>
+      </w:pPr>
+      <w:rPr>
+        <w:rFonts w:ascii="Symbol" w:hAnsi="Symbol" w:cs="Symbol" w:hint="default"/>
+      </w:rPr>
+    </w:lvl>
+  </w:abstractNum>
+  <w:abstractNum w:abstractNumId="28">
+    <w:lvl w:ilvl="0">
+      <w:start w:val="4"/>
+      <w:numFmt w:val="decimal"/>
+      <w:lvlText w:val="%1."/>
+      <w:lvlJc w:val="left"/>
+      <w:pPr>
+        <w:tabs>
+          <w:tab w:val="num" w:pos="709"/>
+        </w:tabs>
+        <w:ind w:left="709" w:hanging="283"/>
+      </w:pPr>
+      <w:rPr/>
+    </w:lvl>
+    <w:lvl w:ilvl="1">
+      <w:start w:val="1"/>
+      <w:numFmt w:val="decimal"/>
+      <w:lvlText w:val="%2."/>
+      <w:lvlJc w:val="left"/>
+      <w:pPr>
+        <w:tabs>
+          <w:tab w:val="num" w:pos="1418"/>
+        </w:tabs>
+        <w:ind w:left="1418" w:hanging="283"/>
+      </w:pPr>
+      <w:rPr/>
+    </w:lvl>
+    <w:lvl w:ilvl="2">
+      <w:start w:val="1"/>
+      <w:numFmt w:val="decimal"/>
+      <w:lvlText w:val="%3."/>
+      <w:lvlJc w:val="left"/>
+      <w:pPr>
+        <w:tabs>
+          <w:tab w:val="num" w:pos="2127"/>
+        </w:tabs>
+        <w:ind w:left="2127" w:hanging="283"/>
+      </w:pPr>
+      <w:rPr/>
+    </w:lvl>
+    <w:lvl w:ilvl="3">
+      <w:start w:val="1"/>
+      <w:numFmt w:val="decimal"/>
+      <w:lvlText w:val="%4."/>
+      <w:lvlJc w:val="left"/>
+      <w:pPr>
+        <w:tabs>
+          <w:tab w:val="num" w:pos="2836"/>
+        </w:tabs>
+        <w:ind w:left="2836" w:hanging="283"/>
+      </w:pPr>
+      <w:rPr/>
+    </w:lvl>
+    <w:lvl w:ilvl="4">
+      <w:start w:val="1"/>
+      <w:numFmt w:val="decimal"/>
+      <w:lvlText w:val="%5."/>
+      <w:lvlJc w:val="left"/>
+      <w:pPr>
+        <w:tabs>
+          <w:tab w:val="num" w:pos="3545"/>
+        </w:tabs>
+        <w:ind w:left="3545" w:hanging="283"/>
+      </w:pPr>
+      <w:rPr/>
+    </w:lvl>
+    <w:lvl w:ilvl="5">
+      <w:start w:val="1"/>
+      <w:numFmt w:val="decimal"/>
+      <w:lvlText w:val="%6."/>
+      <w:lvlJc w:val="left"/>
+      <w:pPr>
+        <w:tabs>
+          <w:tab w:val="num" w:pos="4254"/>
+        </w:tabs>
+        <w:ind w:left="4254" w:hanging="283"/>
+      </w:pPr>
+      <w:rPr/>
+    </w:lvl>
+    <w:lvl w:ilvl="6">
+      <w:start w:val="1"/>
+      <w:numFmt w:val="decimal"/>
+      <w:lvlText w:val="%7."/>
+      <w:lvlJc w:val="left"/>
+      <w:pPr>
+        <w:tabs>
+          <w:tab w:val="num" w:pos="4963"/>
+        </w:tabs>
+        <w:ind w:left="4963" w:hanging="283"/>
+      </w:pPr>
+      <w:rPr/>
+    </w:lvl>
+    <w:lvl w:ilvl="7">
+      <w:start w:val="1"/>
+      <w:numFmt w:val="decimal"/>
+      <w:lvlText w:val="%8."/>
+      <w:lvlJc w:val="left"/>
+      <w:pPr>
+        <w:tabs>
+          <w:tab w:val="num" w:pos="5672"/>
+        </w:tabs>
+        <w:ind w:left="5672" w:hanging="283"/>
+      </w:pPr>
+      <w:rPr/>
+    </w:lvl>
+    <w:lvl w:ilvl="8">
+      <w:start w:val="1"/>
+      <w:numFmt w:val="decimal"/>
+      <w:lvlText w:val="%9."/>
+      <w:lvlJc w:val="left"/>
+      <w:pPr>
+        <w:tabs>
+          <w:tab w:val="num" w:pos="6381"/>
+        </w:tabs>
+        <w:ind w:left="6381" w:hanging="283"/>
+      </w:pPr>
+      <w:rPr/>
+    </w:lvl>
+  </w:abstractNum>
+  <w:abstractNum w:abstractNumId="29">
+    <w:lvl w:ilvl="0">
+      <w:start w:val="1"/>
+      <w:numFmt w:val="bullet"/>
+      <w:lvlText w:val=""/>
+      <w:lvlJc w:val="left"/>
+      <w:pPr>
+        <w:tabs>
+          <w:tab w:val="num" w:pos="709"/>
+        </w:tabs>
+        <w:ind w:left="709" w:hanging="283"/>
+      </w:pPr>
+      <w:rPr>
+        <w:rFonts w:ascii="Symbol" w:hAnsi="Symbol" w:cs="Symbol" w:hint="default"/>
+      </w:rPr>
+    </w:lvl>
+    <w:lvl w:ilvl="1">
+      <w:start w:val="1"/>
+      <w:numFmt w:val="bullet"/>
+      <w:lvlText w:val=""/>
+      <w:lvlJc w:val="left"/>
+      <w:pPr>
+        <w:tabs>
+          <w:tab w:val="num" w:pos="1418"/>
+        </w:tabs>
+        <w:ind w:left="1418" w:hanging="283"/>
+      </w:pPr>
+      <w:rPr>
+        <w:rFonts w:ascii="Symbol" w:hAnsi="Symbol" w:cs="Symbol" w:hint="default"/>
+      </w:rPr>
+    </w:lvl>
+    <w:lvl w:ilvl="2">
+      <w:start w:val="1"/>
+      <w:numFmt w:val="bullet"/>
+      <w:lvlText w:val=""/>
+      <w:lvlJc w:val="left"/>
+      <w:pPr>
+        <w:tabs>
+          <w:tab w:val="num" w:pos="2127"/>
+        </w:tabs>
+        <w:ind w:left="2127" w:hanging="283"/>
+      </w:pPr>
+      <w:rPr>
+        <w:rFonts w:ascii="Symbol" w:hAnsi="Symbol" w:cs="Symbol" w:hint="default"/>
+      </w:rPr>
+    </w:lvl>
+    <w:lvl w:ilvl="3">
+      <w:start w:val="1"/>
+      <w:numFmt w:val="bullet"/>
+      <w:lvlText w:val=""/>
+      <w:lvlJc w:val="left"/>
+      <w:pPr>
+        <w:tabs>
+          <w:tab w:val="num" w:pos="2836"/>
+        </w:tabs>
+        <w:ind w:left="2836" w:hanging="283"/>
+      </w:pPr>
+      <w:rPr>
+        <w:rFonts w:ascii="Symbol" w:hAnsi="Symbol" w:cs="Symbol" w:hint="default"/>
+      </w:rPr>
+    </w:lvl>
+    <w:lvl w:ilvl="4">
+      <w:start w:val="1"/>
+      <w:numFmt w:val="bullet"/>
+      <w:lvlText w:val=""/>
+      <w:lvlJc w:val="left"/>
+      <w:pPr>
+        <w:tabs>
+          <w:tab w:val="num" w:pos="3545"/>
+        </w:tabs>
+        <w:ind w:left="3545" w:hanging="283"/>
+      </w:pPr>
+      <w:rPr>
+        <w:rFonts w:ascii="Symbol" w:hAnsi="Symbol" w:cs="Symbol" w:hint="default"/>
+      </w:rPr>
+    </w:lvl>
+    <w:lvl w:ilvl="5">
+      <w:start w:val="1"/>
+      <w:numFmt w:val="bullet"/>
+      <w:lvlText w:val=""/>
+      <w:lvlJc w:val="left"/>
+      <w:pPr>
+        <w:tabs>
+          <w:tab w:val="num" w:pos="4254"/>
+        </w:tabs>
+        <w:ind w:left="4254" w:hanging="283"/>
+      </w:pPr>
+      <w:rPr>
+        <w:rFonts w:ascii="Symbol" w:hAnsi="Symbol" w:cs="Symbol" w:hint="default"/>
+      </w:rPr>
+    </w:lvl>
+    <w:lvl w:ilvl="6">
+      <w:start w:val="1"/>
+      <w:numFmt w:val="bullet"/>
+      <w:lvlText w:val=""/>
+      <w:lvlJc w:val="left"/>
+      <w:pPr>
+        <w:tabs>
+          <w:tab w:val="num" w:pos="4963"/>
+        </w:tabs>
+        <w:ind w:left="4963" w:hanging="283"/>
+      </w:pPr>
+      <w:rPr>
+        <w:rFonts w:ascii="Symbol" w:hAnsi="Symbol" w:cs="Symbol" w:hint="default"/>
+      </w:rPr>
+    </w:lvl>
+    <w:lvl w:ilvl="7">
+      <w:start w:val="1"/>
+      <w:numFmt w:val="bullet"/>
+      <w:lvlText w:val=""/>
+      <w:lvlJc w:val="left"/>
+      <w:pPr>
+        <w:tabs>
+          <w:tab w:val="num" w:pos="5672"/>
+        </w:tabs>
+        <w:ind w:left="5672" w:hanging="283"/>
+      </w:pPr>
+      <w:rPr>
+        <w:rFonts w:ascii="Symbol" w:hAnsi="Symbol" w:cs="Symbol" w:hint="default"/>
+      </w:rPr>
+    </w:lvl>
+    <w:lvl w:ilvl="8">
+      <w:start w:val="1"/>
+      <w:numFmt w:val="bullet"/>
+      <w:lvlText w:val=""/>
+      <w:lvlJc w:val="left"/>
+      <w:pPr>
+        <w:tabs>
+          <w:tab w:val="num" w:pos="6381"/>
+        </w:tabs>
+        <w:ind w:left="6381" w:hanging="283"/>
+      </w:pPr>
+      <w:rPr>
+        <w:rFonts w:ascii="Symbol" w:hAnsi="Symbol" w:cs="Symbol" w:hint="default"/>
+      </w:rPr>
+    </w:lvl>
+  </w:abstractNum>
+  <w:abstractNum w:abstractNumId="30">
+    <w:lvl w:ilvl="0">
+      <w:start w:val="5"/>
+      <w:numFmt w:val="decimal"/>
+      <w:lvlText w:val="%1."/>
+      <w:lvlJc w:val="left"/>
+      <w:pPr>
+        <w:tabs>
+          <w:tab w:val="num" w:pos="709"/>
+        </w:tabs>
+        <w:ind w:left="709" w:hanging="283"/>
+      </w:pPr>
+      <w:rPr/>
+    </w:lvl>
+    <w:lvl w:ilvl="1">
+      <w:start w:val="1"/>
+      <w:numFmt w:val="decimal"/>
+      <w:lvlText w:val="%2."/>
+      <w:lvlJc w:val="left"/>
+      <w:pPr>
+        <w:tabs>
+          <w:tab w:val="num" w:pos="1418"/>
+        </w:tabs>
+        <w:ind w:left="1418" w:hanging="283"/>
+      </w:pPr>
+      <w:rPr/>
+    </w:lvl>
+    <w:lvl w:ilvl="2">
+      <w:start w:val="1"/>
+      <w:numFmt w:val="decimal"/>
+      <w:lvlText w:val="%3."/>
+      <w:lvlJc w:val="left"/>
+      <w:pPr>
+        <w:tabs>
+          <w:tab w:val="num" w:pos="2127"/>
+        </w:tabs>
+        <w:ind w:left="2127" w:hanging="283"/>
+      </w:pPr>
+      <w:rPr/>
+    </w:lvl>
+    <w:lvl w:ilvl="3">
+      <w:start w:val="1"/>
+      <w:numFmt w:val="decimal"/>
+      <w:lvlText w:val="%4."/>
+      <w:lvlJc w:val="left"/>
+      <w:pPr>
+        <w:tabs>
+          <w:tab w:val="num" w:pos="2836"/>
+        </w:tabs>
+        <w:ind w:left="2836" w:hanging="283"/>
+      </w:pPr>
+      <w:rPr/>
+    </w:lvl>
+    <w:lvl w:ilvl="4">
+      <w:start w:val="1"/>
+      <w:numFmt w:val="decimal"/>
+      <w:lvlText w:val="%5."/>
+      <w:lvlJc w:val="left"/>
+      <w:pPr>
+        <w:tabs>
+          <w:tab w:val="num" w:pos="3545"/>
+        </w:tabs>
+        <w:ind w:left="3545" w:hanging="283"/>
+      </w:pPr>
+      <w:rPr/>
+    </w:lvl>
+    <w:lvl w:ilvl="5">
+      <w:start w:val="1"/>
+      <w:numFmt w:val="decimal"/>
+      <w:lvlText w:val="%6."/>
+      <w:lvlJc w:val="left"/>
+      <w:pPr>
+        <w:tabs>
+          <w:tab w:val="num" w:pos="4254"/>
+        </w:tabs>
+        <w:ind w:left="4254" w:hanging="283"/>
+      </w:pPr>
+      <w:rPr/>
+    </w:lvl>
+    <w:lvl w:ilvl="6">
+      <w:start w:val="1"/>
+      <w:numFmt w:val="decimal"/>
+      <w:lvlText w:val="%7."/>
+      <w:lvlJc w:val="left"/>
+      <w:pPr>
+        <w:tabs>
+          <w:tab w:val="num" w:pos="4963"/>
+        </w:tabs>
+        <w:ind w:left="4963" w:hanging="283"/>
+      </w:pPr>
+      <w:rPr/>
+    </w:lvl>
+    <w:lvl w:ilvl="7">
+      <w:start w:val="1"/>
+      <w:numFmt w:val="decimal"/>
+      <w:lvlText w:val="%8."/>
+      <w:lvlJc w:val="left"/>
+      <w:pPr>
+        <w:tabs>
+          <w:tab w:val="num" w:pos="5672"/>
+        </w:tabs>
+        <w:ind w:left="5672" w:hanging="283"/>
+      </w:pPr>
+      <w:rPr/>
+    </w:lvl>
+    <w:lvl w:ilvl="8">
+      <w:start w:val="1"/>
+      <w:numFmt w:val="decimal"/>
+      <w:lvlText w:val="%9."/>
+      <w:lvlJc w:val="left"/>
+      <w:pPr>
+        <w:tabs>
+          <w:tab w:val="num" w:pos="6381"/>
+        </w:tabs>
+        <w:ind w:left="6381" w:hanging="283"/>
+      </w:pPr>
+      <w:rPr/>
+    </w:lvl>
+  </w:abstractNum>
+  <w:abstractNum w:abstractNumId="31">
+    <w:lvl w:ilvl="0">
+      <w:start w:val="1"/>
+      <w:numFmt w:val="bullet"/>
+      <w:lvlText w:val=""/>
+      <w:lvlJc w:val="left"/>
+      <w:pPr>
+        <w:tabs>
+          <w:tab w:val="num" w:pos="709"/>
+        </w:tabs>
+        <w:ind w:left="709" w:hanging="283"/>
+      </w:pPr>
+      <w:rPr>
+        <w:rFonts w:ascii="Symbol" w:hAnsi="Symbol" w:cs="Symbol" w:hint="default"/>
+      </w:rPr>
+    </w:lvl>
+    <w:lvl w:ilvl="1">
+      <w:start w:val="1"/>
+      <w:numFmt w:val="bullet"/>
+      <w:lvlText w:val=""/>
+      <w:lvlJc w:val="left"/>
+      <w:pPr>
+        <w:tabs>
+          <w:tab w:val="num" w:pos="1418"/>
+        </w:tabs>
+        <w:ind w:left="1418" w:hanging="283"/>
+      </w:pPr>
+      <w:rPr>
+        <w:rFonts w:ascii="Symbol" w:hAnsi="Symbol" w:cs="Symbol" w:hint="default"/>
+      </w:rPr>
+    </w:lvl>
+    <w:lvl w:ilvl="2">
+      <w:start w:val="1"/>
+      <w:numFmt w:val="bullet"/>
+      <w:lvlText w:val=""/>
+      <w:lvlJc w:val="left"/>
+      <w:pPr>
+        <w:tabs>
+          <w:tab w:val="num" w:pos="2127"/>
+        </w:tabs>
+        <w:ind w:left="2127" w:hanging="283"/>
+      </w:pPr>
+      <w:rPr>
+        <w:rFonts w:ascii="Symbol" w:hAnsi="Symbol" w:cs="Symbol" w:hint="default"/>
+      </w:rPr>
+    </w:lvl>
+    <w:lvl w:ilvl="3">
+      <w:start w:val="1"/>
+      <w:numFmt w:val="bullet"/>
+      <w:lvlText w:val=""/>
+      <w:lvlJc w:val="left"/>
+      <w:pPr>
+        <w:tabs>
+          <w:tab w:val="num" w:pos="2836"/>
+        </w:tabs>
+        <w:ind w:left="2836" w:hanging="283"/>
+      </w:pPr>
+      <w:rPr>
+        <w:rFonts w:ascii="Symbol" w:hAnsi="Symbol" w:cs="Symbol" w:hint="default"/>
+      </w:rPr>
+    </w:lvl>
+    <w:lvl w:ilvl="4">
+      <w:start w:val="1"/>
+      <w:numFmt w:val="bullet"/>
+      <w:lvlText w:val=""/>
+      <w:lvlJc w:val="left"/>
+      <w:pPr>
+        <w:tabs>
+          <w:tab w:val="num" w:pos="3545"/>
+        </w:tabs>
+        <w:ind w:left="3545" w:hanging="283"/>
+      </w:pPr>
+      <w:rPr>
+        <w:rFonts w:ascii="Symbol" w:hAnsi="Symbol" w:cs="Symbol" w:hint="default"/>
+      </w:rPr>
+    </w:lvl>
+    <w:lvl w:ilvl="5">
+      <w:start w:val="1"/>
+      <w:numFmt w:val="bullet"/>
+      <w:lvlText w:val=""/>
+      <w:lvlJc w:val="left"/>
+      <w:pPr>
+        <w:tabs>
+          <w:tab w:val="num" w:pos="4254"/>
+        </w:tabs>
+        <w:ind w:left="4254" w:hanging="283"/>
+      </w:pPr>
+      <w:rPr>
+        <w:rFonts w:ascii="Symbol" w:hAnsi="Symbol" w:cs="Symbol" w:hint="default"/>
+      </w:rPr>
+    </w:lvl>
+    <w:lvl w:ilvl="6">
+      <w:start w:val="1"/>
+      <w:numFmt w:val="bullet"/>
+      <w:lvlText w:val=""/>
+      <w:lvlJc w:val="left"/>
+      <w:pPr>
+        <w:tabs>
+          <w:tab w:val="num" w:pos="4963"/>
+        </w:tabs>
+        <w:ind w:left="4963" w:hanging="283"/>
+      </w:pPr>
+      <w:rPr>
+        <w:rFonts w:ascii="Symbol" w:hAnsi="Symbol" w:cs="Symbol" w:hint="default"/>
+      </w:rPr>
+    </w:lvl>
+    <w:lvl w:ilvl="7">
+      <w:start w:val="1"/>
+      <w:numFmt w:val="bullet"/>
+      <w:lvlText w:val=""/>
+      <w:lvlJc w:val="left"/>
+      <w:pPr>
+        <w:tabs>
+          <w:tab w:val="num" w:pos="5672"/>
+        </w:tabs>
+        <w:ind w:left="5672" w:hanging="283"/>
+      </w:pPr>
+      <w:rPr>
+        <w:rFonts w:ascii="Symbol" w:hAnsi="Symbol" w:cs="Symbol" w:hint="default"/>
+      </w:rPr>
+    </w:lvl>
+    <w:lvl w:ilvl="8">
+      <w:start w:val="1"/>
+      <w:numFmt w:val="bullet"/>
+      <w:lvlText w:val=""/>
+      <w:lvlJc w:val="left"/>
+      <w:pPr>
+        <w:tabs>
+          <w:tab w:val="num" w:pos="6381"/>
+        </w:tabs>
+        <w:ind w:left="6381" w:hanging="283"/>
+      </w:pPr>
+      <w:rPr>
+        <w:rFonts w:ascii="Symbol" w:hAnsi="Symbol" w:cs="Symbol" w:hint="default"/>
+      </w:rPr>
+    </w:lvl>
+  </w:abstractNum>
+  <w:abstractNum w:abstractNumId="32">
+    <w:lvl w:ilvl="0">
+      <w:start w:val="6"/>
+      <w:numFmt w:val="decimal"/>
+      <w:lvlText w:val="%1."/>
+      <w:lvlJc w:val="left"/>
+      <w:pPr>
+        <w:tabs>
+          <w:tab w:val="num" w:pos="709"/>
+        </w:tabs>
+        <w:ind w:left="709" w:hanging="283"/>
+      </w:pPr>
+      <w:rPr/>
+    </w:lvl>
+    <w:lvl w:ilvl="1">
+      <w:start w:val="1"/>
+      <w:numFmt w:val="decimal"/>
+      <w:lvlText w:val="%2."/>
+      <w:lvlJc w:val="left"/>
+      <w:pPr>
+        <w:tabs>
+          <w:tab w:val="num" w:pos="1418"/>
+        </w:tabs>
+        <w:ind w:left="1418" w:hanging="283"/>
+      </w:pPr>
+      <w:rPr/>
+    </w:lvl>
+    <w:lvl w:ilvl="2">
+      <w:start w:val="1"/>
+      <w:numFmt w:val="decimal"/>
+      <w:lvlText w:val="%3."/>
+      <w:lvlJc w:val="left"/>
+      <w:pPr>
+        <w:tabs>
+          <w:tab w:val="num" w:pos="2127"/>
+        </w:tabs>
+        <w:ind w:left="2127" w:hanging="283"/>
+      </w:pPr>
+      <w:rPr/>
+    </w:lvl>
+    <w:lvl w:ilvl="3">
+      <w:start w:val="1"/>
+      <w:numFmt w:val="decimal"/>
+      <w:lvlText w:val="%4."/>
+      <w:lvlJc w:val="left"/>
+      <w:pPr>
+        <w:tabs>
+          <w:tab w:val="num" w:pos="2836"/>
+        </w:tabs>
+        <w:ind w:left="2836" w:hanging="283"/>
+      </w:pPr>
+      <w:rPr/>
+    </w:lvl>
+    <w:lvl w:ilvl="4">
+      <w:start w:val="1"/>
+      <w:numFmt w:val="decimal"/>
+      <w:lvlText w:val="%5."/>
+      <w:lvlJc w:val="left"/>
+      <w:pPr>
+        <w:tabs>
+          <w:tab w:val="num" w:pos="3545"/>
+        </w:tabs>
+        <w:ind w:left="3545" w:hanging="283"/>
+      </w:pPr>
+      <w:rPr/>
+    </w:lvl>
+    <w:lvl w:ilvl="5">
+      <w:start w:val="1"/>
+      <w:numFmt w:val="decimal"/>
+      <w:lvlText w:val="%6."/>
+      <w:lvlJc w:val="left"/>
+      <w:pPr>
+        <w:tabs>
+          <w:tab w:val="num" w:pos="4254"/>
+        </w:tabs>
+        <w:ind w:left="4254" w:hanging="283"/>
+      </w:pPr>
+      <w:rPr/>
+    </w:lvl>
+    <w:lvl w:ilvl="6">
+      <w:start w:val="1"/>
+      <w:numFmt w:val="decimal"/>
+      <w:lvlText w:val="%7."/>
+      <w:lvlJc w:val="left"/>
+      <w:pPr>
+        <w:tabs>
+          <w:tab w:val="num" w:pos="4963"/>
+        </w:tabs>
+        <w:ind w:left="4963" w:hanging="283"/>
+      </w:pPr>
+      <w:rPr/>
+    </w:lvl>
+    <w:lvl w:ilvl="7">
+      <w:start w:val="1"/>
+      <w:numFmt w:val="decimal"/>
+      <w:lvlText w:val="%8."/>
+      <w:lvlJc w:val="left"/>
+      <w:pPr>
+        <w:tabs>
+          <w:tab w:val="num" w:pos="5672"/>
+        </w:tabs>
+        <w:ind w:left="5672" w:hanging="283"/>
+      </w:pPr>
+      <w:rPr/>
+    </w:lvl>
+    <w:lvl w:ilvl="8">
+      <w:start w:val="1"/>
+      <w:numFmt w:val="decimal"/>
+      <w:lvlText w:val="%9."/>
+      <w:lvlJc w:val="left"/>
+      <w:pPr>
+        <w:tabs>
+          <w:tab w:val="num" w:pos="6381"/>
+        </w:tabs>
+        <w:ind w:left="6381" w:hanging="283"/>
+      </w:pPr>
+      <w:rPr/>
+    </w:lvl>
+  </w:abstractNum>
+  <w:abstractNum w:abstractNumId="33">
+    <w:lvl w:ilvl="0">
+      <w:start w:val="1"/>
+      <w:numFmt w:val="bullet"/>
+      <w:lvlText w:val=""/>
+      <w:lvlJc w:val="left"/>
+      <w:pPr>
+        <w:tabs>
+          <w:tab w:val="num" w:pos="709"/>
+        </w:tabs>
+        <w:ind w:left="709" w:hanging="283"/>
+      </w:pPr>
+      <w:rPr>
+        <w:rFonts w:ascii="Symbol" w:hAnsi="Symbol" w:cs="Symbol" w:hint="default"/>
+      </w:rPr>
+    </w:lvl>
+    <w:lvl w:ilvl="1">
+      <w:start w:val="1"/>
+      <w:numFmt w:val="bullet"/>
+      <w:lvlText w:val=""/>
+      <w:lvlJc w:val="left"/>
+      <w:pPr>
+        <w:tabs>
+          <w:tab w:val="num" w:pos="1418"/>
+        </w:tabs>
+        <w:ind w:left="1418" w:hanging="283"/>
+      </w:pPr>
+      <w:rPr>
+        <w:rFonts w:ascii="Symbol" w:hAnsi="Symbol" w:cs="Symbol" w:hint="default"/>
+      </w:rPr>
+    </w:lvl>
+    <w:lvl w:ilvl="2">
+      <w:start w:val="1"/>
+      <w:numFmt w:val="bullet"/>
+      <w:lvlText w:val=""/>
+      <w:lvlJc w:val="left"/>
+      <w:pPr>
+        <w:tabs>
+          <w:tab w:val="num" w:pos="2127"/>
+        </w:tabs>
+        <w:ind w:left="2127" w:hanging="283"/>
+      </w:pPr>
+      <w:rPr>
+        <w:rFonts w:ascii="Symbol" w:hAnsi="Symbol" w:cs="Symbol" w:hint="default"/>
+      </w:rPr>
+    </w:lvl>
+    <w:lvl w:ilvl="3">
+      <w:start w:val="1"/>
+      <w:numFmt w:val="bullet"/>
+      <w:lvlText w:val=""/>
+      <w:lvlJc w:val="left"/>
+      <w:pPr>
+        <w:tabs>
+          <w:tab w:val="num" w:pos="2836"/>
+        </w:tabs>
+        <w:ind w:left="2836" w:hanging="283"/>
+      </w:pPr>
+      <w:rPr>
+        <w:rFonts w:ascii="Symbol" w:hAnsi="Symbol" w:cs="Symbol" w:hint="default"/>
+      </w:rPr>
+    </w:lvl>
+    <w:lvl w:ilvl="4">
+      <w:start w:val="1"/>
+      <w:numFmt w:val="bullet"/>
+      <w:lvlText w:val=""/>
+      <w:lvlJc w:val="left"/>
+      <w:pPr>
+        <w:tabs>
+          <w:tab w:val="num" w:pos="3545"/>
+        </w:tabs>
+        <w:ind w:left="3545" w:hanging="283"/>
+      </w:pPr>
+      <w:rPr>
+        <w:rFonts w:ascii="Symbol" w:hAnsi="Symbol" w:cs="Symbol" w:hint="default"/>
+      </w:rPr>
+    </w:lvl>
+    <w:lvl w:ilvl="5">
+      <w:start w:val="1"/>
+      <w:numFmt w:val="bullet"/>
+      <w:lvlText w:val=""/>
+      <w:lvlJc w:val="left"/>
+      <w:pPr>
+        <w:tabs>
+          <w:tab w:val="num" w:pos="4254"/>
+        </w:tabs>
+        <w:ind w:left="4254" w:hanging="283"/>
+      </w:pPr>
+      <w:rPr>
+        <w:rFonts w:ascii="Symbol" w:hAnsi="Symbol" w:cs="Symbol" w:hint="default"/>
+      </w:rPr>
+    </w:lvl>
+    <w:lvl w:ilvl="6">
+      <w:start w:val="1"/>
+      <w:numFmt w:val="bullet"/>
+      <w:lvlText w:val=""/>
+      <w:lvlJc w:val="left"/>
+      <w:pPr>
+        <w:tabs>
+          <w:tab w:val="num" w:pos="4963"/>
+        </w:tabs>
+        <w:ind w:left="4963" w:hanging="283"/>
+      </w:pPr>
+      <w:rPr>
+        <w:rFonts w:ascii="Symbol" w:hAnsi="Symbol" w:cs="Symbol" w:hint="default"/>
+      </w:rPr>
+    </w:lvl>
+    <w:lvl w:ilvl="7">
+      <w:start w:val="1"/>
+      <w:numFmt w:val="bullet"/>
+      <w:lvlText w:val=""/>
+      <w:lvlJc w:val="left"/>
+      <w:pPr>
+        <w:tabs>
+          <w:tab w:val="num" w:pos="5672"/>
+        </w:tabs>
+        <w:ind w:left="5672" w:hanging="283"/>
+      </w:pPr>
+      <w:rPr>
+        <w:rFonts w:ascii="Symbol" w:hAnsi="Symbol" w:cs="Symbol" w:hint="default"/>
+      </w:rPr>
+    </w:lvl>
+    <w:lvl w:ilvl="8">
+      <w:start w:val="1"/>
+      <w:numFmt w:val="bullet"/>
+      <w:lvlText w:val=""/>
+      <w:lvlJc w:val="left"/>
+      <w:pPr>
+        <w:tabs>
+          <w:tab w:val="num" w:pos="6381"/>
+        </w:tabs>
+        <w:ind w:left="6381" w:hanging="283"/>
+      </w:pPr>
+      <w:rPr>
+        <w:rFonts w:ascii="Symbol" w:hAnsi="Symbol" w:cs="Symbol" w:hint="default"/>
+      </w:rPr>
+    </w:lvl>
+  </w:abstractNum>
+  <w:abstractNum w:abstractNumId="34">
     <w:lvl w:ilvl="0">
       <w:start w:val="1"/>
       <w:numFmt w:val="none"/>
@@ -2333,6 +8809,84 @@
   <w:num w:numId="8">
     <w:abstractNumId w:val="8"/>
   </w:num>
+  <w:num w:numId="9">
+    <w:abstractNumId w:val="9"/>
+  </w:num>
+  <w:num w:numId="10">
+    <w:abstractNumId w:val="10"/>
+  </w:num>
+  <w:num w:numId="11">
+    <w:abstractNumId w:val="11"/>
+  </w:num>
+  <w:num w:numId="12">
+    <w:abstractNumId w:val="12"/>
+  </w:num>
+  <w:num w:numId="13">
+    <w:abstractNumId w:val="13"/>
+  </w:num>
+  <w:num w:numId="14">
+    <w:abstractNumId w:val="14"/>
+  </w:num>
+  <w:num w:numId="15">
+    <w:abstractNumId w:val="15"/>
+  </w:num>
+  <w:num w:numId="16">
+    <w:abstractNumId w:val="16"/>
+  </w:num>
+  <w:num w:numId="17">
+    <w:abstractNumId w:val="17"/>
+  </w:num>
+  <w:num w:numId="18">
+    <w:abstractNumId w:val="18"/>
+  </w:num>
+  <w:num w:numId="19">
+    <w:abstractNumId w:val="19"/>
+  </w:num>
+  <w:num w:numId="20">
+    <w:abstractNumId w:val="20"/>
+  </w:num>
+  <w:num w:numId="21">
+    <w:abstractNumId w:val="21"/>
+  </w:num>
+  <w:num w:numId="22">
+    <w:abstractNumId w:val="22"/>
+  </w:num>
+  <w:num w:numId="23">
+    <w:abstractNumId w:val="23"/>
+  </w:num>
+  <w:num w:numId="24">
+    <w:abstractNumId w:val="24"/>
+  </w:num>
+  <w:num w:numId="25">
+    <w:abstractNumId w:val="25"/>
+  </w:num>
+  <w:num w:numId="26">
+    <w:abstractNumId w:val="26"/>
+  </w:num>
+  <w:num w:numId="27">
+    <w:abstractNumId w:val="27"/>
+  </w:num>
+  <w:num w:numId="28">
+    <w:abstractNumId w:val="28"/>
+  </w:num>
+  <w:num w:numId="29">
+    <w:abstractNumId w:val="29"/>
+  </w:num>
+  <w:num w:numId="30">
+    <w:abstractNumId w:val="30"/>
+  </w:num>
+  <w:num w:numId="31">
+    <w:abstractNumId w:val="31"/>
+  </w:num>
+  <w:num w:numId="32">
+    <w:abstractNumId w:val="32"/>
+  </w:num>
+  <w:num w:numId="33">
+    <w:abstractNumId w:val="33"/>
+  </w:num>
+  <w:num w:numId="34">
+    <w:abstractNumId w:val="34"/>
+  </w:num>
 </w:numbering>
 </file>
 
@@ -2341,7 +8895,7 @@
   <w:docDefaults>
     <w:rPrDefault>
       <w:rPr>
-        <w:rFonts w:ascii="Cambria" w:hAnsi="Cambria" w:eastAsia="ＭＳ 明朝" w:cs="" w:asciiTheme="minorHAnsi" w:cstheme="minorBidi" w:eastAsiaTheme="minorEastAsia" w:hAnsiTheme="minorHAnsi"/>
+        <w:rFonts w:ascii="Cambria" w:hAnsi="Cambria" w:eastAsia="" w:cs="" w:asciiTheme="minorHAnsi" w:cstheme="minorBidi" w:eastAsiaTheme="minorEastAsia" w:hAnsiTheme="minorHAnsi"/>
         <w:sz w:val="22"/>
         <w:szCs w:val="22"/>
         <w:lang w:val="en-US" w:eastAsia="en-US" w:bidi="ar-SA"/>
@@ -2498,12 +9052,13 @@
     <w:rsid w:val="00fc693f"/>
     <w:pPr>
       <w:widowControl/>
+      <w:suppressAutoHyphens w:val="true"/>
       <w:bidi w:val="0"/>
       <w:spacing w:lineRule="auto" w:line="276" w:before="0" w:after="200"/>
       <w:jc w:val="left"/>
     </w:pPr>
     <w:rPr>
-      <w:rFonts w:ascii="Cambria" w:hAnsi="Cambria" w:eastAsia="ＭＳ 明朝" w:cs="" w:asciiTheme="minorHAnsi" w:cstheme="minorBidi" w:eastAsiaTheme="minorEastAsia" w:hAnsiTheme="minorHAnsi"/>
+      <w:rFonts w:ascii="Cambria" w:hAnsi="Cambria" w:eastAsia="" w:cs="" w:asciiTheme="minorHAnsi" w:cstheme="minorBidi" w:eastAsiaTheme="minorEastAsia" w:hAnsiTheme="minorHAnsi"/>
       <w:color w:val="auto"/>
       <w:kern w:val="0"/>
       <w:sz w:val="22"/>
@@ -2526,7 +9081,7 @@
       <w:outlineLvl w:val="0"/>
     </w:pPr>
     <w:rPr>
-      <w:rFonts w:ascii="Calibri" w:hAnsi="Calibri" w:eastAsia="ＭＳ ゴシック" w:cs="" w:asciiTheme="majorHAnsi" w:cstheme="majorBidi" w:eastAsiaTheme="majorEastAsia" w:hAnsiTheme="majorHAnsi"/>
+      <w:rFonts w:ascii="Calibri" w:hAnsi="Calibri" w:eastAsia="" w:cs="" w:asciiTheme="majorHAnsi" w:cstheme="majorBidi" w:eastAsiaTheme="majorEastAsia" w:hAnsiTheme="majorHAnsi"/>
       <w:b/>
       <w:bCs/>
       <w:color w:themeColor="accent1" w:themeShade="bf" w:val="365F91"/>
@@ -2550,7 +9105,7 @@
       <w:outlineLvl w:val="1"/>
     </w:pPr>
     <w:rPr>
-      <w:rFonts w:ascii="Calibri" w:hAnsi="Calibri" w:eastAsia="ＭＳ ゴシック" w:cs="" w:asciiTheme="majorHAnsi" w:cstheme="majorBidi" w:eastAsiaTheme="majorEastAsia" w:hAnsiTheme="majorHAnsi"/>
+      <w:rFonts w:ascii="Calibri" w:hAnsi="Calibri" w:eastAsia="" w:cs="" w:asciiTheme="majorHAnsi" w:cstheme="majorBidi" w:eastAsiaTheme="majorEastAsia" w:hAnsiTheme="majorHAnsi"/>
       <w:b/>
       <w:bCs/>
       <w:color w:themeColor="accent1" w:val="4F81BD"/>
@@ -2574,7 +9129,7 @@
       <w:outlineLvl w:val="2"/>
     </w:pPr>
     <w:rPr>
-      <w:rFonts w:ascii="Calibri" w:hAnsi="Calibri" w:eastAsia="ＭＳ ゴシック" w:cs="" w:asciiTheme="majorHAnsi" w:cstheme="majorBidi" w:eastAsiaTheme="majorEastAsia" w:hAnsiTheme="majorHAnsi"/>
+      <w:rFonts w:ascii="Calibri" w:hAnsi="Calibri" w:eastAsia="" w:cs="" w:asciiTheme="majorHAnsi" w:cstheme="majorBidi" w:eastAsiaTheme="majorEastAsia" w:hAnsiTheme="majorHAnsi"/>
       <w:b/>
       <w:bCs/>
       <w:color w:themeColor="accent1" w:val="4F81BD"/>
@@ -2597,7 +9152,7 @@
       <w:outlineLvl w:val="3"/>
     </w:pPr>
     <w:rPr>
-      <w:rFonts w:ascii="Calibri" w:hAnsi="Calibri" w:eastAsia="ＭＳ ゴシック" w:cs="" w:asciiTheme="majorHAnsi" w:cstheme="majorBidi" w:eastAsiaTheme="majorEastAsia" w:hAnsiTheme="majorHAnsi"/>
+      <w:rFonts w:ascii="Calibri" w:hAnsi="Calibri" w:eastAsia="" w:cs="" w:asciiTheme="majorHAnsi" w:cstheme="majorBidi" w:eastAsiaTheme="majorEastAsia" w:hAnsiTheme="majorHAnsi"/>
       <w:b/>
       <w:bCs/>
       <w:i/>
@@ -2622,7 +9177,7 @@
       <w:outlineLvl w:val="4"/>
     </w:pPr>
     <w:rPr>
-      <w:rFonts w:ascii="Calibri" w:hAnsi="Calibri" w:eastAsia="ＭＳ ゴシック" w:cs="" w:asciiTheme="majorHAnsi" w:cstheme="majorBidi" w:eastAsiaTheme="majorEastAsia" w:hAnsiTheme="majorHAnsi"/>
+      <w:rFonts w:ascii="Calibri" w:hAnsi="Calibri" w:eastAsia="" w:cs="" w:asciiTheme="majorHAnsi" w:cstheme="majorBidi" w:eastAsiaTheme="majorEastAsia" w:hAnsiTheme="majorHAnsi"/>
       <w:color w:themeColor="accent1" w:themeShade="7f" w:val="243F60"/>
     </w:rPr>
   </w:style>
@@ -2643,7 +9198,7 @@
       <w:outlineLvl w:val="5"/>
     </w:pPr>
     <w:rPr>
-      <w:rFonts w:ascii="Calibri" w:hAnsi="Calibri" w:eastAsia="ＭＳ ゴシック" w:cs="" w:asciiTheme="majorHAnsi" w:cstheme="majorBidi" w:eastAsiaTheme="majorEastAsia" w:hAnsiTheme="majorHAnsi"/>
+      <w:rFonts w:ascii="Calibri" w:hAnsi="Calibri" w:eastAsia="" w:cs="" w:asciiTheme="majorHAnsi" w:cstheme="majorBidi" w:eastAsiaTheme="majorEastAsia" w:hAnsiTheme="majorHAnsi"/>
       <w:i/>
       <w:iCs/>
       <w:color w:themeColor="accent1" w:themeShade="7f" w:val="243F60"/>
@@ -2666,7 +9221,7 @@
       <w:outlineLvl w:val="6"/>
     </w:pPr>
     <w:rPr>
-      <w:rFonts w:ascii="Calibri" w:hAnsi="Calibri" w:eastAsia="ＭＳ ゴシック" w:cs="" w:asciiTheme="majorHAnsi" w:cstheme="majorBidi" w:eastAsiaTheme="majorEastAsia" w:hAnsiTheme="majorHAnsi"/>
+      <w:rFonts w:ascii="Calibri" w:hAnsi="Calibri" w:eastAsia="" w:cs="" w:asciiTheme="majorHAnsi" w:cstheme="majorBidi" w:eastAsiaTheme="majorEastAsia" w:hAnsiTheme="majorHAnsi"/>
       <w:i/>
       <w:iCs/>
       <w:color w:themeColor="text1" w:themeTint="bf" w:val="404040"/>
@@ -2689,7 +9244,7 @@
       <w:outlineLvl w:val="7"/>
     </w:pPr>
     <w:rPr>
-      <w:rFonts w:ascii="Calibri" w:hAnsi="Calibri" w:eastAsia="ＭＳ ゴシック" w:cs="" w:asciiTheme="majorHAnsi" w:cstheme="majorBidi" w:eastAsiaTheme="majorEastAsia" w:hAnsiTheme="majorHAnsi"/>
+      <w:rFonts w:ascii="Calibri" w:hAnsi="Calibri" w:eastAsia="" w:cs="" w:asciiTheme="majorHAnsi" w:cstheme="majorBidi" w:eastAsiaTheme="majorEastAsia" w:hAnsiTheme="majorHAnsi"/>
       <w:color w:themeColor="accent1" w:val="4F81BD"/>
       <w:sz w:val="20"/>
       <w:szCs w:val="20"/>
@@ -2712,7 +9267,7 @@
       <w:outlineLvl w:val="8"/>
     </w:pPr>
     <w:rPr>
-      <w:rFonts w:ascii="Calibri" w:hAnsi="Calibri" w:eastAsia="ＭＳ ゴシック" w:cs="" w:asciiTheme="majorHAnsi" w:cstheme="majorBidi" w:eastAsiaTheme="majorEastAsia" w:hAnsiTheme="majorHAnsi"/>
+      <w:rFonts w:ascii="Calibri" w:hAnsi="Calibri" w:eastAsia="" w:cs="" w:asciiTheme="majorHAnsi" w:cstheme="majorBidi" w:eastAsiaTheme="majorEastAsia" w:hAnsiTheme="majorHAnsi"/>
       <w:i/>
       <w:iCs/>
       <w:color w:themeColor="text1" w:themeTint="bf" w:val="404040"/>
@@ -2751,7 +9306,7 @@
     <w:qFormat/>
     <w:rsid w:val="00fc693f"/>
     <w:rPr>
-      <w:rFonts w:ascii="Calibri" w:hAnsi="Calibri" w:eastAsia="ＭＳ ゴシック" w:cs="" w:asciiTheme="majorHAnsi" w:cstheme="majorBidi" w:eastAsiaTheme="majorEastAsia" w:hAnsiTheme="majorHAnsi"/>
+      <w:rFonts w:ascii="Calibri" w:hAnsi="Calibri" w:eastAsia="" w:cs="" w:asciiTheme="majorHAnsi" w:cstheme="majorBidi" w:eastAsiaTheme="majorEastAsia" w:hAnsiTheme="majorHAnsi"/>
       <w:b/>
       <w:bCs/>
       <w:color w:themeColor="accent1" w:themeShade="bf" w:val="365F91"/>
@@ -2766,7 +9321,7 @@
     <w:qFormat/>
     <w:rsid w:val="00fc693f"/>
     <w:rPr>
-      <w:rFonts w:ascii="Calibri" w:hAnsi="Calibri" w:eastAsia="ＭＳ ゴシック" w:cs="" w:asciiTheme="majorHAnsi" w:cstheme="majorBidi" w:eastAsiaTheme="majorEastAsia" w:hAnsiTheme="majorHAnsi"/>
+      <w:rFonts w:ascii="Calibri" w:hAnsi="Calibri" w:eastAsia="" w:cs="" w:asciiTheme="majorHAnsi" w:cstheme="majorBidi" w:eastAsiaTheme="majorEastAsia" w:hAnsiTheme="majorHAnsi"/>
       <w:b/>
       <w:bCs/>
       <w:color w:themeColor="accent1" w:val="4F81BD"/>
@@ -2781,7 +9336,7 @@
     <w:qFormat/>
     <w:rsid w:val="00fc693f"/>
     <w:rPr>
-      <w:rFonts w:ascii="Calibri" w:hAnsi="Calibri" w:eastAsia="ＭＳ ゴシック" w:cs="" w:asciiTheme="majorHAnsi" w:cstheme="majorBidi" w:eastAsiaTheme="majorEastAsia" w:hAnsiTheme="majorHAnsi"/>
+      <w:rFonts w:ascii="Calibri" w:hAnsi="Calibri" w:eastAsia="" w:cs="" w:asciiTheme="majorHAnsi" w:cstheme="majorBidi" w:eastAsiaTheme="majorEastAsia" w:hAnsiTheme="majorHAnsi"/>
       <w:b/>
       <w:bCs/>
       <w:color w:themeColor="accent1" w:val="4F81BD"/>
@@ -2794,7 +9349,7 @@
     <w:qFormat/>
     <w:rsid w:val="00fc693f"/>
     <w:rPr>
-      <w:rFonts w:ascii="Calibri" w:hAnsi="Calibri" w:eastAsia="ＭＳ ゴシック" w:cs="" w:asciiTheme="majorHAnsi" w:cstheme="majorBidi" w:eastAsiaTheme="majorEastAsia" w:hAnsiTheme="majorHAnsi"/>
+      <w:rFonts w:ascii="Calibri" w:hAnsi="Calibri" w:eastAsia="" w:cs="" w:asciiTheme="majorHAnsi" w:cstheme="majorBidi" w:eastAsiaTheme="majorEastAsia" w:hAnsiTheme="majorHAnsi"/>
       <w:color w:themeColor="text2" w:themeShade="bf" w:val="17365D"/>
       <w:spacing w:val="5"/>
       <w:kern w:val="2"/>
@@ -2809,7 +9364,7 @@
     <w:qFormat/>
     <w:rsid w:val="00fc693f"/>
     <w:rPr>
-      <w:rFonts w:ascii="Calibri" w:hAnsi="Calibri" w:eastAsia="ＭＳ ゴシック" w:cs="" w:asciiTheme="majorHAnsi" w:cstheme="majorBidi" w:eastAsiaTheme="majorEastAsia" w:hAnsiTheme="majorHAnsi"/>
+      <w:rFonts w:ascii="Calibri" w:hAnsi="Calibri" w:eastAsia="" w:cs="" w:asciiTheme="majorHAnsi" w:cstheme="majorBidi" w:eastAsiaTheme="majorEastAsia" w:hAnsiTheme="majorHAnsi"/>
       <w:i/>
       <w:iCs/>
       <w:color w:themeColor="accent1" w:val="4F81BD"/>
@@ -2881,7 +9436,7 @@
     <w:qFormat/>
     <w:rsid w:val="00fc693f"/>
     <w:rPr>
-      <w:rFonts w:ascii="Calibri" w:hAnsi="Calibri" w:eastAsia="ＭＳ ゴシック" w:cs="" w:asciiTheme="majorHAnsi" w:cstheme="majorBidi" w:eastAsiaTheme="majorEastAsia" w:hAnsiTheme="majorHAnsi"/>
+      <w:rFonts w:ascii="Calibri" w:hAnsi="Calibri" w:eastAsia="" w:cs="" w:asciiTheme="majorHAnsi" w:cstheme="majorBidi" w:eastAsiaTheme="majorEastAsia" w:hAnsiTheme="majorHAnsi"/>
       <w:b/>
       <w:bCs/>
       <w:i/>
@@ -2897,7 +9452,7 @@
     <w:qFormat/>
     <w:rsid w:val="00fc693f"/>
     <w:rPr>
-      <w:rFonts w:ascii="Calibri" w:hAnsi="Calibri" w:eastAsia="ＭＳ ゴシック" w:cs="" w:asciiTheme="majorHAnsi" w:cstheme="majorBidi" w:eastAsiaTheme="majorEastAsia" w:hAnsiTheme="majorHAnsi"/>
+      <w:rFonts w:ascii="Calibri" w:hAnsi="Calibri" w:eastAsia="" w:cs="" w:asciiTheme="majorHAnsi" w:cstheme="majorBidi" w:eastAsiaTheme="majorEastAsia" w:hAnsiTheme="majorHAnsi"/>
       <w:color w:themeColor="accent1" w:themeShade="7f" w:val="243F60"/>
     </w:rPr>
   </w:style>
@@ -2909,7 +9464,7 @@
     <w:qFormat/>
     <w:rsid w:val="00fc693f"/>
     <w:rPr>
-      <w:rFonts w:ascii="Calibri" w:hAnsi="Calibri" w:eastAsia="ＭＳ ゴシック" w:cs="" w:asciiTheme="majorHAnsi" w:cstheme="majorBidi" w:eastAsiaTheme="majorEastAsia" w:hAnsiTheme="majorHAnsi"/>
+      <w:rFonts w:ascii="Calibri" w:hAnsi="Calibri" w:eastAsia="" w:cs="" w:asciiTheme="majorHAnsi" w:cstheme="majorBidi" w:eastAsiaTheme="majorEastAsia" w:hAnsiTheme="majorHAnsi"/>
       <w:i/>
       <w:iCs/>
       <w:color w:themeColor="accent1" w:themeShade="7f" w:val="243F60"/>
@@ -2923,7 +9478,7 @@
     <w:qFormat/>
     <w:rsid w:val="00fc693f"/>
     <w:rPr>
-      <w:rFonts w:ascii="Calibri" w:hAnsi="Calibri" w:eastAsia="ＭＳ ゴシック" w:cs="" w:asciiTheme="majorHAnsi" w:cstheme="majorBidi" w:eastAsiaTheme="majorEastAsia" w:hAnsiTheme="majorHAnsi"/>
+      <w:rFonts w:ascii="Calibri" w:hAnsi="Calibri" w:eastAsia="" w:cs="" w:asciiTheme="majorHAnsi" w:cstheme="majorBidi" w:eastAsiaTheme="majorEastAsia" w:hAnsiTheme="majorHAnsi"/>
       <w:i/>
       <w:iCs/>
       <w:color w:themeColor="text1" w:themeTint="bf" w:val="404040"/>
@@ -2937,7 +9492,7 @@
     <w:qFormat/>
     <w:rsid w:val="00fc693f"/>
     <w:rPr>
-      <w:rFonts w:ascii="Calibri" w:hAnsi="Calibri" w:eastAsia="ＭＳ ゴシック" w:cs="" w:asciiTheme="majorHAnsi" w:cstheme="majorBidi" w:eastAsiaTheme="majorEastAsia" w:hAnsiTheme="majorHAnsi"/>
+      <w:rFonts w:ascii="Calibri" w:hAnsi="Calibri" w:eastAsia="" w:cs="" w:asciiTheme="majorHAnsi" w:cstheme="majorBidi" w:eastAsiaTheme="majorEastAsia" w:hAnsiTheme="majorHAnsi"/>
       <w:color w:themeColor="accent1" w:val="4F81BD"/>
       <w:sz w:val="20"/>
       <w:szCs w:val="20"/>
@@ -2951,7 +9506,7 @@
     <w:qFormat/>
     <w:rsid w:val="00fc693f"/>
     <w:rPr>
-      <w:rFonts w:ascii="Calibri" w:hAnsi="Calibri" w:eastAsia="ＭＳ ゴシック" w:cs="" w:asciiTheme="majorHAnsi" w:cstheme="majorBidi" w:eastAsiaTheme="majorEastAsia" w:hAnsiTheme="majorHAnsi"/>
+      <w:rFonts w:ascii="Calibri" w:hAnsi="Calibri" w:eastAsia="" w:cs="" w:asciiTheme="majorHAnsi" w:cstheme="majorBidi" w:eastAsiaTheme="majorEastAsia" w:hAnsiTheme="majorHAnsi"/>
       <w:i/>
       <w:iCs/>
       <w:color w:themeColor="text1" w:themeTint="bf" w:val="404040"/>
@@ -3062,11 +9617,30 @@
       <w:spacing w:val="5"/>
     </w:rPr>
   </w:style>
+  <w:style w:type="character" w:styleId="Bolosuser">
+    <w:name w:val="Bolos (user)"/>
+    <w:qFormat/>
+    <w:rPr>
+      <w:rFonts w:ascii="OpenSymbol" w:hAnsi="OpenSymbol" w:eastAsia="OpenSymbol" w:cs="OpenSymbol"/>
+    </w:rPr>
+  </w:style>
+  <w:style w:type="character" w:styleId="Smbolosdenumeracin">
+    <w:name w:val="Símbolos de numeración"/>
+    <w:qFormat/>
+    <w:rPr/>
+  </w:style>
   <w:style w:type="character" w:styleId="Bolos">
     <w:name w:val="Bolos"/>
     <w:qFormat/>
     <w:rPr>
       <w:rFonts w:ascii="OpenSymbol" w:hAnsi="OpenSymbol" w:eastAsia="OpenSymbol" w:cs="OpenSymbol"/>
+    </w:rPr>
+  </w:style>
+  <w:style w:type="character" w:styleId="Textooriginal">
+    <w:name w:val="Texto original"/>
+    <w:qFormat/>
+    <w:rPr>
+      <w:rFonts w:ascii="Liberation Mono" w:hAnsi="Liberation Mono" w:eastAsia="Liberation Mono" w:cs="Liberation Mono"/>
     </w:rPr>
   </w:style>
   <w:style w:type="paragraph" w:styleId="Ttulo">
@@ -3140,6 +9714,39 @@
       <w:rFonts w:cs="Arial Unicode MS"/>
     </w:rPr>
   </w:style>
+  <w:style w:type="paragraph" w:styleId="Ttulouser">
+    <w:name w:val="Título (user)"/>
+    <w:basedOn w:val="Normal"/>
+    <w:next w:val="BodyText"/>
+    <w:qFormat/>
+    <w:pPr>
+      <w:keepNext w:val="true"/>
+      <w:spacing w:before="240" w:after="120"/>
+    </w:pPr>
+    <w:rPr>
+      <w:rFonts w:ascii="Liberation Sans" w:hAnsi="Liberation Sans" w:eastAsia="Arial Unicode MS" w:cs="Arial Unicode MS"/>
+      <w:sz w:val="28"/>
+      <w:szCs w:val="28"/>
+    </w:rPr>
+  </w:style>
+  <w:style w:type="paragraph" w:styleId="ndiceuser">
+    <w:name w:val="Índice (user)"/>
+    <w:basedOn w:val="Normal"/>
+    <w:qFormat/>
+    <w:pPr>
+      <w:suppressLineNumbers/>
+    </w:pPr>
+    <w:rPr>
+      <w:rFonts w:cs="Arial Unicode MS"/>
+    </w:rPr>
+  </w:style>
+  <w:style w:type="paragraph" w:styleId="Cabeceraypieuser">
+    <w:name w:val="Cabecera y pie (user)"/>
+    <w:basedOn w:val="Normal"/>
+    <w:qFormat/>
+    <w:pPr/>
+    <w:rPr/>
+  </w:style>
   <w:style w:type="paragraph" w:styleId="Cabeceraypie">
     <w:name w:val="Cabecera y pie"/>
     <w:basedOn w:val="Normal"/>
@@ -3188,12 +9795,13 @@
     <w:rsid w:val="00fc693f"/>
     <w:pPr>
       <w:widowControl/>
+      <w:suppressAutoHyphens w:val="true"/>
       <w:bidi w:val="0"/>
       <w:spacing w:lineRule="auto" w:line="240" w:before="0" w:after="0"/>
       <w:jc w:val="left"/>
     </w:pPr>
     <w:rPr>
-      <w:rFonts w:ascii="Cambria" w:hAnsi="Cambria" w:eastAsia="ＭＳ 明朝" w:cs="" w:asciiTheme="minorHAnsi" w:cstheme="minorBidi" w:eastAsiaTheme="minorEastAsia" w:hAnsiTheme="minorHAnsi"/>
+      <w:rFonts w:ascii="Cambria" w:hAnsi="Cambria" w:eastAsia="" w:cs="" w:asciiTheme="minorHAnsi" w:cstheme="minorBidi" w:eastAsiaTheme="minorEastAsia" w:hAnsiTheme="minorHAnsi"/>
       <w:color w:val="auto"/>
       <w:kern w:val="0"/>
       <w:sz w:val="22"/>
@@ -3217,7 +9825,7 @@
       <w:contextualSpacing/>
     </w:pPr>
     <w:rPr>
-      <w:rFonts w:ascii="Calibri" w:hAnsi="Calibri" w:eastAsia="ＭＳ ゴシック" w:cs="" w:asciiTheme="majorHAnsi" w:cstheme="majorBidi" w:eastAsiaTheme="majorEastAsia" w:hAnsiTheme="majorHAnsi"/>
+      <w:rFonts w:ascii="Calibri" w:hAnsi="Calibri" w:eastAsia="" w:cs="" w:asciiTheme="majorHAnsi" w:cstheme="majorBidi" w:eastAsiaTheme="majorEastAsia" w:hAnsiTheme="majorHAnsi"/>
       <w:color w:themeColor="text2" w:themeShade="bf" w:val="17365D"/>
       <w:spacing w:val="5"/>
       <w:kern w:val="2"/>
@@ -3235,7 +9843,7 @@
     <w:rsid w:val="00fc693f"/>
     <w:pPr/>
     <w:rPr>
-      <w:rFonts w:ascii="Calibri" w:hAnsi="Calibri" w:eastAsia="ＭＳ ゴシック" w:cs="" w:asciiTheme="majorHAnsi" w:cstheme="majorBidi" w:eastAsiaTheme="majorEastAsia" w:hAnsiTheme="majorHAnsi"/>
+      <w:rFonts w:ascii="Calibri" w:hAnsi="Calibri" w:eastAsia="" w:cs="" w:asciiTheme="majorHAnsi" w:cstheme="majorBidi" w:eastAsiaTheme="majorEastAsia" w:hAnsiTheme="majorHAnsi"/>
       <w:i/>
       <w:iCs/>
       <w:color w:themeColor="accent1" w:val="4F81BD"/>
@@ -3468,12 +10076,13 @@
         <w:tab w:val="left" w:pos="3456" w:leader="none"/>
         <w:tab w:val="left" w:pos="4032" w:leader="none"/>
       </w:tabs>
+      <w:suppressAutoHyphens w:val="true"/>
       <w:bidi w:val="0"/>
       <w:spacing w:lineRule="auto" w:line="276" w:before="0" w:after="200"/>
       <w:jc w:val="left"/>
     </w:pPr>
     <w:rPr>
-      <w:rFonts w:ascii="Courier" w:hAnsi="Courier" w:eastAsia="ＭＳ 明朝" w:cs="" w:cstheme="minorBidi" w:eastAsiaTheme="minorEastAsia"/>
+      <w:rFonts w:ascii="Courier" w:hAnsi="Courier" w:eastAsia="" w:cs="" w:cstheme="minorBidi" w:eastAsiaTheme="minorEastAsia"/>
       <w:color w:val="auto"/>
       <w:kern w:val="0"/>
       <w:sz w:val="20"/>
@@ -3521,7 +10130,7 @@
   </w:style>
   <w:style w:type="paragraph" w:styleId="IndexHeading">
     <w:name w:val="index heading"/>
-    <w:basedOn w:val="Ttulo"/>
+    <w:basedOn w:val="Ttulouser"/>
     <w:pPr/>
     <w:rPr/>
   </w:style>
@@ -3539,8 +10148,21 @@
     </w:pPr>
     <w:rPr/>
   </w:style>
-  <w:style w:type="numbering" w:styleId="Ningunalista" w:default="1">
-    <w:name w:val="Ninguna lista"/>
+  <w:style w:type="paragraph" w:styleId="Textopreformateado">
+    <w:name w:val="Texto preformateado"/>
+    <w:basedOn w:val="Normal"/>
+    <w:qFormat/>
+    <w:pPr>
+      <w:spacing w:before="0" w:after="0"/>
+    </w:pPr>
+    <w:rPr>
+      <w:rFonts w:ascii="Liberation Mono" w:hAnsi="Liberation Mono" w:eastAsia="Liberation Mono" w:cs="Liberation Mono"/>
+      <w:sz w:val="20"/>
+      <w:szCs w:val="20"/>
+    </w:rPr>
+  </w:style>
+  <w:style w:type="numbering" w:styleId="Ningunalistauser" w:default="1">
+    <w:name w:val="Ninguna lista (user)"/>
     <w:uiPriority w:val="99"/>
     <w:semiHidden/>
     <w:unhideWhenUsed/>
@@ -6671,7 +13293,6 @@
       <w:pPr>
         <w:spacing w:before="0" w:after="0" w:line="240" w:lineRule="auto"/>
       </w:pPr>
-      <w:rPr/>
       <w:tblPr/>
       <w:tcPr>
         <w:tcBorders>
@@ -6817,7 +13438,6 @@
       <w:pPr>
         <w:spacing w:before="0" w:after="0" w:line="240" w:lineRule="auto"/>
       </w:pPr>
-      <w:rPr/>
       <w:tblPr/>
       <w:tcPr>
         <w:tcBorders>
@@ -6963,7 +13583,6 @@
       <w:pPr>
         <w:spacing w:before="0" w:after="0" w:line="240" w:lineRule="auto"/>
       </w:pPr>
-      <w:rPr/>
       <w:tblPr/>
       <w:tcPr>
         <w:tcBorders>
@@ -7109,7 +13728,6 @@
       <w:pPr>
         <w:spacing w:before="0" w:after="0" w:line="240" w:lineRule="auto"/>
       </w:pPr>
-      <w:rPr/>
       <w:tblPr/>
       <w:tcPr>
         <w:tcBorders>
@@ -7255,7 +13873,6 @@
       <w:pPr>
         <w:spacing w:before="0" w:after="0" w:line="240" w:lineRule="auto"/>
       </w:pPr>
-      <w:rPr/>
       <w:tblPr/>
       <w:tcPr>
         <w:tcBorders>
@@ -7401,7 +14018,6 @@
       <w:pPr>
         <w:spacing w:before="0" w:after="0" w:line="240" w:lineRule="auto"/>
       </w:pPr>
-      <w:rPr/>
       <w:tblPr/>
       <w:tcPr>
         <w:tcBorders>
@@ -7547,7 +14163,6 @@
       <w:pPr>
         <w:spacing w:before="0" w:after="0" w:line="240" w:lineRule="auto"/>
       </w:pPr>
-      <w:rPr/>
       <w:tblPr/>
       <w:tcPr>
         <w:tcBorders>
